--- a/SmartPark_Student_Report.docx
+++ b/SmartPark_Student_Report.docx
@@ -107,12 +107,6 @@
         <w:gridCol w:w="8860"/>
       </w:tblGrid>
       <w:tr>
-        <w:tblPrEx>
-          <w:tblCellMar>
-            <w:top w:w="0" w:type="dxa"/>
-            <w:bottom w:w="0" w:type="dxa"/>
-          </w:tblCellMar>
-        </w:tblPrEx>
         <w:tc>
           <w:tcPr>
             <w:tcW w:w="500" w:type="dxa"/>
@@ -178,12 +172,6 @@
         </w:tc>
       </w:tr>
       <w:tr>
-        <w:tblPrEx>
-          <w:tblCellMar>
-            <w:top w:w="0" w:type="dxa"/>
-            <w:bottom w:w="0" w:type="dxa"/>
-          </w:tblCellMar>
-        </w:tblPrEx>
         <w:tc>
           <w:tcPr>
             <w:tcW w:w="500" w:type="dxa"/>
@@ -266,27 +254,7 @@
           <w:sz w:val="22"/>
           <w:szCs w:val="22"/>
         </w:rPr>
-        <w:t>⚠</w:t>
-      </w:r>
-      <w:r>
-        <w:rPr>
-          <w:b/>
-          <w:bCs/>
-          <w:color w:val="CC0000"/>
-          <w:sz w:val="22"/>
-          <w:szCs w:val="22"/>
-        </w:rPr>
-        <w:t>️</w:t>
-      </w:r>
-      <w:r>
-        <w:rPr>
-          <w:b/>
-          <w:bCs/>
-          <w:color w:val="CC0000"/>
-          <w:sz w:val="22"/>
-          <w:szCs w:val="22"/>
-        </w:rPr>
-        <w:t xml:space="preserve"> Fill in every section. Incomplete sections will lose marks.</w:t>
+        <w:t>⚠️ Fill in every section. Incomplete sections will lose marks.</w:t>
       </w:r>
     </w:p>
     <w:p>
@@ -336,12 +304,6 @@
         <w:gridCol w:w="6360"/>
       </w:tblGrid>
       <w:tr>
-        <w:tblPrEx>
-          <w:tblCellMar>
-            <w:top w:w="0" w:type="dxa"/>
-            <w:bottom w:w="0" w:type="dxa"/>
-          </w:tblCellMar>
-        </w:tblPrEx>
         <w:tc>
           <w:tcPr>
             <w:tcW w:w="3000" w:type="dxa"/>
@@ -422,12 +384,6 @@
         </w:tc>
       </w:tr>
       <w:tr>
-        <w:tblPrEx>
-          <w:tblCellMar>
-            <w:top w:w="0" w:type="dxa"/>
-            <w:bottom w:w="0" w:type="dxa"/>
-          </w:tblCellMar>
-        </w:tblPrEx>
         <w:tc>
           <w:tcPr>
             <w:tcW w:w="3000" w:type="dxa"/>
@@ -498,12 +454,6 @@
         </w:tc>
       </w:tr>
       <w:tr>
-        <w:tblPrEx>
-          <w:tblCellMar>
-            <w:top w:w="0" w:type="dxa"/>
-            <w:bottom w:w="0" w:type="dxa"/>
-          </w:tblCellMar>
-        </w:tblPrEx>
         <w:tc>
           <w:tcPr>
             <w:tcW w:w="3000" w:type="dxa"/>
@@ -554,6 +504,26 @@
             <w:pPr>
               <w:spacing w:before="40" w:after="40"/>
             </w:pPr>
+            <w:hyperlink r:id="rId10" w:history="1">
+              <w:r>
+                <w:rPr>
+                  <w:rStyle w:val="Hyperlink"/>
+                </w:rPr>
+                <w:t>https://github.com/untamed-maple/automate_te</w:t>
+              </w:r>
+              <w:r>
+                <w:rPr>
+                  <w:rStyle w:val="Hyperlink"/>
+                </w:rPr>
+                <w:t>s</w:t>
+              </w:r>
+              <w:r>
+                <w:rPr>
+                  <w:rStyle w:val="Hyperlink"/>
+                </w:rPr>
+                <w:t>t_assignment</w:t>
+              </w:r>
+            </w:hyperlink>
             <w:r>
               <w:rPr>
                 <w:color w:val="000000"/>
@@ -624,10 +594,7 @@
         <w:spacing w:before="60" w:after="120" w:line="276" w:lineRule="auto"/>
       </w:pPr>
       <w:r>
-        <w:t>📝</w:t>
-      </w:r>
-      <w:r>
-        <w:t xml:space="preserve"> </w:t>
+        <w:t xml:space="preserve">📝 </w:t>
       </w:r>
       <w:r>
         <w:rPr>
@@ -666,12 +633,6 @@
         <w:gridCol w:w="1247"/>
       </w:tblGrid>
       <w:tr>
-        <w:tblPrEx>
-          <w:tblCellMar>
-            <w:top w:w="0" w:type="dxa"/>
-            <w:bottom w:w="0" w:type="dxa"/>
-          </w:tblCellMar>
-        </w:tblPrEx>
         <w:tc>
           <w:tcPr>
             <w:tcW w:w="459" w:type="dxa"/>
@@ -914,12 +875,6 @@
         </w:tc>
       </w:tr>
       <w:tr>
-        <w:tblPrEx>
-          <w:tblCellMar>
-            <w:top w:w="0" w:type="dxa"/>
-            <w:bottom w:w="0" w:type="dxa"/>
-          </w:tblCellMar>
-        </w:tblPrEx>
         <w:tc>
           <w:tcPr>
             <w:tcW w:w="459" w:type="dxa"/>
@@ -1162,12 +1117,6 @@
         </w:tc>
       </w:tr>
       <w:tr>
-        <w:tblPrEx>
-          <w:tblCellMar>
-            <w:top w:w="0" w:type="dxa"/>
-            <w:bottom w:w="0" w:type="dxa"/>
-          </w:tblCellMar>
-        </w:tblPrEx>
         <w:tc>
           <w:tcPr>
             <w:tcW w:w="459" w:type="dxa"/>
@@ -1410,12 +1359,6 @@
         </w:tc>
       </w:tr>
       <w:tr>
-        <w:tblPrEx>
-          <w:tblCellMar>
-            <w:top w:w="0" w:type="dxa"/>
-            <w:bottom w:w="0" w:type="dxa"/>
-          </w:tblCellMar>
-        </w:tblPrEx>
         <w:tc>
           <w:tcPr>
             <w:tcW w:w="459" w:type="dxa"/>
@@ -1765,12 +1708,6 @@
         </w:tc>
       </w:tr>
       <w:tr>
-        <w:tblPrEx>
-          <w:tblCellMar>
-            <w:top w:w="0" w:type="dxa"/>
-            <w:bottom w:w="0" w:type="dxa"/>
-          </w:tblCellMar>
-        </w:tblPrEx>
         <w:tc>
           <w:tcPr>
             <w:tcW w:w="459" w:type="dxa"/>
@@ -2085,12 +2022,6 @@
         </w:tc>
       </w:tr>
       <w:tr>
-        <w:tblPrEx>
-          <w:tblCellMar>
-            <w:top w:w="0" w:type="dxa"/>
-            <w:bottom w:w="0" w:type="dxa"/>
-          </w:tblCellMar>
-        </w:tblPrEx>
         <w:tc>
           <w:tcPr>
             <w:tcW w:w="459" w:type="dxa"/>
@@ -2381,12 +2312,6 @@
         </w:tc>
       </w:tr>
       <w:tr>
-        <w:tblPrEx>
-          <w:tblCellMar>
-            <w:top w:w="0" w:type="dxa"/>
-            <w:bottom w:w="0" w:type="dxa"/>
-          </w:tblCellMar>
-        </w:tblPrEx>
         <w:tc>
           <w:tcPr>
             <w:tcW w:w="459" w:type="dxa"/>
@@ -2677,12 +2602,6 @@
         </w:tc>
       </w:tr>
       <w:tr>
-        <w:tblPrEx>
-          <w:tblCellMar>
-            <w:top w:w="0" w:type="dxa"/>
-            <w:bottom w:w="0" w:type="dxa"/>
-          </w:tblCellMar>
-        </w:tblPrEx>
         <w:tc>
           <w:tcPr>
             <w:tcW w:w="459" w:type="dxa"/>
@@ -2973,12 +2892,6 @@
         </w:tc>
       </w:tr>
       <w:tr>
-        <w:tblPrEx>
-          <w:tblCellMar>
-            <w:top w:w="0" w:type="dxa"/>
-            <w:bottom w:w="0" w:type="dxa"/>
-          </w:tblCellMar>
-        </w:tblPrEx>
         <w:tc>
           <w:tcPr>
             <w:tcW w:w="459" w:type="dxa"/>
@@ -3269,12 +3182,6 @@
         </w:tc>
       </w:tr>
       <w:tr>
-        <w:tblPrEx>
-          <w:tblCellMar>
-            <w:top w:w="0" w:type="dxa"/>
-            <w:bottom w:w="0" w:type="dxa"/>
-          </w:tblCellMar>
-        </w:tblPrEx>
         <w:tc>
           <w:tcPr>
             <w:tcW w:w="459" w:type="dxa"/>
@@ -3565,12 +3472,6 @@
         </w:tc>
       </w:tr>
       <w:tr>
-        <w:tblPrEx>
-          <w:tblCellMar>
-            <w:top w:w="0" w:type="dxa"/>
-            <w:bottom w:w="0" w:type="dxa"/>
-          </w:tblCellMar>
-        </w:tblPrEx>
         <w:tc>
           <w:tcPr>
             <w:tcW w:w="459" w:type="dxa"/>
@@ -3820,6 +3721,586 @@
                 <w:szCs w:val="18"/>
               </w:rPr>
               <w:t>3000 KHR</w:t>
+            </w:r>
+          </w:p>
+        </w:tc>
+        <w:tc>
+          <w:tcPr>
+            <w:tcW w:w="1247" w:type="dxa"/>
+            <w:tcBorders>
+              <w:top w:val="single" w:sz="1" w:space="0" w:color="999999"/>
+              <w:left w:val="single" w:sz="1" w:space="0" w:color="999999"/>
+              <w:bottom w:val="single" w:sz="1" w:space="0" w:color="999999"/>
+              <w:right w:val="single" w:sz="1" w:space="0" w:color="999999"/>
+            </w:tcBorders>
+            <w:shd w:val="clear" w:color="auto" w:fill="FFFDE7"/>
+            <w:tcMar>
+              <w:top w:w="60" w:type="dxa"/>
+              <w:left w:w="100" w:type="dxa"/>
+              <w:bottom w:w="60" w:type="dxa"/>
+              <w:right w:w="100" w:type="dxa"/>
+            </w:tcMar>
+          </w:tcPr>
+          <w:p>
+            <w:pPr>
+              <w:spacing w:before="40" w:after="40"/>
+              <w:rPr>
+                <w:color w:val="000000"/>
+                <w:sz w:val="18"/>
+                <w:szCs w:val="18"/>
+              </w:rPr>
+            </w:pPr>
+            <w:r>
+              <w:rPr>
+                <w:color w:val="000000"/>
+                <w:sz w:val="18"/>
+                <w:szCs w:val="18"/>
+              </w:rPr>
+              <w:t>Unit test</w:t>
+            </w:r>
+          </w:p>
+        </w:tc>
+      </w:tr>
+      <w:tr>
+        <w:tc>
+          <w:tcPr>
+            <w:tcW w:w="459" w:type="dxa"/>
+            <w:tcBorders>
+              <w:top w:val="single" w:sz="1" w:space="0" w:color="999999"/>
+              <w:left w:val="single" w:sz="1" w:space="0" w:color="999999"/>
+              <w:bottom w:val="single" w:sz="1" w:space="0" w:color="999999"/>
+              <w:right w:val="single" w:sz="1" w:space="0" w:color="999999"/>
+            </w:tcBorders>
+            <w:shd w:val="clear" w:color="auto" w:fill="FFFDE7"/>
+            <w:tcMar>
+              <w:top w:w="60" w:type="dxa"/>
+              <w:left w:w="100" w:type="dxa"/>
+              <w:bottom w:w="60" w:type="dxa"/>
+              <w:right w:w="100" w:type="dxa"/>
+            </w:tcMar>
+          </w:tcPr>
+          <w:p>
+            <w:pPr>
+              <w:spacing w:before="40" w:after="40"/>
+              <w:rPr>
+                <w:color w:val="000000"/>
+                <w:sz w:val="18"/>
+                <w:szCs w:val="18"/>
+              </w:rPr>
+            </w:pPr>
+            <w:r>
+              <w:rPr>
+                <w:color w:val="000000"/>
+                <w:sz w:val="18"/>
+                <w:szCs w:val="18"/>
+              </w:rPr>
+              <w:t>11</w:t>
+            </w:r>
+          </w:p>
+        </w:tc>
+        <w:tc>
+          <w:tcPr>
+            <w:tcW w:w="1532" w:type="dxa"/>
+            <w:tcBorders>
+              <w:top w:val="single" w:sz="1" w:space="0" w:color="999999"/>
+              <w:left w:val="single" w:sz="1" w:space="0" w:color="999999"/>
+              <w:bottom w:val="single" w:sz="1" w:space="0" w:color="999999"/>
+              <w:right w:val="single" w:sz="1" w:space="0" w:color="999999"/>
+            </w:tcBorders>
+            <w:shd w:val="clear" w:color="auto" w:fill="FFFDE7"/>
+            <w:tcMar>
+              <w:top w:w="60" w:type="dxa"/>
+              <w:left w:w="100" w:type="dxa"/>
+              <w:bottom w:w="60" w:type="dxa"/>
+              <w:right w:w="100" w:type="dxa"/>
+            </w:tcMar>
+          </w:tcPr>
+          <w:p>
+            <w:pPr>
+              <w:spacing w:before="40" w:after="40"/>
+              <w:rPr>
+                <w:color w:val="000000"/>
+                <w:sz w:val="18"/>
+                <w:szCs w:val="18"/>
+              </w:rPr>
+            </w:pPr>
+            <w:r>
+              <w:rPr>
+                <w:color w:val="000000"/>
+                <w:sz w:val="18"/>
+                <w:szCs w:val="18"/>
+              </w:rPr>
+              <w:t>Platinum membership discount applied</w:t>
+            </w:r>
+          </w:p>
+        </w:tc>
+        <w:tc>
+          <w:tcPr>
+            <w:tcW w:w="1094" w:type="dxa"/>
+            <w:tcBorders>
+              <w:top w:val="single" w:sz="1" w:space="0" w:color="999999"/>
+              <w:left w:val="single" w:sz="1" w:space="0" w:color="999999"/>
+              <w:bottom w:val="single" w:sz="1" w:space="0" w:color="999999"/>
+              <w:right w:val="single" w:sz="1" w:space="0" w:color="999999"/>
+            </w:tcBorders>
+            <w:shd w:val="clear" w:color="auto" w:fill="FFFDE7"/>
+            <w:tcMar>
+              <w:top w:w="60" w:type="dxa"/>
+              <w:left w:w="100" w:type="dxa"/>
+              <w:bottom w:w="60" w:type="dxa"/>
+              <w:right w:w="100" w:type="dxa"/>
+            </w:tcMar>
+          </w:tcPr>
+          <w:p>
+            <w:pPr>
+              <w:spacing w:before="40" w:after="40"/>
+              <w:rPr>
+                <w:color w:val="000000"/>
+                <w:sz w:val="18"/>
+                <w:szCs w:val="18"/>
+              </w:rPr>
+            </w:pPr>
+            <w:r>
+              <w:rPr>
+                <w:color w:val="000000"/>
+                <w:sz w:val="18"/>
+                <w:szCs w:val="18"/>
+              </w:rPr>
+              <w:t>car</w:t>
+            </w:r>
+          </w:p>
+        </w:tc>
+        <w:tc>
+          <w:tcPr>
+            <w:tcW w:w="1037" w:type="dxa"/>
+            <w:tcBorders>
+              <w:top w:val="single" w:sz="1" w:space="0" w:color="999999"/>
+              <w:left w:val="single" w:sz="1" w:space="0" w:color="999999"/>
+              <w:bottom w:val="single" w:sz="1" w:space="0" w:color="999999"/>
+              <w:right w:val="single" w:sz="1" w:space="0" w:color="999999"/>
+            </w:tcBorders>
+            <w:shd w:val="clear" w:color="auto" w:fill="FFFDE7"/>
+            <w:tcMar>
+              <w:top w:w="60" w:type="dxa"/>
+              <w:left w:w="100" w:type="dxa"/>
+              <w:bottom w:w="60" w:type="dxa"/>
+              <w:right w:w="100" w:type="dxa"/>
+            </w:tcMar>
+          </w:tcPr>
+          <w:p>
+            <w:pPr>
+              <w:spacing w:before="40" w:after="40"/>
+              <w:rPr>
+                <w:color w:val="000000"/>
+                <w:sz w:val="18"/>
+                <w:szCs w:val="18"/>
+              </w:rPr>
+            </w:pPr>
+            <w:r>
+              <w:rPr>
+                <w:color w:val="000000"/>
+                <w:sz w:val="18"/>
+                <w:szCs w:val="18"/>
+              </w:rPr>
+              <w:t>2h</w:t>
+            </w:r>
+          </w:p>
+        </w:tc>
+        <w:tc>
+          <w:tcPr>
+            <w:tcW w:w="1365" w:type="dxa"/>
+            <w:tcBorders>
+              <w:top w:val="single" w:sz="1" w:space="0" w:color="999999"/>
+              <w:left w:val="single" w:sz="1" w:space="0" w:color="999999"/>
+              <w:bottom w:val="single" w:sz="1" w:space="0" w:color="999999"/>
+              <w:right w:val="single" w:sz="1" w:space="0" w:color="999999"/>
+            </w:tcBorders>
+            <w:shd w:val="clear" w:color="auto" w:fill="FFFDE7"/>
+            <w:tcMar>
+              <w:top w:w="60" w:type="dxa"/>
+              <w:left w:w="100" w:type="dxa"/>
+              <w:bottom w:w="60" w:type="dxa"/>
+              <w:right w:w="100" w:type="dxa"/>
+            </w:tcMar>
+          </w:tcPr>
+          <w:p>
+            <w:pPr>
+              <w:spacing w:before="40" w:after="40"/>
+              <w:rPr>
+                <w:color w:val="000000"/>
+                <w:sz w:val="18"/>
+                <w:szCs w:val="18"/>
+              </w:rPr>
+            </w:pPr>
+            <w:r>
+              <w:rPr>
+                <w:color w:val="000000"/>
+                <w:sz w:val="18"/>
+                <w:szCs w:val="18"/>
+              </w:rPr>
+              <w:t>platinum</w:t>
+            </w:r>
+          </w:p>
+        </w:tc>
+        <w:tc>
+          <w:tcPr>
+            <w:tcW w:w="1532" w:type="dxa"/>
+            <w:tcBorders>
+              <w:top w:val="single" w:sz="1" w:space="0" w:color="999999"/>
+              <w:left w:val="single" w:sz="1" w:space="0" w:color="999999"/>
+              <w:bottom w:val="single" w:sz="1" w:space="0" w:color="999999"/>
+              <w:right w:val="single" w:sz="1" w:space="0" w:color="999999"/>
+            </w:tcBorders>
+            <w:shd w:val="clear" w:color="auto" w:fill="FFFDE7"/>
+            <w:tcMar>
+              <w:top w:w="60" w:type="dxa"/>
+              <w:left w:w="100" w:type="dxa"/>
+              <w:bottom w:w="60" w:type="dxa"/>
+              <w:right w:w="100" w:type="dxa"/>
+            </w:tcMar>
+          </w:tcPr>
+          <w:p>
+            <w:pPr>
+              <w:spacing w:before="40" w:after="40"/>
+              <w:rPr>
+                <w:color w:val="000000"/>
+                <w:sz w:val="18"/>
+                <w:szCs w:val="18"/>
+              </w:rPr>
+            </w:pPr>
+            <w:r>
+              <w:rPr>
+                <w:color w:val="000000"/>
+                <w:sz w:val="18"/>
+                <w:szCs w:val="18"/>
+              </w:rPr>
+              <w:t>none</w:t>
+            </w:r>
+          </w:p>
+        </w:tc>
+        <w:tc>
+          <w:tcPr>
+            <w:tcW w:w="1094" w:type="dxa"/>
+            <w:tcBorders>
+              <w:top w:val="single" w:sz="1" w:space="0" w:color="999999"/>
+              <w:left w:val="single" w:sz="1" w:space="0" w:color="999999"/>
+              <w:bottom w:val="single" w:sz="1" w:space="0" w:color="999999"/>
+              <w:right w:val="single" w:sz="1" w:space="0" w:color="999999"/>
+            </w:tcBorders>
+            <w:shd w:val="clear" w:color="auto" w:fill="FFFDE7"/>
+            <w:tcMar>
+              <w:top w:w="60" w:type="dxa"/>
+              <w:left w:w="100" w:type="dxa"/>
+              <w:bottom w:w="60" w:type="dxa"/>
+              <w:right w:w="100" w:type="dxa"/>
+            </w:tcMar>
+          </w:tcPr>
+          <w:p>
+            <w:pPr>
+              <w:spacing w:before="40" w:after="40"/>
+              <w:rPr>
+                <w:color w:val="000000"/>
+                <w:sz w:val="18"/>
+                <w:szCs w:val="18"/>
+              </w:rPr>
+            </w:pPr>
+            <w:r>
+              <w:rPr>
+                <w:color w:val="000000"/>
+                <w:sz w:val="18"/>
+                <w:szCs w:val="18"/>
+              </w:rPr>
+              <w:t>1200 KHR</w:t>
+            </w:r>
+          </w:p>
+        </w:tc>
+        <w:tc>
+          <w:tcPr>
+            <w:tcW w:w="1247" w:type="dxa"/>
+            <w:tcBorders>
+              <w:top w:val="single" w:sz="1" w:space="0" w:color="999999"/>
+              <w:left w:val="single" w:sz="1" w:space="0" w:color="999999"/>
+              <w:bottom w:val="single" w:sz="1" w:space="0" w:color="999999"/>
+              <w:right w:val="single" w:sz="1" w:space="0" w:color="999999"/>
+            </w:tcBorders>
+            <w:shd w:val="clear" w:color="auto" w:fill="FFFDE7"/>
+            <w:tcMar>
+              <w:top w:w="60" w:type="dxa"/>
+              <w:left w:w="100" w:type="dxa"/>
+              <w:bottom w:w="60" w:type="dxa"/>
+              <w:right w:w="100" w:type="dxa"/>
+            </w:tcMar>
+          </w:tcPr>
+          <w:p>
+            <w:pPr>
+              <w:spacing w:before="40" w:after="40"/>
+              <w:rPr>
+                <w:color w:val="000000"/>
+                <w:sz w:val="18"/>
+                <w:szCs w:val="18"/>
+              </w:rPr>
+            </w:pPr>
+            <w:r>
+              <w:rPr>
+                <w:color w:val="000000"/>
+                <w:sz w:val="18"/>
+                <w:szCs w:val="18"/>
+              </w:rPr>
+              <w:t>Unit test</w:t>
+            </w:r>
+          </w:p>
+        </w:tc>
+      </w:tr>
+      <w:tr>
+        <w:tc>
+          <w:tcPr>
+            <w:tcW w:w="459" w:type="dxa"/>
+            <w:tcBorders>
+              <w:top w:val="single" w:sz="1" w:space="0" w:color="999999"/>
+              <w:left w:val="single" w:sz="1" w:space="0" w:color="999999"/>
+              <w:bottom w:val="single" w:sz="1" w:space="0" w:color="999999"/>
+              <w:right w:val="single" w:sz="1" w:space="0" w:color="999999"/>
+            </w:tcBorders>
+            <w:shd w:val="clear" w:color="auto" w:fill="FFFDE7"/>
+            <w:tcMar>
+              <w:top w:w="60" w:type="dxa"/>
+              <w:left w:w="100" w:type="dxa"/>
+              <w:bottom w:w="60" w:type="dxa"/>
+              <w:right w:w="100" w:type="dxa"/>
+            </w:tcMar>
+          </w:tcPr>
+          <w:p>
+            <w:pPr>
+              <w:spacing w:before="40" w:after="40"/>
+              <w:rPr>
+                <w:color w:val="000000"/>
+                <w:sz w:val="18"/>
+                <w:szCs w:val="18"/>
+              </w:rPr>
+            </w:pPr>
+            <w:r>
+              <w:rPr>
+                <w:color w:val="000000"/>
+                <w:sz w:val="18"/>
+                <w:szCs w:val="18"/>
+              </w:rPr>
+              <w:t>12</w:t>
+            </w:r>
+          </w:p>
+        </w:tc>
+        <w:tc>
+          <w:tcPr>
+            <w:tcW w:w="1532" w:type="dxa"/>
+            <w:tcBorders>
+              <w:top w:val="single" w:sz="1" w:space="0" w:color="999999"/>
+              <w:left w:val="single" w:sz="1" w:space="0" w:color="999999"/>
+              <w:bottom w:val="single" w:sz="1" w:space="0" w:color="999999"/>
+              <w:right w:val="single" w:sz="1" w:space="0" w:color="999999"/>
+            </w:tcBorders>
+            <w:shd w:val="clear" w:color="auto" w:fill="FFFDE7"/>
+            <w:tcMar>
+              <w:top w:w="60" w:type="dxa"/>
+              <w:left w:w="100" w:type="dxa"/>
+              <w:bottom w:w="60" w:type="dxa"/>
+              <w:right w:w="100" w:type="dxa"/>
+            </w:tcMar>
+          </w:tcPr>
+          <w:p>
+            <w:pPr>
+              <w:spacing w:before="40" w:after="40"/>
+              <w:rPr>
+                <w:color w:val="000000"/>
+                <w:sz w:val="18"/>
+                <w:szCs w:val="18"/>
+              </w:rPr>
+            </w:pPr>
+            <w:r>
+              <w:rPr>
+                <w:color w:val="000000"/>
+                <w:sz w:val="18"/>
+                <w:szCs w:val="18"/>
+              </w:rPr>
+              <w:t>Lost ticket fee applied</w:t>
+            </w:r>
+          </w:p>
+        </w:tc>
+        <w:tc>
+          <w:tcPr>
+            <w:tcW w:w="1094" w:type="dxa"/>
+            <w:tcBorders>
+              <w:top w:val="single" w:sz="1" w:space="0" w:color="999999"/>
+              <w:left w:val="single" w:sz="1" w:space="0" w:color="999999"/>
+              <w:bottom w:val="single" w:sz="1" w:space="0" w:color="999999"/>
+              <w:right w:val="single" w:sz="1" w:space="0" w:color="999999"/>
+            </w:tcBorders>
+            <w:shd w:val="clear" w:color="auto" w:fill="FFFDE7"/>
+            <w:tcMar>
+              <w:top w:w="60" w:type="dxa"/>
+              <w:left w:w="100" w:type="dxa"/>
+              <w:bottom w:w="60" w:type="dxa"/>
+              <w:right w:w="100" w:type="dxa"/>
+            </w:tcMar>
+          </w:tcPr>
+          <w:p>
+            <w:pPr>
+              <w:spacing w:before="40" w:after="40"/>
+              <w:rPr>
+                <w:color w:val="000000"/>
+                <w:sz w:val="18"/>
+                <w:szCs w:val="18"/>
+              </w:rPr>
+            </w:pPr>
+            <w:r>
+              <w:rPr>
+                <w:color w:val="000000"/>
+                <w:sz w:val="18"/>
+                <w:szCs w:val="18"/>
+              </w:rPr>
+              <w:t>car</w:t>
+            </w:r>
+          </w:p>
+        </w:tc>
+        <w:tc>
+          <w:tcPr>
+            <w:tcW w:w="1037" w:type="dxa"/>
+            <w:tcBorders>
+              <w:top w:val="single" w:sz="1" w:space="0" w:color="999999"/>
+              <w:left w:val="single" w:sz="1" w:space="0" w:color="999999"/>
+              <w:bottom w:val="single" w:sz="1" w:space="0" w:color="999999"/>
+              <w:right w:val="single" w:sz="1" w:space="0" w:color="999999"/>
+            </w:tcBorders>
+            <w:shd w:val="clear" w:color="auto" w:fill="FFFDE7"/>
+            <w:tcMar>
+              <w:top w:w="60" w:type="dxa"/>
+              <w:left w:w="100" w:type="dxa"/>
+              <w:bottom w:w="60" w:type="dxa"/>
+              <w:right w:w="100" w:type="dxa"/>
+            </w:tcMar>
+          </w:tcPr>
+          <w:p>
+            <w:pPr>
+              <w:spacing w:before="40" w:after="40"/>
+              <w:rPr>
+                <w:color w:val="000000"/>
+                <w:sz w:val="18"/>
+                <w:szCs w:val="18"/>
+              </w:rPr>
+            </w:pPr>
+            <w:r>
+              <w:rPr>
+                <w:color w:val="000000"/>
+                <w:sz w:val="18"/>
+                <w:szCs w:val="18"/>
+              </w:rPr>
+              <w:t>2h</w:t>
+            </w:r>
+          </w:p>
+        </w:tc>
+        <w:tc>
+          <w:tcPr>
+            <w:tcW w:w="1365" w:type="dxa"/>
+            <w:tcBorders>
+              <w:top w:val="single" w:sz="1" w:space="0" w:color="999999"/>
+              <w:left w:val="single" w:sz="1" w:space="0" w:color="999999"/>
+              <w:bottom w:val="single" w:sz="1" w:space="0" w:color="999999"/>
+              <w:right w:val="single" w:sz="1" w:space="0" w:color="999999"/>
+            </w:tcBorders>
+            <w:shd w:val="clear" w:color="auto" w:fill="FFFDE7"/>
+            <w:tcMar>
+              <w:top w:w="60" w:type="dxa"/>
+              <w:left w:w="100" w:type="dxa"/>
+              <w:bottom w:w="60" w:type="dxa"/>
+              <w:right w:w="100" w:type="dxa"/>
+            </w:tcMar>
+          </w:tcPr>
+          <w:p>
+            <w:pPr>
+              <w:spacing w:before="40" w:after="40"/>
+              <w:rPr>
+                <w:color w:val="000000"/>
+                <w:sz w:val="18"/>
+                <w:szCs w:val="18"/>
+              </w:rPr>
+            </w:pPr>
+            <w:r>
+              <w:rPr>
+                <w:color w:val="000000"/>
+                <w:sz w:val="18"/>
+                <w:szCs w:val="18"/>
+              </w:rPr>
+              <w:t>guest</w:t>
+            </w:r>
+          </w:p>
+        </w:tc>
+        <w:tc>
+          <w:tcPr>
+            <w:tcW w:w="1532" w:type="dxa"/>
+            <w:tcBorders>
+              <w:top w:val="single" w:sz="1" w:space="0" w:color="999999"/>
+              <w:left w:val="single" w:sz="1" w:space="0" w:color="999999"/>
+              <w:bottom w:val="single" w:sz="1" w:space="0" w:color="999999"/>
+              <w:right w:val="single" w:sz="1" w:space="0" w:color="999999"/>
+            </w:tcBorders>
+            <w:shd w:val="clear" w:color="auto" w:fill="FFFDE7"/>
+            <w:tcMar>
+              <w:top w:w="60" w:type="dxa"/>
+              <w:left w:w="100" w:type="dxa"/>
+              <w:bottom w:w="60" w:type="dxa"/>
+              <w:right w:w="100" w:type="dxa"/>
+            </w:tcMar>
+          </w:tcPr>
+          <w:p>
+            <w:pPr>
+              <w:spacing w:before="40" w:after="40"/>
+              <w:rPr>
+                <w:color w:val="000000"/>
+                <w:sz w:val="18"/>
+                <w:szCs w:val="18"/>
+              </w:rPr>
+            </w:pPr>
+            <w:r>
+              <w:rPr>
+                <w:color w:val="000000"/>
+                <w:sz w:val="18"/>
+                <w:szCs w:val="18"/>
+              </w:rPr>
+              <w:t>Lost ticket</w:t>
+            </w:r>
+          </w:p>
+        </w:tc>
+        <w:tc>
+          <w:tcPr>
+            <w:tcW w:w="1094" w:type="dxa"/>
+            <w:tcBorders>
+              <w:top w:val="single" w:sz="1" w:space="0" w:color="999999"/>
+              <w:left w:val="single" w:sz="1" w:space="0" w:color="999999"/>
+              <w:bottom w:val="single" w:sz="1" w:space="0" w:color="999999"/>
+              <w:right w:val="single" w:sz="1" w:space="0" w:color="999999"/>
+            </w:tcBorders>
+            <w:shd w:val="clear" w:color="auto" w:fill="FFFDE7"/>
+            <w:tcMar>
+              <w:top w:w="60" w:type="dxa"/>
+              <w:left w:w="100" w:type="dxa"/>
+              <w:bottom w:w="60" w:type="dxa"/>
+              <w:right w:w="100" w:type="dxa"/>
+            </w:tcMar>
+          </w:tcPr>
+          <w:p>
+            <w:pPr>
+              <w:spacing w:before="40" w:after="40"/>
+              <w:rPr>
+                <w:color w:val="000000"/>
+                <w:sz w:val="18"/>
+                <w:szCs w:val="18"/>
+              </w:rPr>
+            </w:pPr>
+            <w:r>
+              <w:rPr>
+                <w:color w:val="000000"/>
+                <w:sz w:val="18"/>
+                <w:szCs w:val="18"/>
+              </w:rPr>
+              <w:t>Base + penalty</w:t>
             </w:r>
           </w:p>
         </w:tc>
@@ -3864,6 +4345,13 @@
     <w:p>
       <w:pPr>
         <w:spacing w:before="40" w:after="120" w:line="276" w:lineRule="auto"/>
+        <w:rPr>
+          <w:i/>
+          <w:iCs/>
+          <w:color w:val="999999"/>
+          <w:sz w:val="17"/>
+          <w:szCs w:val="17"/>
+        </w:rPr>
       </w:pPr>
       <w:r>
         <w:rPr>
@@ -3878,10 +4366,40 @@
     </w:p>
     <w:p>
       <w:pPr>
+        <w:spacing w:before="40" w:after="120" w:line="276" w:lineRule="auto"/>
+        <w:rPr>
+          <w:i/>
+          <w:iCs/>
+          <w:color w:val="999999"/>
+          <w:sz w:val="17"/>
+          <w:szCs w:val="17"/>
+        </w:rPr>
+      </w:pPr>
+    </w:p>
+    <w:p>
+      <w:pPr>
+        <w:spacing w:before="40" w:after="120" w:line="276" w:lineRule="auto"/>
+        <w:rPr>
+          <w:i/>
+          <w:iCs/>
+          <w:color w:val="999999"/>
+          <w:sz w:val="17"/>
+          <w:szCs w:val="17"/>
+        </w:rPr>
+      </w:pPr>
+    </w:p>
+    <w:p>
+      <w:pPr>
+        <w:spacing w:before="40" w:after="120" w:line="276" w:lineRule="auto"/>
+      </w:pPr>
+    </w:p>
+    <w:p>
+      <w:pPr>
         <w:pStyle w:val="Heading3"/>
       </w:pPr>
       <w:proofErr w:type="spellStart"/>
       <w:r>
+        <w:lastRenderedPageBreak/>
         <w:t>ParkingSessionManager</w:t>
       </w:r>
       <w:proofErr w:type="spellEnd"/>
@@ -3894,10 +4412,7 @@
         <w:spacing w:before="60" w:after="120" w:line="276" w:lineRule="auto"/>
       </w:pPr>
       <w:r>
-        <w:t>📝</w:t>
-      </w:r>
-      <w:r>
-        <w:t xml:space="preserve"> </w:t>
+        <w:t xml:space="preserve">📝 </w:t>
       </w:r>
       <w:r>
         <w:rPr>
@@ -3933,15 +4448,9 @@
         <w:gridCol w:w="2245"/>
       </w:tblGrid>
       <w:tr>
-        <w:tblPrEx>
-          <w:tblCellMar>
-            <w:top w:w="0" w:type="dxa"/>
-            <w:bottom w:w="0" w:type="dxa"/>
-          </w:tblCellMar>
-        </w:tblPrEx>
-        <w:tc>
-          <w:tcPr>
-            <w:tcW w:w="500" w:type="dxa"/>
+        <w:tc>
+          <w:tcPr>
+            <w:tcW w:w="498" w:type="dxa"/>
             <w:tcBorders>
               <w:top w:val="single" w:sz="1" w:space="0" w:color="999999"/>
               <w:left w:val="single" w:sz="1" w:space="0" w:color="999999"/>
@@ -3971,7 +4480,7 @@
         </w:tc>
         <w:tc>
           <w:tcPr>
-            <w:tcW w:w="1800" w:type="dxa"/>
+            <w:tcW w:w="1785" w:type="dxa"/>
             <w:tcBorders>
               <w:top w:val="single" w:sz="1" w:space="0" w:color="999999"/>
               <w:left w:val="single" w:sz="1" w:space="0" w:color="999999"/>
@@ -4001,7 +4510,7 @@
         </w:tc>
         <w:tc>
           <w:tcPr>
-            <w:tcW w:w="2600" w:type="dxa"/>
+            <w:tcW w:w="2649" w:type="dxa"/>
             <w:tcBorders>
               <w:top w:val="single" w:sz="1" w:space="0" w:color="999999"/>
               <w:left w:val="single" w:sz="1" w:space="0" w:color="999999"/>
@@ -4031,7 +4540,7 @@
         </w:tc>
         <w:tc>
           <w:tcPr>
-            <w:tcW w:w="2200" w:type="dxa"/>
+            <w:tcW w:w="2183" w:type="dxa"/>
             <w:tcBorders>
               <w:top w:val="single" w:sz="1" w:space="0" w:color="999999"/>
               <w:left w:val="single" w:sz="1" w:space="0" w:color="999999"/>
@@ -4061,7 +4570,7 @@
         </w:tc>
         <w:tc>
           <w:tcPr>
-            <w:tcW w:w="2260" w:type="dxa"/>
+            <w:tcW w:w="2245" w:type="dxa"/>
             <w:tcBorders>
               <w:top w:val="single" w:sz="1" w:space="0" w:color="999999"/>
               <w:left w:val="single" w:sz="1" w:space="0" w:color="999999"/>
@@ -4091,15 +4600,9 @@
         </w:tc>
       </w:tr>
       <w:tr>
-        <w:tblPrEx>
-          <w:tblCellMar>
-            <w:top w:w="0" w:type="dxa"/>
-            <w:bottom w:w="0" w:type="dxa"/>
-          </w:tblCellMar>
-        </w:tblPrEx>
-        <w:tc>
-          <w:tcPr>
-            <w:tcW w:w="500" w:type="dxa"/>
+        <w:tc>
+          <w:tcPr>
+            <w:tcW w:w="498" w:type="dxa"/>
             <w:tcBorders>
               <w:top w:val="single" w:sz="1" w:space="0" w:color="999999"/>
               <w:left w:val="single" w:sz="1" w:space="0" w:color="999999"/>
@@ -4129,7 +4632,7 @@
         </w:tc>
         <w:tc>
           <w:tcPr>
-            <w:tcW w:w="1800" w:type="dxa"/>
+            <w:tcW w:w="1785" w:type="dxa"/>
             <w:tcBorders>
               <w:top w:val="single" w:sz="1" w:space="0" w:color="999999"/>
               <w:left w:val="single" w:sz="1" w:space="0" w:color="999999"/>
@@ -4159,7 +4662,7 @@
         </w:tc>
         <w:tc>
           <w:tcPr>
-            <w:tcW w:w="2600" w:type="dxa"/>
+            <w:tcW w:w="2649" w:type="dxa"/>
             <w:tcBorders>
               <w:top w:val="single" w:sz="1" w:space="0" w:color="999999"/>
               <w:left w:val="single" w:sz="1" w:space="0" w:color="999999"/>
@@ -4201,7 +4704,7 @@
         </w:tc>
         <w:tc>
           <w:tcPr>
-            <w:tcW w:w="2200" w:type="dxa"/>
+            <w:tcW w:w="2183" w:type="dxa"/>
             <w:tcBorders>
               <w:top w:val="single" w:sz="1" w:space="0" w:color="999999"/>
               <w:left w:val="single" w:sz="1" w:space="0" w:color="999999"/>
@@ -4253,7 +4756,7 @@
         </w:tc>
         <w:tc>
           <w:tcPr>
-            <w:tcW w:w="2260" w:type="dxa"/>
+            <w:tcW w:w="2245" w:type="dxa"/>
             <w:tcBorders>
               <w:top w:val="single" w:sz="1" w:space="0" w:color="999999"/>
               <w:left w:val="single" w:sz="1" w:space="0" w:color="999999"/>
@@ -4283,328 +4786,702 @@
         </w:tc>
       </w:tr>
       <w:tr>
-        <w:tblPrEx>
-          <w:tblCellMar>
-            <w:top w:w="0" w:type="dxa"/>
-            <w:bottom w:w="0" w:type="dxa"/>
-          </w:tblCellMar>
-        </w:tblPrEx>
-        <w:tc>
-          <w:tcPr>
-            <w:tcW w:w="500" w:type="dxa"/>
-            <w:tcBorders>
-              <w:top w:val="single" w:sz="1" w:space="0" w:color="999999"/>
-              <w:left w:val="single" w:sz="1" w:space="0" w:color="999999"/>
-              <w:bottom w:val="single" w:sz="1" w:space="0" w:color="999999"/>
-              <w:right w:val="single" w:sz="1" w:space="0" w:color="999999"/>
-            </w:tcBorders>
-            <w:shd w:val="clear" w:color="auto" w:fill="FFFDE7"/>
-            <w:tcMar>
-              <w:top w:w="60" w:type="dxa"/>
-              <w:left w:w="100" w:type="dxa"/>
-              <w:bottom w:w="60" w:type="dxa"/>
-              <w:right w:w="100" w:type="dxa"/>
-            </w:tcMar>
-          </w:tcPr>
-          <w:p>
-            <w:pPr>
-              <w:spacing w:before="40" w:after="40"/>
-            </w:pPr>
-            <w:r>
-              <w:rPr>
-                <w:color w:val="000000"/>
-                <w:sz w:val="18"/>
-                <w:szCs w:val="18"/>
-              </w:rPr>
-              <w:t xml:space="preserve"> </w:t>
-            </w:r>
-          </w:p>
-        </w:tc>
-        <w:tc>
-          <w:tcPr>
-            <w:tcW w:w="1800" w:type="dxa"/>
-            <w:tcBorders>
-              <w:top w:val="single" w:sz="1" w:space="0" w:color="999999"/>
-              <w:left w:val="single" w:sz="1" w:space="0" w:color="999999"/>
-              <w:bottom w:val="single" w:sz="1" w:space="0" w:color="999999"/>
-              <w:right w:val="single" w:sz="1" w:space="0" w:color="999999"/>
-            </w:tcBorders>
-            <w:shd w:val="clear" w:color="auto" w:fill="FFFDE7"/>
-            <w:tcMar>
-              <w:top w:w="60" w:type="dxa"/>
-              <w:left w:w="100" w:type="dxa"/>
-              <w:bottom w:w="60" w:type="dxa"/>
-              <w:right w:w="100" w:type="dxa"/>
-            </w:tcMar>
-          </w:tcPr>
-          <w:p>
-            <w:pPr>
-              <w:spacing w:before="40" w:after="40"/>
-            </w:pPr>
-            <w:r>
-              <w:rPr>
-                <w:color w:val="000000"/>
-                <w:sz w:val="18"/>
-                <w:szCs w:val="18"/>
-              </w:rPr>
-              <w:t xml:space="preserve"> </w:t>
-            </w:r>
-          </w:p>
-        </w:tc>
-        <w:tc>
-          <w:tcPr>
-            <w:tcW w:w="2600" w:type="dxa"/>
-            <w:tcBorders>
-              <w:top w:val="single" w:sz="1" w:space="0" w:color="999999"/>
-              <w:left w:val="single" w:sz="1" w:space="0" w:color="999999"/>
-              <w:bottom w:val="single" w:sz="1" w:space="0" w:color="999999"/>
-              <w:right w:val="single" w:sz="1" w:space="0" w:color="999999"/>
-            </w:tcBorders>
-            <w:shd w:val="clear" w:color="auto" w:fill="FFFDE7"/>
-            <w:tcMar>
-              <w:top w:w="60" w:type="dxa"/>
-              <w:left w:w="100" w:type="dxa"/>
-              <w:bottom w:w="60" w:type="dxa"/>
-              <w:right w:w="100" w:type="dxa"/>
-            </w:tcMar>
-          </w:tcPr>
-          <w:p>
-            <w:pPr>
-              <w:spacing w:before="40" w:after="40"/>
-            </w:pPr>
-            <w:r>
-              <w:rPr>
-                <w:color w:val="000000"/>
-                <w:sz w:val="18"/>
-                <w:szCs w:val="18"/>
-              </w:rPr>
-              <w:t xml:space="preserve"> </w:t>
-            </w:r>
-          </w:p>
-        </w:tc>
-        <w:tc>
-          <w:tcPr>
-            <w:tcW w:w="2200" w:type="dxa"/>
-            <w:tcBorders>
-              <w:top w:val="single" w:sz="1" w:space="0" w:color="999999"/>
-              <w:left w:val="single" w:sz="1" w:space="0" w:color="999999"/>
-              <w:bottom w:val="single" w:sz="1" w:space="0" w:color="999999"/>
-              <w:right w:val="single" w:sz="1" w:space="0" w:color="999999"/>
-            </w:tcBorders>
-            <w:shd w:val="clear" w:color="auto" w:fill="FFFDE7"/>
-            <w:tcMar>
-              <w:top w:w="60" w:type="dxa"/>
-              <w:left w:w="100" w:type="dxa"/>
-              <w:bottom w:w="60" w:type="dxa"/>
-              <w:right w:w="100" w:type="dxa"/>
-            </w:tcMar>
-          </w:tcPr>
-          <w:p>
-            <w:pPr>
-              <w:spacing w:before="40" w:after="40"/>
-            </w:pPr>
-            <w:r>
-              <w:rPr>
-                <w:color w:val="000000"/>
-                <w:sz w:val="18"/>
-                <w:szCs w:val="18"/>
-              </w:rPr>
-              <w:t xml:space="preserve"> </w:t>
-            </w:r>
-          </w:p>
-        </w:tc>
-        <w:tc>
-          <w:tcPr>
-            <w:tcW w:w="2260" w:type="dxa"/>
-            <w:tcBorders>
-              <w:top w:val="single" w:sz="1" w:space="0" w:color="999999"/>
-              <w:left w:val="single" w:sz="1" w:space="0" w:color="999999"/>
-              <w:bottom w:val="single" w:sz="1" w:space="0" w:color="999999"/>
-              <w:right w:val="single" w:sz="1" w:space="0" w:color="999999"/>
-            </w:tcBorders>
-            <w:shd w:val="clear" w:color="auto" w:fill="FFFDE7"/>
-            <w:tcMar>
-              <w:top w:w="60" w:type="dxa"/>
-              <w:left w:w="100" w:type="dxa"/>
-              <w:bottom w:w="60" w:type="dxa"/>
-              <w:right w:w="100" w:type="dxa"/>
-            </w:tcMar>
-          </w:tcPr>
-          <w:p>
-            <w:pPr>
-              <w:spacing w:before="40" w:after="40"/>
-            </w:pPr>
-            <w:r>
-              <w:rPr>
-                <w:color w:val="000000"/>
-                <w:sz w:val="18"/>
-                <w:szCs w:val="18"/>
-              </w:rPr>
-              <w:t xml:space="preserve"> </w:t>
+        <w:tc>
+          <w:tcPr>
+            <w:tcW w:w="498" w:type="dxa"/>
+            <w:tcBorders>
+              <w:top w:val="single" w:sz="1" w:space="0" w:color="999999"/>
+              <w:left w:val="single" w:sz="1" w:space="0" w:color="999999"/>
+              <w:bottom w:val="single" w:sz="1" w:space="0" w:color="999999"/>
+              <w:right w:val="single" w:sz="1" w:space="0" w:color="999999"/>
+            </w:tcBorders>
+            <w:shd w:val="clear" w:color="auto" w:fill="FFFDE7"/>
+            <w:tcMar>
+              <w:top w:w="60" w:type="dxa"/>
+              <w:left w:w="100" w:type="dxa"/>
+              <w:bottom w:w="60" w:type="dxa"/>
+              <w:right w:w="100" w:type="dxa"/>
+            </w:tcMar>
+          </w:tcPr>
+          <w:p>
+            <w:pPr>
+              <w:spacing w:before="40" w:after="40"/>
+            </w:pPr>
+            <w:r>
+              <w:rPr>
+                <w:color w:val="000000"/>
+                <w:sz w:val="18"/>
+                <w:szCs w:val="18"/>
+              </w:rPr>
+              <w:t xml:space="preserve"> 2</w:t>
+            </w:r>
+          </w:p>
+        </w:tc>
+        <w:tc>
+          <w:tcPr>
+            <w:tcW w:w="1785" w:type="dxa"/>
+            <w:tcBorders>
+              <w:top w:val="single" w:sz="1" w:space="0" w:color="999999"/>
+              <w:left w:val="single" w:sz="1" w:space="0" w:color="999999"/>
+              <w:bottom w:val="single" w:sz="1" w:space="0" w:color="999999"/>
+              <w:right w:val="single" w:sz="1" w:space="0" w:color="999999"/>
+            </w:tcBorders>
+            <w:shd w:val="clear" w:color="auto" w:fill="FFFDE7"/>
+            <w:tcMar>
+              <w:top w:w="60" w:type="dxa"/>
+              <w:left w:w="100" w:type="dxa"/>
+              <w:bottom w:w="60" w:type="dxa"/>
+              <w:right w:w="100" w:type="dxa"/>
+            </w:tcMar>
+          </w:tcPr>
+          <w:p>
+            <w:pPr>
+              <w:spacing w:before="40" w:after="40"/>
+            </w:pPr>
+            <w:r>
+              <w:rPr>
+                <w:color w:val="000000"/>
+                <w:sz w:val="18"/>
+                <w:szCs w:val="18"/>
+              </w:rPr>
+              <w:t xml:space="preserve"> Duplicate active ticket rejected </w:t>
+            </w:r>
+          </w:p>
+        </w:tc>
+        <w:tc>
+          <w:tcPr>
+            <w:tcW w:w="2649" w:type="dxa"/>
+            <w:tcBorders>
+              <w:top w:val="single" w:sz="1" w:space="0" w:color="999999"/>
+              <w:left w:val="single" w:sz="1" w:space="0" w:color="999999"/>
+              <w:bottom w:val="single" w:sz="1" w:space="0" w:color="999999"/>
+              <w:right w:val="single" w:sz="1" w:space="0" w:color="999999"/>
+            </w:tcBorders>
+            <w:shd w:val="clear" w:color="auto" w:fill="FFFDE7"/>
+            <w:tcMar>
+              <w:top w:w="60" w:type="dxa"/>
+              <w:left w:w="100" w:type="dxa"/>
+              <w:bottom w:w="60" w:type="dxa"/>
+              <w:right w:w="100" w:type="dxa"/>
+            </w:tcMar>
+          </w:tcPr>
+          <w:p>
+            <w:pPr>
+              <w:spacing w:before="40" w:after="40"/>
+            </w:pPr>
+            <w:r>
+              <w:rPr>
+                <w:color w:val="000000"/>
+                <w:sz w:val="18"/>
+                <w:szCs w:val="18"/>
+              </w:rPr>
+              <w:t xml:space="preserve">Active ticket already </w:t>
+            </w:r>
+            <w:proofErr w:type="gramStart"/>
+            <w:r>
+              <w:rPr>
+                <w:color w:val="000000"/>
+                <w:sz w:val="18"/>
+                <w:szCs w:val="18"/>
+              </w:rPr>
+              <w:t>exist</w:t>
+            </w:r>
+            <w:proofErr w:type="gramEnd"/>
+            <w:r>
+              <w:rPr>
+                <w:color w:val="000000"/>
+                <w:sz w:val="18"/>
+                <w:szCs w:val="18"/>
+              </w:rPr>
+              <w:t xml:space="preserve">  </w:t>
+            </w:r>
+          </w:p>
+        </w:tc>
+        <w:tc>
+          <w:tcPr>
+            <w:tcW w:w="2183" w:type="dxa"/>
+            <w:tcBorders>
+              <w:top w:val="single" w:sz="1" w:space="0" w:color="999999"/>
+              <w:left w:val="single" w:sz="1" w:space="0" w:color="999999"/>
+              <w:bottom w:val="single" w:sz="1" w:space="0" w:color="999999"/>
+              <w:right w:val="single" w:sz="1" w:space="0" w:color="999999"/>
+            </w:tcBorders>
+            <w:shd w:val="clear" w:color="auto" w:fill="FFFDE7"/>
+            <w:tcMar>
+              <w:top w:w="60" w:type="dxa"/>
+              <w:left w:w="100" w:type="dxa"/>
+              <w:bottom w:w="60" w:type="dxa"/>
+              <w:right w:w="100" w:type="dxa"/>
+            </w:tcMar>
+          </w:tcPr>
+          <w:p>
+            <w:pPr>
+              <w:spacing w:before="40" w:after="40"/>
+            </w:pPr>
+            <w:r>
+              <w:rPr>
+                <w:color w:val="000000"/>
+                <w:sz w:val="18"/>
+                <w:szCs w:val="18"/>
+              </w:rPr>
+              <w:t xml:space="preserve">Exception thrown </w:t>
+            </w:r>
+          </w:p>
+        </w:tc>
+        <w:tc>
+          <w:tcPr>
+            <w:tcW w:w="2245" w:type="dxa"/>
+            <w:tcBorders>
+              <w:top w:val="single" w:sz="1" w:space="0" w:color="999999"/>
+              <w:left w:val="single" w:sz="1" w:space="0" w:color="999999"/>
+              <w:bottom w:val="single" w:sz="1" w:space="0" w:color="999999"/>
+              <w:right w:val="single" w:sz="1" w:space="0" w:color="999999"/>
+            </w:tcBorders>
+            <w:shd w:val="clear" w:color="auto" w:fill="FFFDE7"/>
+            <w:tcMar>
+              <w:top w:w="60" w:type="dxa"/>
+              <w:left w:w="100" w:type="dxa"/>
+              <w:bottom w:w="60" w:type="dxa"/>
+              <w:right w:w="100" w:type="dxa"/>
+            </w:tcMar>
+          </w:tcPr>
+          <w:p>
+            <w:pPr>
+              <w:spacing w:before="40" w:after="40"/>
+            </w:pPr>
+            <w:r>
+              <w:rPr>
+                <w:color w:val="000000"/>
+                <w:sz w:val="18"/>
+                <w:szCs w:val="18"/>
+              </w:rPr>
+              <w:t xml:space="preserve">Save ticket async not called </w:t>
             </w:r>
           </w:p>
         </w:tc>
       </w:tr>
       <w:tr>
-        <w:tblPrEx>
-          <w:tblCellMar>
-            <w:top w:w="0" w:type="dxa"/>
-            <w:bottom w:w="0" w:type="dxa"/>
-          </w:tblCellMar>
-        </w:tblPrEx>
-        <w:tc>
-          <w:tcPr>
-            <w:tcW w:w="500" w:type="dxa"/>
-            <w:tcBorders>
-              <w:top w:val="single" w:sz="1" w:space="0" w:color="999999"/>
-              <w:left w:val="single" w:sz="1" w:space="0" w:color="999999"/>
-              <w:bottom w:val="single" w:sz="1" w:space="0" w:color="999999"/>
-              <w:right w:val="single" w:sz="1" w:space="0" w:color="999999"/>
-            </w:tcBorders>
-            <w:shd w:val="clear" w:color="auto" w:fill="FFFDE7"/>
-            <w:tcMar>
-              <w:top w:w="60" w:type="dxa"/>
-              <w:left w:w="100" w:type="dxa"/>
-              <w:bottom w:w="60" w:type="dxa"/>
-              <w:right w:w="100" w:type="dxa"/>
-            </w:tcMar>
-          </w:tcPr>
-          <w:p>
-            <w:pPr>
-              <w:spacing w:before="40" w:after="40"/>
-            </w:pPr>
-            <w:r>
-              <w:rPr>
-                <w:color w:val="000000"/>
-                <w:sz w:val="18"/>
-                <w:szCs w:val="18"/>
-              </w:rPr>
-              <w:lastRenderedPageBreak/>
-              <w:t xml:space="preserve"> </w:t>
-            </w:r>
-          </w:p>
-        </w:tc>
-        <w:tc>
-          <w:tcPr>
-            <w:tcW w:w="1800" w:type="dxa"/>
-            <w:tcBorders>
-              <w:top w:val="single" w:sz="1" w:space="0" w:color="999999"/>
-              <w:left w:val="single" w:sz="1" w:space="0" w:color="999999"/>
-              <w:bottom w:val="single" w:sz="1" w:space="0" w:color="999999"/>
-              <w:right w:val="single" w:sz="1" w:space="0" w:color="999999"/>
-            </w:tcBorders>
-            <w:shd w:val="clear" w:color="auto" w:fill="FFFDE7"/>
-            <w:tcMar>
-              <w:top w:w="60" w:type="dxa"/>
-              <w:left w:w="100" w:type="dxa"/>
-              <w:bottom w:w="60" w:type="dxa"/>
-              <w:right w:w="100" w:type="dxa"/>
-            </w:tcMar>
-          </w:tcPr>
-          <w:p>
-            <w:pPr>
-              <w:spacing w:before="40" w:after="40"/>
-            </w:pPr>
-            <w:r>
-              <w:rPr>
-                <w:color w:val="000000"/>
-                <w:sz w:val="18"/>
-                <w:szCs w:val="18"/>
-              </w:rPr>
-              <w:t xml:space="preserve"> </w:t>
-            </w:r>
-          </w:p>
-        </w:tc>
-        <w:tc>
-          <w:tcPr>
-            <w:tcW w:w="2600" w:type="dxa"/>
-            <w:tcBorders>
-              <w:top w:val="single" w:sz="1" w:space="0" w:color="999999"/>
-              <w:left w:val="single" w:sz="1" w:space="0" w:color="999999"/>
-              <w:bottom w:val="single" w:sz="1" w:space="0" w:color="999999"/>
-              <w:right w:val="single" w:sz="1" w:space="0" w:color="999999"/>
-            </w:tcBorders>
-            <w:shd w:val="clear" w:color="auto" w:fill="FFFDE7"/>
-            <w:tcMar>
-              <w:top w:w="60" w:type="dxa"/>
-              <w:left w:w="100" w:type="dxa"/>
-              <w:bottom w:w="60" w:type="dxa"/>
-              <w:right w:w="100" w:type="dxa"/>
-            </w:tcMar>
-          </w:tcPr>
-          <w:p>
-            <w:pPr>
-              <w:spacing w:before="40" w:after="40"/>
-            </w:pPr>
-            <w:r>
-              <w:rPr>
-                <w:color w:val="000000"/>
-                <w:sz w:val="18"/>
-                <w:szCs w:val="18"/>
-              </w:rPr>
-              <w:t xml:space="preserve"> </w:t>
-            </w:r>
-          </w:p>
-        </w:tc>
-        <w:tc>
-          <w:tcPr>
-            <w:tcW w:w="2200" w:type="dxa"/>
-            <w:tcBorders>
-              <w:top w:val="single" w:sz="1" w:space="0" w:color="999999"/>
-              <w:left w:val="single" w:sz="1" w:space="0" w:color="999999"/>
-              <w:bottom w:val="single" w:sz="1" w:space="0" w:color="999999"/>
-              <w:right w:val="single" w:sz="1" w:space="0" w:color="999999"/>
-            </w:tcBorders>
-            <w:shd w:val="clear" w:color="auto" w:fill="FFFDE7"/>
-            <w:tcMar>
-              <w:top w:w="60" w:type="dxa"/>
-              <w:left w:w="100" w:type="dxa"/>
-              <w:bottom w:w="60" w:type="dxa"/>
-              <w:right w:w="100" w:type="dxa"/>
-            </w:tcMar>
-          </w:tcPr>
-          <w:p>
-            <w:pPr>
-              <w:spacing w:before="40" w:after="40"/>
-            </w:pPr>
-            <w:r>
-              <w:rPr>
-                <w:color w:val="000000"/>
-                <w:sz w:val="18"/>
-                <w:szCs w:val="18"/>
-              </w:rPr>
-              <w:t xml:space="preserve"> </w:t>
-            </w:r>
-          </w:p>
-        </w:tc>
-        <w:tc>
-          <w:tcPr>
-            <w:tcW w:w="2260" w:type="dxa"/>
-            <w:tcBorders>
-              <w:top w:val="single" w:sz="1" w:space="0" w:color="999999"/>
-              <w:left w:val="single" w:sz="1" w:space="0" w:color="999999"/>
-              <w:bottom w:val="single" w:sz="1" w:space="0" w:color="999999"/>
-              <w:right w:val="single" w:sz="1" w:space="0" w:color="999999"/>
-            </w:tcBorders>
-            <w:shd w:val="clear" w:color="auto" w:fill="FFFDE7"/>
-            <w:tcMar>
-              <w:top w:w="60" w:type="dxa"/>
-              <w:left w:w="100" w:type="dxa"/>
-              <w:bottom w:w="60" w:type="dxa"/>
-              <w:right w:w="100" w:type="dxa"/>
-            </w:tcMar>
-          </w:tcPr>
-          <w:p>
-            <w:pPr>
-              <w:spacing w:before="40" w:after="40"/>
-            </w:pPr>
-            <w:r>
-              <w:rPr>
-                <w:color w:val="000000"/>
-                <w:sz w:val="18"/>
-                <w:szCs w:val="18"/>
-              </w:rPr>
-              <w:t xml:space="preserve"> </w:t>
+        <w:tc>
+          <w:tcPr>
+            <w:tcW w:w="498" w:type="dxa"/>
+            <w:tcBorders>
+              <w:top w:val="single" w:sz="1" w:space="0" w:color="999999"/>
+              <w:left w:val="single" w:sz="1" w:space="0" w:color="999999"/>
+              <w:bottom w:val="single" w:sz="1" w:space="0" w:color="999999"/>
+              <w:right w:val="single" w:sz="1" w:space="0" w:color="999999"/>
+            </w:tcBorders>
+            <w:shd w:val="clear" w:color="auto" w:fill="FFFDE7"/>
+            <w:tcMar>
+              <w:top w:w="60" w:type="dxa"/>
+              <w:left w:w="100" w:type="dxa"/>
+              <w:bottom w:w="60" w:type="dxa"/>
+              <w:right w:w="100" w:type="dxa"/>
+            </w:tcMar>
+          </w:tcPr>
+          <w:p>
+            <w:pPr>
+              <w:spacing w:before="40" w:after="40"/>
+              <w:rPr>
+                <w:color w:val="000000"/>
+                <w:sz w:val="18"/>
+                <w:szCs w:val="18"/>
+              </w:rPr>
+            </w:pPr>
+            <w:r>
+              <w:rPr>
+                <w:color w:val="000000"/>
+                <w:sz w:val="18"/>
+                <w:szCs w:val="18"/>
+              </w:rPr>
+              <w:t xml:space="preserve"> 3</w:t>
+            </w:r>
+          </w:p>
+        </w:tc>
+        <w:tc>
+          <w:tcPr>
+            <w:tcW w:w="1785" w:type="dxa"/>
+            <w:tcBorders>
+              <w:top w:val="single" w:sz="1" w:space="0" w:color="999999"/>
+              <w:left w:val="single" w:sz="1" w:space="0" w:color="999999"/>
+              <w:bottom w:val="single" w:sz="1" w:space="0" w:color="999999"/>
+              <w:right w:val="single" w:sz="1" w:space="0" w:color="999999"/>
+            </w:tcBorders>
+            <w:shd w:val="clear" w:color="auto" w:fill="FFFDE7"/>
+            <w:tcMar>
+              <w:top w:w="60" w:type="dxa"/>
+              <w:left w:w="100" w:type="dxa"/>
+              <w:bottom w:w="60" w:type="dxa"/>
+              <w:right w:w="100" w:type="dxa"/>
+            </w:tcMar>
+          </w:tcPr>
+          <w:p>
+            <w:pPr>
+              <w:spacing w:before="40" w:after="40"/>
+            </w:pPr>
+            <w:r>
+              <w:rPr>
+                <w:color w:val="000000"/>
+                <w:sz w:val="18"/>
+                <w:szCs w:val="18"/>
+              </w:rPr>
+              <w:t xml:space="preserve">Successful checkout </w:t>
+            </w:r>
+          </w:p>
+        </w:tc>
+        <w:tc>
+          <w:tcPr>
+            <w:tcW w:w="2649" w:type="dxa"/>
+            <w:tcBorders>
+              <w:top w:val="single" w:sz="1" w:space="0" w:color="999999"/>
+              <w:left w:val="single" w:sz="1" w:space="0" w:color="999999"/>
+              <w:bottom w:val="single" w:sz="1" w:space="0" w:color="999999"/>
+              <w:right w:val="single" w:sz="1" w:space="0" w:color="999999"/>
+            </w:tcBorders>
+            <w:shd w:val="clear" w:color="auto" w:fill="FFFDE7"/>
+            <w:tcMar>
+              <w:top w:w="60" w:type="dxa"/>
+              <w:left w:w="100" w:type="dxa"/>
+              <w:bottom w:w="60" w:type="dxa"/>
+              <w:right w:w="100" w:type="dxa"/>
+            </w:tcMar>
+          </w:tcPr>
+          <w:p>
+            <w:pPr>
+              <w:spacing w:before="40" w:after="40"/>
+            </w:pPr>
+            <w:r>
+              <w:rPr>
+                <w:color w:val="000000"/>
+                <w:sz w:val="18"/>
+                <w:szCs w:val="18"/>
+              </w:rPr>
+              <w:t xml:space="preserve"> Valid ticket exists</w:t>
+            </w:r>
+          </w:p>
+        </w:tc>
+        <w:tc>
+          <w:tcPr>
+            <w:tcW w:w="2183" w:type="dxa"/>
+            <w:tcBorders>
+              <w:top w:val="single" w:sz="1" w:space="0" w:color="999999"/>
+              <w:left w:val="single" w:sz="1" w:space="0" w:color="999999"/>
+              <w:bottom w:val="single" w:sz="1" w:space="0" w:color="999999"/>
+              <w:right w:val="single" w:sz="1" w:space="0" w:color="999999"/>
+            </w:tcBorders>
+            <w:shd w:val="clear" w:color="auto" w:fill="FFFDE7"/>
+            <w:tcMar>
+              <w:top w:w="60" w:type="dxa"/>
+              <w:left w:w="100" w:type="dxa"/>
+              <w:bottom w:w="60" w:type="dxa"/>
+              <w:right w:w="100" w:type="dxa"/>
+            </w:tcMar>
+          </w:tcPr>
+          <w:p>
+            <w:pPr>
+              <w:spacing w:before="40" w:after="40"/>
+            </w:pPr>
+            <w:r>
+              <w:rPr>
+                <w:color w:val="000000"/>
+                <w:sz w:val="18"/>
+                <w:szCs w:val="18"/>
+              </w:rPr>
+              <w:t xml:space="preserve"> Fee calculated correctly</w:t>
+            </w:r>
+          </w:p>
+        </w:tc>
+        <w:tc>
+          <w:tcPr>
+            <w:tcW w:w="2245" w:type="dxa"/>
+            <w:tcBorders>
+              <w:top w:val="single" w:sz="1" w:space="0" w:color="999999"/>
+              <w:left w:val="single" w:sz="1" w:space="0" w:color="999999"/>
+              <w:bottom w:val="single" w:sz="1" w:space="0" w:color="999999"/>
+              <w:right w:val="single" w:sz="1" w:space="0" w:color="999999"/>
+            </w:tcBorders>
+            <w:shd w:val="clear" w:color="auto" w:fill="FFFDE7"/>
+            <w:tcMar>
+              <w:top w:w="60" w:type="dxa"/>
+              <w:left w:w="100" w:type="dxa"/>
+              <w:bottom w:w="60" w:type="dxa"/>
+              <w:right w:w="100" w:type="dxa"/>
+            </w:tcMar>
+          </w:tcPr>
+          <w:p>
+            <w:pPr>
+              <w:spacing w:before="40" w:after="40"/>
+            </w:pPr>
+            <w:r>
+              <w:rPr>
+                <w:color w:val="000000"/>
+                <w:sz w:val="18"/>
+                <w:szCs w:val="18"/>
+              </w:rPr>
+              <w:t xml:space="preserve"> Ticket updated</w:t>
+            </w:r>
+          </w:p>
+        </w:tc>
+      </w:tr>
+      <w:tr>
+        <w:tc>
+          <w:tcPr>
+            <w:tcW w:w="498" w:type="dxa"/>
+            <w:tcBorders>
+              <w:top w:val="single" w:sz="1" w:space="0" w:color="999999"/>
+              <w:left w:val="single" w:sz="1" w:space="0" w:color="999999"/>
+              <w:bottom w:val="single" w:sz="1" w:space="0" w:color="999999"/>
+              <w:right w:val="single" w:sz="1" w:space="0" w:color="999999"/>
+            </w:tcBorders>
+            <w:shd w:val="clear" w:color="auto" w:fill="FFFDE7"/>
+            <w:tcMar>
+              <w:top w:w="60" w:type="dxa"/>
+              <w:left w:w="100" w:type="dxa"/>
+              <w:bottom w:w="60" w:type="dxa"/>
+              <w:right w:w="100" w:type="dxa"/>
+            </w:tcMar>
+          </w:tcPr>
+          <w:p>
+            <w:pPr>
+              <w:spacing w:before="40" w:after="40"/>
+              <w:rPr>
+                <w:color w:val="000000"/>
+                <w:sz w:val="18"/>
+                <w:szCs w:val="18"/>
+              </w:rPr>
+            </w:pPr>
+            <w:r>
+              <w:rPr>
+                <w:color w:val="000000"/>
+                <w:sz w:val="18"/>
+                <w:szCs w:val="18"/>
+              </w:rPr>
+              <w:t>4</w:t>
+            </w:r>
+          </w:p>
+        </w:tc>
+        <w:tc>
+          <w:tcPr>
+            <w:tcW w:w="1785" w:type="dxa"/>
+            <w:tcBorders>
+              <w:top w:val="single" w:sz="1" w:space="0" w:color="999999"/>
+              <w:left w:val="single" w:sz="1" w:space="0" w:color="999999"/>
+              <w:bottom w:val="single" w:sz="1" w:space="0" w:color="999999"/>
+              <w:right w:val="single" w:sz="1" w:space="0" w:color="999999"/>
+            </w:tcBorders>
+            <w:shd w:val="clear" w:color="auto" w:fill="FFFDE7"/>
+            <w:tcMar>
+              <w:top w:w="60" w:type="dxa"/>
+              <w:left w:w="100" w:type="dxa"/>
+              <w:bottom w:w="60" w:type="dxa"/>
+              <w:right w:w="100" w:type="dxa"/>
+            </w:tcMar>
+          </w:tcPr>
+          <w:p>
+            <w:pPr>
+              <w:spacing w:before="40" w:after="40"/>
+              <w:rPr>
+                <w:color w:val="000000"/>
+                <w:sz w:val="18"/>
+                <w:szCs w:val="18"/>
+              </w:rPr>
+            </w:pPr>
+            <w:r>
+              <w:rPr>
+                <w:color w:val="000000"/>
+                <w:sz w:val="18"/>
+                <w:szCs w:val="18"/>
+              </w:rPr>
+              <w:t>Lost ticket checkout</w:t>
+            </w:r>
+          </w:p>
+        </w:tc>
+        <w:tc>
+          <w:tcPr>
+            <w:tcW w:w="2649" w:type="dxa"/>
+            <w:tcBorders>
+              <w:top w:val="single" w:sz="1" w:space="0" w:color="999999"/>
+              <w:left w:val="single" w:sz="1" w:space="0" w:color="999999"/>
+              <w:bottom w:val="single" w:sz="1" w:space="0" w:color="999999"/>
+              <w:right w:val="single" w:sz="1" w:space="0" w:color="999999"/>
+            </w:tcBorders>
+            <w:shd w:val="clear" w:color="auto" w:fill="FFFDE7"/>
+            <w:tcMar>
+              <w:top w:w="60" w:type="dxa"/>
+              <w:left w:w="100" w:type="dxa"/>
+              <w:bottom w:w="60" w:type="dxa"/>
+              <w:right w:w="100" w:type="dxa"/>
+            </w:tcMar>
+          </w:tcPr>
+          <w:p>
+            <w:pPr>
+              <w:spacing w:before="40" w:after="40"/>
+              <w:rPr>
+                <w:color w:val="000000"/>
+                <w:sz w:val="18"/>
+                <w:szCs w:val="18"/>
+              </w:rPr>
+            </w:pPr>
+            <w:r>
+              <w:rPr>
+                <w:color w:val="000000"/>
+                <w:sz w:val="18"/>
+                <w:szCs w:val="18"/>
+              </w:rPr>
+              <w:t>Lost ticket flag enabled</w:t>
+            </w:r>
+          </w:p>
+        </w:tc>
+        <w:tc>
+          <w:tcPr>
+            <w:tcW w:w="2183" w:type="dxa"/>
+            <w:tcBorders>
+              <w:top w:val="single" w:sz="1" w:space="0" w:color="999999"/>
+              <w:left w:val="single" w:sz="1" w:space="0" w:color="999999"/>
+              <w:bottom w:val="single" w:sz="1" w:space="0" w:color="999999"/>
+              <w:right w:val="single" w:sz="1" w:space="0" w:color="999999"/>
+            </w:tcBorders>
+            <w:shd w:val="clear" w:color="auto" w:fill="FFFDE7"/>
+            <w:tcMar>
+              <w:top w:w="60" w:type="dxa"/>
+              <w:left w:w="100" w:type="dxa"/>
+              <w:bottom w:w="60" w:type="dxa"/>
+              <w:right w:w="100" w:type="dxa"/>
+            </w:tcMar>
+          </w:tcPr>
+          <w:p>
+            <w:pPr>
+              <w:spacing w:before="40" w:after="40"/>
+              <w:rPr>
+                <w:color w:val="000000"/>
+                <w:sz w:val="18"/>
+                <w:szCs w:val="18"/>
+              </w:rPr>
+            </w:pPr>
+            <w:r>
+              <w:rPr>
+                <w:color w:val="000000"/>
+                <w:sz w:val="18"/>
+                <w:szCs w:val="18"/>
+              </w:rPr>
+              <w:t>Penalty fee added</w:t>
+            </w:r>
+          </w:p>
+        </w:tc>
+        <w:tc>
+          <w:tcPr>
+            <w:tcW w:w="2245" w:type="dxa"/>
+            <w:tcBorders>
+              <w:top w:val="single" w:sz="1" w:space="0" w:color="999999"/>
+              <w:left w:val="single" w:sz="1" w:space="0" w:color="999999"/>
+              <w:bottom w:val="single" w:sz="1" w:space="0" w:color="999999"/>
+              <w:right w:val="single" w:sz="1" w:space="0" w:color="999999"/>
+            </w:tcBorders>
+            <w:shd w:val="clear" w:color="auto" w:fill="FFFDE7"/>
+            <w:tcMar>
+              <w:top w:w="60" w:type="dxa"/>
+              <w:left w:w="100" w:type="dxa"/>
+              <w:bottom w:w="60" w:type="dxa"/>
+              <w:right w:w="100" w:type="dxa"/>
+            </w:tcMar>
+          </w:tcPr>
+          <w:p>
+            <w:pPr>
+              <w:spacing w:before="40" w:after="40"/>
+              <w:rPr>
+                <w:color w:val="000000"/>
+                <w:sz w:val="18"/>
+                <w:szCs w:val="18"/>
+              </w:rPr>
+            </w:pPr>
+            <w:r>
+              <w:rPr>
+                <w:color w:val="000000"/>
+                <w:sz w:val="18"/>
+                <w:szCs w:val="18"/>
+              </w:rPr>
+              <w:t>Final fee includes penalty</w:t>
+            </w:r>
+          </w:p>
+        </w:tc>
+      </w:tr>
+      <w:tr>
+        <w:tc>
+          <w:tcPr>
+            <w:tcW w:w="498" w:type="dxa"/>
+            <w:tcBorders>
+              <w:top w:val="single" w:sz="1" w:space="0" w:color="999999"/>
+              <w:left w:val="single" w:sz="1" w:space="0" w:color="999999"/>
+              <w:bottom w:val="single" w:sz="1" w:space="0" w:color="999999"/>
+              <w:right w:val="single" w:sz="1" w:space="0" w:color="999999"/>
+            </w:tcBorders>
+            <w:shd w:val="clear" w:color="auto" w:fill="FFFDE7"/>
+            <w:tcMar>
+              <w:top w:w="60" w:type="dxa"/>
+              <w:left w:w="100" w:type="dxa"/>
+              <w:bottom w:w="60" w:type="dxa"/>
+              <w:right w:w="100" w:type="dxa"/>
+            </w:tcMar>
+          </w:tcPr>
+          <w:p>
+            <w:pPr>
+              <w:spacing w:before="40" w:after="40"/>
+              <w:rPr>
+                <w:color w:val="000000"/>
+                <w:sz w:val="18"/>
+                <w:szCs w:val="18"/>
+              </w:rPr>
+            </w:pPr>
+            <w:r>
+              <w:rPr>
+                <w:color w:val="000000"/>
+                <w:sz w:val="18"/>
+                <w:szCs w:val="18"/>
+              </w:rPr>
+              <w:t>5</w:t>
+            </w:r>
+          </w:p>
+        </w:tc>
+        <w:tc>
+          <w:tcPr>
+            <w:tcW w:w="1785" w:type="dxa"/>
+            <w:tcBorders>
+              <w:top w:val="single" w:sz="1" w:space="0" w:color="999999"/>
+              <w:left w:val="single" w:sz="1" w:space="0" w:color="999999"/>
+              <w:bottom w:val="single" w:sz="1" w:space="0" w:color="999999"/>
+              <w:right w:val="single" w:sz="1" w:space="0" w:color="999999"/>
+            </w:tcBorders>
+            <w:shd w:val="clear" w:color="auto" w:fill="FFFDE7"/>
+            <w:tcMar>
+              <w:top w:w="60" w:type="dxa"/>
+              <w:left w:w="100" w:type="dxa"/>
+              <w:bottom w:w="60" w:type="dxa"/>
+              <w:right w:w="100" w:type="dxa"/>
+            </w:tcMar>
+          </w:tcPr>
+          <w:p>
+            <w:pPr>
+              <w:spacing w:before="40" w:after="40"/>
+              <w:rPr>
+                <w:color w:val="000000"/>
+                <w:sz w:val="18"/>
+                <w:szCs w:val="18"/>
+              </w:rPr>
+            </w:pPr>
+            <w:r>
+              <w:rPr>
+                <w:color w:val="000000"/>
+                <w:sz w:val="18"/>
+                <w:szCs w:val="18"/>
+              </w:rPr>
+              <w:t>Weekend checkout flow</w:t>
+            </w:r>
+          </w:p>
+        </w:tc>
+        <w:tc>
+          <w:tcPr>
+            <w:tcW w:w="2649" w:type="dxa"/>
+            <w:tcBorders>
+              <w:top w:val="single" w:sz="1" w:space="0" w:color="999999"/>
+              <w:left w:val="single" w:sz="1" w:space="0" w:color="999999"/>
+              <w:bottom w:val="single" w:sz="1" w:space="0" w:color="999999"/>
+              <w:right w:val="single" w:sz="1" w:space="0" w:color="999999"/>
+            </w:tcBorders>
+            <w:shd w:val="clear" w:color="auto" w:fill="FFFDE7"/>
+            <w:tcMar>
+              <w:top w:w="60" w:type="dxa"/>
+              <w:left w:w="100" w:type="dxa"/>
+              <w:bottom w:w="60" w:type="dxa"/>
+              <w:right w:w="100" w:type="dxa"/>
+            </w:tcMar>
+          </w:tcPr>
+          <w:p>
+            <w:pPr>
+              <w:spacing w:before="40" w:after="40"/>
+              <w:rPr>
+                <w:color w:val="000000"/>
+                <w:sz w:val="18"/>
+                <w:szCs w:val="18"/>
+              </w:rPr>
+            </w:pPr>
+            <w:r>
+              <w:rPr>
+                <w:color w:val="000000"/>
+                <w:sz w:val="18"/>
+                <w:szCs w:val="18"/>
+              </w:rPr>
+              <w:t xml:space="preserve">Weekend checkout </w:t>
+            </w:r>
+          </w:p>
+        </w:tc>
+        <w:tc>
+          <w:tcPr>
+            <w:tcW w:w="2183" w:type="dxa"/>
+            <w:tcBorders>
+              <w:top w:val="single" w:sz="1" w:space="0" w:color="999999"/>
+              <w:left w:val="single" w:sz="1" w:space="0" w:color="999999"/>
+              <w:bottom w:val="single" w:sz="1" w:space="0" w:color="999999"/>
+              <w:right w:val="single" w:sz="1" w:space="0" w:color="999999"/>
+            </w:tcBorders>
+            <w:shd w:val="clear" w:color="auto" w:fill="FFFDE7"/>
+            <w:tcMar>
+              <w:top w:w="60" w:type="dxa"/>
+              <w:left w:w="100" w:type="dxa"/>
+              <w:bottom w:w="60" w:type="dxa"/>
+              <w:right w:w="100" w:type="dxa"/>
+            </w:tcMar>
+          </w:tcPr>
+          <w:p>
+            <w:pPr>
+              <w:spacing w:before="40" w:after="40"/>
+              <w:rPr>
+                <w:color w:val="000000"/>
+                <w:sz w:val="18"/>
+                <w:szCs w:val="18"/>
+              </w:rPr>
+            </w:pPr>
+            <w:r>
+              <w:rPr>
+                <w:color w:val="000000"/>
+                <w:sz w:val="18"/>
+                <w:szCs w:val="18"/>
+              </w:rPr>
+              <w:t>Weekend surcharge applied</w:t>
+            </w:r>
+          </w:p>
+        </w:tc>
+        <w:tc>
+          <w:tcPr>
+            <w:tcW w:w="2245" w:type="dxa"/>
+            <w:tcBorders>
+              <w:top w:val="single" w:sz="1" w:space="0" w:color="999999"/>
+              <w:left w:val="single" w:sz="1" w:space="0" w:color="999999"/>
+              <w:bottom w:val="single" w:sz="1" w:space="0" w:color="999999"/>
+              <w:right w:val="single" w:sz="1" w:space="0" w:color="999999"/>
+            </w:tcBorders>
+            <w:shd w:val="clear" w:color="auto" w:fill="FFFDE7"/>
+            <w:tcMar>
+              <w:top w:w="60" w:type="dxa"/>
+              <w:left w:w="100" w:type="dxa"/>
+              <w:bottom w:w="60" w:type="dxa"/>
+              <w:right w:w="100" w:type="dxa"/>
+            </w:tcMar>
+          </w:tcPr>
+          <w:p>
+            <w:pPr>
+              <w:spacing w:before="40" w:after="40"/>
+              <w:rPr>
+                <w:color w:val="000000"/>
+                <w:sz w:val="18"/>
+                <w:szCs w:val="18"/>
+              </w:rPr>
+            </w:pPr>
+            <w:r>
+              <w:rPr>
+                <w:color w:val="000000"/>
+                <w:sz w:val="18"/>
+                <w:szCs w:val="18"/>
+              </w:rPr>
+              <w:t>Correct final fee returned</w:t>
             </w:r>
           </w:p>
         </w:tc>
@@ -4638,10 +5515,7 @@
         <w:spacing w:before="60" w:after="120" w:line="276" w:lineRule="auto"/>
       </w:pPr>
       <w:r>
-        <w:t>📝</w:t>
-      </w:r>
-      <w:r>
-        <w:t xml:space="preserve"> </w:t>
+        <w:t xml:space="preserve">📝 </w:t>
       </w:r>
       <w:r>
         <w:rPr>
@@ -4676,12 +5550,6 @@
         <w:gridCol w:w="3060"/>
       </w:tblGrid>
       <w:tr>
-        <w:tblPrEx>
-          <w:tblCellMar>
-            <w:top w:w="0" w:type="dxa"/>
-            <w:bottom w:w="0" w:type="dxa"/>
-          </w:tblCellMar>
-        </w:tblPrEx>
         <w:tc>
           <w:tcPr>
             <w:tcW w:w="500" w:type="dxa"/>
@@ -4804,12 +5672,6 @@
         </w:tc>
       </w:tr>
       <w:tr>
-        <w:tblPrEx>
-          <w:tblCellMar>
-            <w:top w:w="0" w:type="dxa"/>
-            <w:bottom w:w="0" w:type="dxa"/>
-          </w:tblCellMar>
-        </w:tblPrEx>
         <w:tc>
           <w:tcPr>
             <w:tcW w:w="500" w:type="dxa"/>
@@ -4978,12 +5840,6 @@
         </w:tc>
       </w:tr>
       <w:tr>
-        <w:tblPrEx>
-          <w:tblCellMar>
-            <w:top w:w="0" w:type="dxa"/>
-            <w:bottom w:w="0" w:type="dxa"/>
-          </w:tblCellMar>
-        </w:tblPrEx>
         <w:tc>
           <w:tcPr>
             <w:tcW w:w="500" w:type="dxa"/>
@@ -5013,6 +5869,14 @@
               </w:rPr>
               <w:t xml:space="preserve"> </w:t>
             </w:r>
+            <w:r>
+              <w:rPr>
+                <w:color w:val="000000"/>
+                <w:sz w:val="18"/>
+                <w:szCs w:val="18"/>
+              </w:rPr>
+              <w:t>2</w:t>
+            </w:r>
           </w:p>
         </w:tc>
         <w:tc>
@@ -5042,6 +5906,32 @@
                 <w:sz w:val="18"/>
                 <w:szCs w:val="18"/>
               </w:rPr>
+              <w:t xml:space="preserve">Full parking </w:t>
+            </w:r>
+            <w:proofErr w:type="gramStart"/>
+            <w:r>
+              <w:rPr>
+                <w:color w:val="000000"/>
+                <w:sz w:val="18"/>
+                <w:szCs w:val="18"/>
+              </w:rPr>
+              <w:t>flow(</w:t>
+            </w:r>
+            <w:proofErr w:type="gramEnd"/>
+            <w:r>
+              <w:rPr>
+                <w:color w:val="000000"/>
+                <w:sz w:val="18"/>
+                <w:szCs w:val="18"/>
+              </w:rPr>
+              <w:t>car, 2h)</w:t>
+            </w:r>
+            <w:r>
+              <w:rPr>
+                <w:color w:val="000000"/>
+                <w:sz w:val="18"/>
+                <w:szCs w:val="18"/>
+              </w:rPr>
               <w:t xml:space="preserve"> </w:t>
             </w:r>
           </w:p>
@@ -5073,6 +5963,14 @@
                 <w:sz w:val="18"/>
                 <w:szCs w:val="18"/>
               </w:rPr>
+              <w:t>Fee Calculator + repo + session Manager</w:t>
+            </w:r>
+            <w:r>
+              <w:rPr>
+                <w:color w:val="000000"/>
+                <w:sz w:val="18"/>
+                <w:szCs w:val="18"/>
+              </w:rPr>
               <w:t xml:space="preserve"> </w:t>
             </w:r>
           </w:p>
@@ -5105,6 +6003,452 @@
                 <w:szCs w:val="18"/>
               </w:rPr>
               <w:t xml:space="preserve"> </w:t>
+            </w:r>
+            <w:r>
+              <w:rPr>
+                <w:color w:val="000000"/>
+                <w:sz w:val="18"/>
+                <w:szCs w:val="18"/>
+              </w:rPr>
+              <w:t>Motorcycle rate applied</w:t>
+            </w:r>
+          </w:p>
+        </w:tc>
+      </w:tr>
+      <w:tr>
+        <w:tc>
+          <w:tcPr>
+            <w:tcW w:w="500" w:type="dxa"/>
+            <w:tcBorders>
+              <w:top w:val="single" w:sz="1" w:space="0" w:color="999999"/>
+              <w:left w:val="single" w:sz="1" w:space="0" w:color="999999"/>
+              <w:bottom w:val="single" w:sz="1" w:space="0" w:color="999999"/>
+              <w:right w:val="single" w:sz="1" w:space="0" w:color="999999"/>
+            </w:tcBorders>
+            <w:shd w:val="clear" w:color="auto" w:fill="FFFDE7"/>
+            <w:tcMar>
+              <w:top w:w="60" w:type="dxa"/>
+              <w:left w:w="100" w:type="dxa"/>
+              <w:bottom w:w="60" w:type="dxa"/>
+              <w:right w:w="100" w:type="dxa"/>
+            </w:tcMar>
+          </w:tcPr>
+          <w:p>
+            <w:pPr>
+              <w:spacing w:before="40" w:after="40"/>
+              <w:rPr>
+                <w:color w:val="000000"/>
+                <w:sz w:val="18"/>
+                <w:szCs w:val="18"/>
+              </w:rPr>
+            </w:pPr>
+            <w:r>
+              <w:rPr>
+                <w:color w:val="000000"/>
+                <w:sz w:val="18"/>
+                <w:szCs w:val="18"/>
+              </w:rPr>
+              <w:t>3</w:t>
+            </w:r>
+          </w:p>
+        </w:tc>
+        <w:tc>
+          <w:tcPr>
+            <w:tcW w:w="2800" w:type="dxa"/>
+            <w:tcBorders>
+              <w:top w:val="single" w:sz="1" w:space="0" w:color="999999"/>
+              <w:left w:val="single" w:sz="1" w:space="0" w:color="999999"/>
+              <w:bottom w:val="single" w:sz="1" w:space="0" w:color="999999"/>
+              <w:right w:val="single" w:sz="1" w:space="0" w:color="999999"/>
+            </w:tcBorders>
+            <w:shd w:val="clear" w:color="auto" w:fill="FFFDE7"/>
+            <w:tcMar>
+              <w:top w:w="60" w:type="dxa"/>
+              <w:left w:w="100" w:type="dxa"/>
+              <w:bottom w:w="60" w:type="dxa"/>
+              <w:right w:w="100" w:type="dxa"/>
+            </w:tcMar>
+          </w:tcPr>
+          <w:p>
+            <w:pPr>
+              <w:spacing w:before="40" w:after="40"/>
+              <w:rPr>
+                <w:color w:val="000000"/>
+                <w:sz w:val="18"/>
+                <w:szCs w:val="18"/>
+              </w:rPr>
+            </w:pPr>
+            <w:r>
+              <w:rPr>
+                <w:color w:val="000000"/>
+                <w:sz w:val="18"/>
+                <w:szCs w:val="18"/>
+              </w:rPr>
+              <w:t>Weekend checkout integration</w:t>
+            </w:r>
+          </w:p>
+        </w:tc>
+        <w:tc>
+          <w:tcPr>
+            <w:tcW w:w="3000" w:type="dxa"/>
+            <w:tcBorders>
+              <w:top w:val="single" w:sz="1" w:space="0" w:color="999999"/>
+              <w:left w:val="single" w:sz="1" w:space="0" w:color="999999"/>
+              <w:bottom w:val="single" w:sz="1" w:space="0" w:color="999999"/>
+              <w:right w:val="single" w:sz="1" w:space="0" w:color="999999"/>
+            </w:tcBorders>
+            <w:shd w:val="clear" w:color="auto" w:fill="FFFDE7"/>
+            <w:tcMar>
+              <w:top w:w="60" w:type="dxa"/>
+              <w:left w:w="100" w:type="dxa"/>
+              <w:bottom w:w="60" w:type="dxa"/>
+              <w:right w:w="100" w:type="dxa"/>
+            </w:tcMar>
+          </w:tcPr>
+          <w:p>
+            <w:pPr>
+              <w:spacing w:before="40" w:after="40"/>
+              <w:rPr>
+                <w:color w:val="000000"/>
+                <w:sz w:val="18"/>
+                <w:szCs w:val="18"/>
+              </w:rPr>
+            </w:pPr>
+            <w:r>
+              <w:rPr>
+                <w:color w:val="000000"/>
+                <w:sz w:val="18"/>
+                <w:szCs w:val="18"/>
+              </w:rPr>
+              <w:t>Fee calculator + session Manager</w:t>
+            </w:r>
+          </w:p>
+        </w:tc>
+        <w:tc>
+          <w:tcPr>
+            <w:tcW w:w="3060" w:type="dxa"/>
+            <w:tcBorders>
+              <w:top w:val="single" w:sz="1" w:space="0" w:color="999999"/>
+              <w:left w:val="single" w:sz="1" w:space="0" w:color="999999"/>
+              <w:bottom w:val="single" w:sz="1" w:space="0" w:color="999999"/>
+              <w:right w:val="single" w:sz="1" w:space="0" w:color="999999"/>
+            </w:tcBorders>
+            <w:shd w:val="clear" w:color="auto" w:fill="FFFDE7"/>
+            <w:tcMar>
+              <w:top w:w="60" w:type="dxa"/>
+              <w:left w:w="100" w:type="dxa"/>
+              <w:bottom w:w="60" w:type="dxa"/>
+              <w:right w:w="100" w:type="dxa"/>
+            </w:tcMar>
+          </w:tcPr>
+          <w:p>
+            <w:pPr>
+              <w:spacing w:before="40" w:after="40"/>
+              <w:rPr>
+                <w:color w:val="000000"/>
+                <w:sz w:val="18"/>
+                <w:szCs w:val="18"/>
+              </w:rPr>
+            </w:pPr>
+            <w:r>
+              <w:rPr>
+                <w:color w:val="000000"/>
+                <w:sz w:val="18"/>
+                <w:szCs w:val="18"/>
+              </w:rPr>
+              <w:t>Weekend surcharge applied</w:t>
+            </w:r>
+          </w:p>
+        </w:tc>
+      </w:tr>
+      <w:tr>
+        <w:tc>
+          <w:tcPr>
+            <w:tcW w:w="500" w:type="dxa"/>
+            <w:tcBorders>
+              <w:top w:val="single" w:sz="1" w:space="0" w:color="999999"/>
+              <w:left w:val="single" w:sz="1" w:space="0" w:color="999999"/>
+              <w:bottom w:val="single" w:sz="1" w:space="0" w:color="999999"/>
+              <w:right w:val="single" w:sz="1" w:space="0" w:color="999999"/>
+            </w:tcBorders>
+            <w:shd w:val="clear" w:color="auto" w:fill="FFFDE7"/>
+            <w:tcMar>
+              <w:top w:w="60" w:type="dxa"/>
+              <w:left w:w="100" w:type="dxa"/>
+              <w:bottom w:w="60" w:type="dxa"/>
+              <w:right w:w="100" w:type="dxa"/>
+            </w:tcMar>
+          </w:tcPr>
+          <w:p>
+            <w:pPr>
+              <w:spacing w:before="40" w:after="40"/>
+              <w:rPr>
+                <w:color w:val="000000"/>
+                <w:sz w:val="18"/>
+                <w:szCs w:val="18"/>
+              </w:rPr>
+            </w:pPr>
+            <w:r>
+              <w:rPr>
+                <w:color w:val="000000"/>
+                <w:sz w:val="18"/>
+                <w:szCs w:val="18"/>
+              </w:rPr>
+              <w:t>4</w:t>
+            </w:r>
+          </w:p>
+        </w:tc>
+        <w:tc>
+          <w:tcPr>
+            <w:tcW w:w="2800" w:type="dxa"/>
+            <w:tcBorders>
+              <w:top w:val="single" w:sz="1" w:space="0" w:color="999999"/>
+              <w:left w:val="single" w:sz="1" w:space="0" w:color="999999"/>
+              <w:bottom w:val="single" w:sz="1" w:space="0" w:color="999999"/>
+              <w:right w:val="single" w:sz="1" w:space="0" w:color="999999"/>
+            </w:tcBorders>
+            <w:shd w:val="clear" w:color="auto" w:fill="FFFDE7"/>
+            <w:tcMar>
+              <w:top w:w="60" w:type="dxa"/>
+              <w:left w:w="100" w:type="dxa"/>
+              <w:bottom w:w="60" w:type="dxa"/>
+              <w:right w:w="100" w:type="dxa"/>
+            </w:tcMar>
+          </w:tcPr>
+          <w:p>
+            <w:pPr>
+              <w:spacing w:before="40" w:after="40"/>
+              <w:rPr>
+                <w:color w:val="000000"/>
+                <w:sz w:val="18"/>
+                <w:szCs w:val="18"/>
+              </w:rPr>
+            </w:pPr>
+            <w:r>
+              <w:rPr>
+                <w:color w:val="000000"/>
+                <w:sz w:val="18"/>
+                <w:szCs w:val="18"/>
+              </w:rPr>
+              <w:t>Membership discount integration</w:t>
+            </w:r>
+          </w:p>
+        </w:tc>
+        <w:tc>
+          <w:tcPr>
+            <w:tcW w:w="3000" w:type="dxa"/>
+            <w:tcBorders>
+              <w:top w:val="single" w:sz="1" w:space="0" w:color="999999"/>
+              <w:left w:val="single" w:sz="1" w:space="0" w:color="999999"/>
+              <w:bottom w:val="single" w:sz="1" w:space="0" w:color="999999"/>
+              <w:right w:val="single" w:sz="1" w:space="0" w:color="999999"/>
+            </w:tcBorders>
+            <w:shd w:val="clear" w:color="auto" w:fill="FFFDE7"/>
+            <w:tcMar>
+              <w:top w:w="60" w:type="dxa"/>
+              <w:left w:w="100" w:type="dxa"/>
+              <w:bottom w:w="60" w:type="dxa"/>
+              <w:right w:w="100" w:type="dxa"/>
+            </w:tcMar>
+          </w:tcPr>
+          <w:p>
+            <w:pPr>
+              <w:spacing w:before="40" w:after="40"/>
+              <w:rPr>
+                <w:color w:val="000000"/>
+                <w:sz w:val="18"/>
+                <w:szCs w:val="18"/>
+              </w:rPr>
+            </w:pPr>
+            <w:r>
+              <w:rPr>
+                <w:color w:val="000000"/>
+                <w:sz w:val="18"/>
+                <w:szCs w:val="18"/>
+              </w:rPr>
+              <w:t>Fee calculator + session manager</w:t>
+            </w:r>
+          </w:p>
+        </w:tc>
+        <w:tc>
+          <w:tcPr>
+            <w:tcW w:w="3060" w:type="dxa"/>
+            <w:tcBorders>
+              <w:top w:val="single" w:sz="1" w:space="0" w:color="999999"/>
+              <w:left w:val="single" w:sz="1" w:space="0" w:color="999999"/>
+              <w:bottom w:val="single" w:sz="1" w:space="0" w:color="999999"/>
+              <w:right w:val="single" w:sz="1" w:space="0" w:color="999999"/>
+            </w:tcBorders>
+            <w:shd w:val="clear" w:color="auto" w:fill="FFFDE7"/>
+            <w:tcMar>
+              <w:top w:w="60" w:type="dxa"/>
+              <w:left w:w="100" w:type="dxa"/>
+              <w:bottom w:w="60" w:type="dxa"/>
+              <w:right w:w="100" w:type="dxa"/>
+            </w:tcMar>
+          </w:tcPr>
+          <w:p>
+            <w:pPr>
+              <w:spacing w:before="40" w:after="40"/>
+              <w:rPr>
+                <w:color w:val="000000"/>
+                <w:sz w:val="18"/>
+                <w:szCs w:val="18"/>
+              </w:rPr>
+            </w:pPr>
+            <w:r>
+              <w:rPr>
+                <w:color w:val="000000"/>
+                <w:sz w:val="18"/>
+                <w:szCs w:val="18"/>
+              </w:rPr>
+              <w:t xml:space="preserve">Discount fee returned </w:t>
+            </w:r>
+          </w:p>
+        </w:tc>
+      </w:tr>
+      <w:tr>
+        <w:tc>
+          <w:tcPr>
+            <w:tcW w:w="500" w:type="dxa"/>
+            <w:tcBorders>
+              <w:top w:val="single" w:sz="1" w:space="0" w:color="999999"/>
+              <w:left w:val="single" w:sz="1" w:space="0" w:color="999999"/>
+              <w:bottom w:val="single" w:sz="1" w:space="0" w:color="999999"/>
+              <w:right w:val="single" w:sz="1" w:space="0" w:color="999999"/>
+            </w:tcBorders>
+            <w:shd w:val="clear" w:color="auto" w:fill="FFFDE7"/>
+            <w:tcMar>
+              <w:top w:w="60" w:type="dxa"/>
+              <w:left w:w="100" w:type="dxa"/>
+              <w:bottom w:w="60" w:type="dxa"/>
+              <w:right w:w="100" w:type="dxa"/>
+            </w:tcMar>
+          </w:tcPr>
+          <w:p>
+            <w:pPr>
+              <w:spacing w:before="40" w:after="40"/>
+              <w:rPr>
+                <w:color w:val="000000"/>
+                <w:sz w:val="18"/>
+                <w:szCs w:val="18"/>
+              </w:rPr>
+            </w:pPr>
+            <w:r>
+              <w:rPr>
+                <w:color w:val="000000"/>
+                <w:sz w:val="18"/>
+                <w:szCs w:val="18"/>
+              </w:rPr>
+              <w:t>5</w:t>
+            </w:r>
+          </w:p>
+        </w:tc>
+        <w:tc>
+          <w:tcPr>
+            <w:tcW w:w="2800" w:type="dxa"/>
+            <w:tcBorders>
+              <w:top w:val="single" w:sz="1" w:space="0" w:color="999999"/>
+              <w:left w:val="single" w:sz="1" w:space="0" w:color="999999"/>
+              <w:bottom w:val="single" w:sz="1" w:space="0" w:color="999999"/>
+              <w:right w:val="single" w:sz="1" w:space="0" w:color="999999"/>
+            </w:tcBorders>
+            <w:shd w:val="clear" w:color="auto" w:fill="FFFDE7"/>
+            <w:tcMar>
+              <w:top w:w="60" w:type="dxa"/>
+              <w:left w:w="100" w:type="dxa"/>
+              <w:bottom w:w="60" w:type="dxa"/>
+              <w:right w:w="100" w:type="dxa"/>
+            </w:tcMar>
+          </w:tcPr>
+          <w:p>
+            <w:pPr>
+              <w:spacing w:before="40" w:after="40"/>
+              <w:rPr>
+                <w:color w:val="000000"/>
+                <w:sz w:val="18"/>
+                <w:szCs w:val="18"/>
+              </w:rPr>
+            </w:pPr>
+            <w:r>
+              <w:rPr>
+                <w:color w:val="000000"/>
+                <w:sz w:val="18"/>
+                <w:szCs w:val="18"/>
+              </w:rPr>
+              <w:t>Lost ticket integration</w:t>
+            </w:r>
+          </w:p>
+        </w:tc>
+        <w:tc>
+          <w:tcPr>
+            <w:tcW w:w="3000" w:type="dxa"/>
+            <w:tcBorders>
+              <w:top w:val="single" w:sz="1" w:space="0" w:color="999999"/>
+              <w:left w:val="single" w:sz="1" w:space="0" w:color="999999"/>
+              <w:bottom w:val="single" w:sz="1" w:space="0" w:color="999999"/>
+              <w:right w:val="single" w:sz="1" w:space="0" w:color="999999"/>
+            </w:tcBorders>
+            <w:shd w:val="clear" w:color="auto" w:fill="FFFDE7"/>
+            <w:tcMar>
+              <w:top w:w="60" w:type="dxa"/>
+              <w:left w:w="100" w:type="dxa"/>
+              <w:bottom w:w="60" w:type="dxa"/>
+              <w:right w:w="100" w:type="dxa"/>
+            </w:tcMar>
+          </w:tcPr>
+          <w:p>
+            <w:pPr>
+              <w:spacing w:before="40" w:after="40"/>
+              <w:rPr>
+                <w:color w:val="000000"/>
+                <w:sz w:val="18"/>
+                <w:szCs w:val="18"/>
+              </w:rPr>
+            </w:pPr>
+            <w:r>
+              <w:rPr>
+                <w:color w:val="000000"/>
+                <w:sz w:val="18"/>
+                <w:szCs w:val="18"/>
+              </w:rPr>
+              <w:t>Fee calculator + session manager</w:t>
+            </w:r>
+          </w:p>
+        </w:tc>
+        <w:tc>
+          <w:tcPr>
+            <w:tcW w:w="3060" w:type="dxa"/>
+            <w:tcBorders>
+              <w:top w:val="single" w:sz="1" w:space="0" w:color="999999"/>
+              <w:left w:val="single" w:sz="1" w:space="0" w:color="999999"/>
+              <w:bottom w:val="single" w:sz="1" w:space="0" w:color="999999"/>
+              <w:right w:val="single" w:sz="1" w:space="0" w:color="999999"/>
+            </w:tcBorders>
+            <w:shd w:val="clear" w:color="auto" w:fill="FFFDE7"/>
+            <w:tcMar>
+              <w:top w:w="60" w:type="dxa"/>
+              <w:left w:w="100" w:type="dxa"/>
+              <w:bottom w:w="60" w:type="dxa"/>
+              <w:right w:w="100" w:type="dxa"/>
+            </w:tcMar>
+          </w:tcPr>
+          <w:p>
+            <w:pPr>
+              <w:spacing w:before="40" w:after="40"/>
+              <w:rPr>
+                <w:color w:val="000000"/>
+                <w:sz w:val="18"/>
+                <w:szCs w:val="18"/>
+              </w:rPr>
+            </w:pPr>
+            <w:r>
+              <w:rPr>
+                <w:color w:val="000000"/>
+                <w:sz w:val="18"/>
+                <w:szCs w:val="18"/>
+              </w:rPr>
+              <w:t>Penalty fee added</w:t>
             </w:r>
           </w:p>
         </w:tc>
@@ -5138,10 +6482,7 @@
         <w:spacing w:before="60" w:after="120" w:line="276" w:lineRule="auto"/>
       </w:pPr>
       <w:r>
-        <w:t>📝</w:t>
-      </w:r>
-      <w:r>
-        <w:t xml:space="preserve"> </w:t>
+        <w:t xml:space="preserve">📝 </w:t>
       </w:r>
       <w:r>
         <w:rPr>
@@ -5175,12 +6516,6 @@
         <w:gridCol w:w="5360"/>
       </w:tblGrid>
       <w:tr>
-        <w:tblPrEx>
-          <w:tblCellMar>
-            <w:top w:w="0" w:type="dxa"/>
-            <w:bottom w:w="0" w:type="dxa"/>
-          </w:tblCellMar>
-        </w:tblPrEx>
         <w:tc>
           <w:tcPr>
             <w:tcW w:w="500" w:type="dxa"/>
@@ -5273,12 +6608,6 @@
         </w:tc>
       </w:tr>
       <w:tr>
-        <w:tblPrEx>
-          <w:tblCellMar>
-            <w:top w:w="0" w:type="dxa"/>
-            <w:bottom w:w="0" w:type="dxa"/>
-          </w:tblCellMar>
-        </w:tblPrEx>
         <w:tc>
           <w:tcPr>
             <w:tcW w:w="500" w:type="dxa"/>
@@ -5371,12 +6700,6 @@
         </w:tc>
       </w:tr>
       <w:tr>
-        <w:tblPrEx>
-          <w:tblCellMar>
-            <w:top w:w="0" w:type="dxa"/>
-            <w:bottom w:w="0" w:type="dxa"/>
-          </w:tblCellMar>
-        </w:tblPrEx>
         <w:tc>
           <w:tcPr>
             <w:tcW w:w="500" w:type="dxa"/>
@@ -5469,12 +6792,6 @@
         </w:tc>
       </w:tr>
       <w:tr>
-        <w:tblPrEx>
-          <w:tblCellMar>
-            <w:top w:w="0" w:type="dxa"/>
-            <w:bottom w:w="0" w:type="dxa"/>
-          </w:tblCellMar>
-        </w:tblPrEx>
         <w:tc>
           <w:tcPr>
             <w:tcW w:w="500" w:type="dxa"/>
@@ -5504,6 +6821,14 @@
               </w:rPr>
               <w:t xml:space="preserve"> </w:t>
             </w:r>
+            <w:r>
+              <w:rPr>
+                <w:color w:val="000000"/>
+                <w:sz w:val="18"/>
+                <w:szCs w:val="18"/>
+              </w:rPr>
+              <w:t>3</w:t>
+            </w:r>
           </w:p>
         </w:tc>
         <w:tc>
@@ -5533,6 +6858,14 @@
                 <w:sz w:val="18"/>
                 <w:szCs w:val="18"/>
               </w:rPr>
+              <w:t>Longer duration never reduces fee</w:t>
+            </w:r>
+            <w:r>
+              <w:rPr>
+                <w:color w:val="000000"/>
+                <w:sz w:val="18"/>
+                <w:szCs w:val="18"/>
+              </w:rPr>
               <w:t xml:space="preserve"> </w:t>
             </w:r>
           </w:p>
@@ -5558,6 +6891,14 @@
             <w:pPr>
               <w:spacing w:before="40" w:after="40"/>
             </w:pPr>
+            <w:r>
+              <w:rPr>
+                <w:color w:val="000000"/>
+                <w:sz w:val="18"/>
+                <w:szCs w:val="18"/>
+              </w:rPr>
+              <w:t>More parking time should never reduce cost</w:t>
+            </w:r>
             <w:r>
               <w:rPr>
                 <w:color w:val="000000"/>
@@ -5570,12 +6911,6 @@
         </w:tc>
       </w:tr>
       <w:tr>
-        <w:tblPrEx>
-          <w:tblCellMar>
-            <w:top w:w="0" w:type="dxa"/>
-            <w:bottom w:w="0" w:type="dxa"/>
-          </w:tblCellMar>
-        </w:tblPrEx>
         <w:tc>
           <w:tcPr>
             <w:tcW w:w="500" w:type="dxa"/>
@@ -5596,6 +6931,116 @@
           <w:p>
             <w:pPr>
               <w:spacing w:before="40" w:after="40"/>
+              <w:rPr>
+                <w:color w:val="000000"/>
+                <w:sz w:val="18"/>
+                <w:szCs w:val="18"/>
+              </w:rPr>
+            </w:pPr>
+            <w:r>
+              <w:rPr>
+                <w:color w:val="000000"/>
+                <w:sz w:val="18"/>
+                <w:szCs w:val="18"/>
+              </w:rPr>
+              <w:t>4</w:t>
+            </w:r>
+          </w:p>
+        </w:tc>
+        <w:tc>
+          <w:tcPr>
+            <w:tcW w:w="3500" w:type="dxa"/>
+            <w:tcBorders>
+              <w:top w:val="single" w:sz="1" w:space="0" w:color="999999"/>
+              <w:left w:val="single" w:sz="1" w:space="0" w:color="999999"/>
+              <w:bottom w:val="single" w:sz="1" w:space="0" w:color="999999"/>
+              <w:right w:val="single" w:sz="1" w:space="0" w:color="999999"/>
+            </w:tcBorders>
+            <w:shd w:val="clear" w:color="auto" w:fill="FFFDE7"/>
+            <w:tcMar>
+              <w:top w:w="60" w:type="dxa"/>
+              <w:left w:w="100" w:type="dxa"/>
+              <w:bottom w:w="60" w:type="dxa"/>
+              <w:right w:w="100" w:type="dxa"/>
+            </w:tcMar>
+          </w:tcPr>
+          <w:p>
+            <w:pPr>
+              <w:spacing w:before="40" w:after="40"/>
+              <w:rPr>
+                <w:color w:val="000000"/>
+                <w:sz w:val="18"/>
+                <w:szCs w:val="18"/>
+              </w:rPr>
+            </w:pPr>
+            <w:r>
+              <w:rPr>
+                <w:color w:val="000000"/>
+                <w:sz w:val="18"/>
+                <w:szCs w:val="18"/>
+              </w:rPr>
+              <w:t>Membership discount never increase fee</w:t>
+            </w:r>
+          </w:p>
+        </w:tc>
+        <w:tc>
+          <w:tcPr>
+            <w:tcW w:w="5360" w:type="dxa"/>
+            <w:tcBorders>
+              <w:top w:val="single" w:sz="1" w:space="0" w:color="999999"/>
+              <w:left w:val="single" w:sz="1" w:space="0" w:color="999999"/>
+              <w:bottom w:val="single" w:sz="1" w:space="0" w:color="999999"/>
+              <w:right w:val="single" w:sz="1" w:space="0" w:color="999999"/>
+            </w:tcBorders>
+            <w:shd w:val="clear" w:color="auto" w:fill="FFFDE7"/>
+            <w:tcMar>
+              <w:top w:w="60" w:type="dxa"/>
+              <w:left w:w="100" w:type="dxa"/>
+              <w:bottom w:w="60" w:type="dxa"/>
+              <w:right w:w="100" w:type="dxa"/>
+            </w:tcMar>
+          </w:tcPr>
+          <w:p>
+            <w:pPr>
+              <w:spacing w:before="40" w:after="40"/>
+              <w:rPr>
+                <w:color w:val="000000"/>
+                <w:sz w:val="18"/>
+                <w:szCs w:val="18"/>
+              </w:rPr>
+            </w:pPr>
+            <w:r>
+              <w:rPr>
+                <w:color w:val="000000"/>
+                <w:sz w:val="18"/>
+                <w:szCs w:val="18"/>
+              </w:rPr>
+              <w:t>Discount must benefit customer</w:t>
+            </w:r>
+          </w:p>
+        </w:tc>
+      </w:tr>
+      <w:tr>
+        <w:tc>
+          <w:tcPr>
+            <w:tcW w:w="500" w:type="dxa"/>
+            <w:tcBorders>
+              <w:top w:val="single" w:sz="1" w:space="0" w:color="999999"/>
+              <w:left w:val="single" w:sz="1" w:space="0" w:color="999999"/>
+              <w:bottom w:val="single" w:sz="1" w:space="0" w:color="999999"/>
+              <w:right w:val="single" w:sz="1" w:space="0" w:color="999999"/>
+            </w:tcBorders>
+            <w:shd w:val="clear" w:color="auto" w:fill="FFFDE7"/>
+            <w:tcMar>
+              <w:top w:w="60" w:type="dxa"/>
+              <w:left w:w="100" w:type="dxa"/>
+              <w:bottom w:w="60" w:type="dxa"/>
+              <w:right w:w="100" w:type="dxa"/>
+            </w:tcMar>
+          </w:tcPr>
+          <w:p>
+            <w:pPr>
+              <w:spacing w:before="40" w:after="40"/>
             </w:pPr>
             <w:r>
               <w:rPr>
@@ -5605,6 +7050,14 @@
               </w:rPr>
               <w:t xml:space="preserve"> </w:t>
             </w:r>
+            <w:r>
+              <w:rPr>
+                <w:color w:val="000000"/>
+                <w:sz w:val="18"/>
+                <w:szCs w:val="18"/>
+              </w:rPr>
+              <w:t>5</w:t>
+            </w:r>
           </w:p>
         </w:tc>
         <w:tc>
@@ -5636,6 +7089,32 @@
               </w:rPr>
               <w:t xml:space="preserve"> </w:t>
             </w:r>
+            <w:r>
+              <w:rPr>
+                <w:color w:val="000000"/>
+                <w:sz w:val="18"/>
+                <w:szCs w:val="18"/>
+              </w:rPr>
+              <w:t xml:space="preserve">Fee calculation always </w:t>
+            </w:r>
+            <w:proofErr w:type="gramStart"/>
+            <w:r>
+              <w:rPr>
+                <w:color w:val="000000"/>
+                <w:sz w:val="18"/>
+                <w:szCs w:val="18"/>
+              </w:rPr>
+              <w:t>return</w:t>
+            </w:r>
+            <w:proofErr w:type="gramEnd"/>
+            <w:r>
+              <w:rPr>
+                <w:color w:val="000000"/>
+                <w:sz w:val="18"/>
+                <w:szCs w:val="18"/>
+              </w:rPr>
+              <w:t xml:space="preserve"> valid numeric result</w:t>
+            </w:r>
           </w:p>
         </w:tc>
         <w:tc>
@@ -5666,6 +7145,14 @@
                 <w:szCs w:val="18"/>
               </w:rPr>
               <w:t xml:space="preserve"> </w:t>
+            </w:r>
+            <w:r>
+              <w:rPr>
+                <w:color w:val="000000"/>
+                <w:sz w:val="18"/>
+                <w:szCs w:val="18"/>
+              </w:rPr>
+              <w:t>System must produce valid totals for all inputs</w:t>
             </w:r>
           </w:p>
         </w:tc>
@@ -5690,11 +7177,6 @@
       <w:r>
         <w:br w:type="page"/>
       </w:r>
-    </w:p>
-    <w:p>
-      <w:pPr>
-        <w:pStyle w:val="Heading1"/>
-      </w:pPr>
       <w:r>
         <w:lastRenderedPageBreak/>
         <w:t>Part 2: TDD Evidence</w:t>
@@ -5713,10 +7195,7 @@
         <w:spacing w:before="60" w:after="120" w:line="276" w:lineRule="auto"/>
       </w:pPr>
       <w:r>
-        <w:t>📝</w:t>
-      </w:r>
-      <w:r>
-        <w:t xml:space="preserve"> </w:t>
+        <w:t xml:space="preserve">📝 </w:t>
       </w:r>
       <w:r>
         <w:rPr>
@@ -5779,15 +7258,9 @@
         <w:gridCol w:w="4823"/>
       </w:tblGrid>
       <w:tr>
-        <w:tblPrEx>
-          <w:tblCellMar>
-            <w:top w:w="0" w:type="dxa"/>
-            <w:bottom w:w="0" w:type="dxa"/>
-          </w:tblCellMar>
-        </w:tblPrEx>
-        <w:tc>
-          <w:tcPr>
-            <w:tcW w:w="500" w:type="dxa"/>
+        <w:tc>
+          <w:tcPr>
+            <w:tcW w:w="498" w:type="dxa"/>
             <w:tcBorders>
               <w:top w:val="single" w:sz="1" w:space="0" w:color="999999"/>
               <w:left w:val="single" w:sz="1" w:space="0" w:color="999999"/>
@@ -5817,7 +7290,7 @@
         </w:tc>
         <w:tc>
           <w:tcPr>
-            <w:tcW w:w="1700" w:type="dxa"/>
+            <w:tcW w:w="1692" w:type="dxa"/>
             <w:tcBorders>
               <w:top w:val="single" w:sz="1" w:space="0" w:color="999999"/>
               <w:left w:val="single" w:sz="1" w:space="0" w:color="999999"/>
@@ -5847,7 +7320,7 @@
         </w:tc>
         <w:tc>
           <w:tcPr>
-            <w:tcW w:w="2300" w:type="dxa"/>
+            <w:tcW w:w="2347" w:type="dxa"/>
             <w:tcBorders>
               <w:top w:val="single" w:sz="1" w:space="0" w:color="999999"/>
               <w:left w:val="single" w:sz="1" w:space="0" w:color="999999"/>
@@ -5877,7 +7350,7 @@
         </w:tc>
         <w:tc>
           <w:tcPr>
-            <w:tcW w:w="4860" w:type="dxa"/>
+            <w:tcW w:w="4823" w:type="dxa"/>
             <w:tcBorders>
               <w:top w:val="single" w:sz="1" w:space="0" w:color="999999"/>
               <w:left w:val="single" w:sz="1" w:space="0" w:color="999999"/>
@@ -5907,15 +7380,9 @@
         </w:tc>
       </w:tr>
       <w:tr>
-        <w:tblPrEx>
-          <w:tblCellMar>
-            <w:top w:w="0" w:type="dxa"/>
-            <w:bottom w:w="0" w:type="dxa"/>
-          </w:tblCellMar>
-        </w:tblPrEx>
-        <w:tc>
-          <w:tcPr>
-            <w:tcW w:w="500" w:type="dxa"/>
+        <w:tc>
+          <w:tcPr>
+            <w:tcW w:w="498" w:type="dxa"/>
             <w:tcBorders>
               <w:top w:val="single" w:sz="1" w:space="0" w:color="999999"/>
               <w:left w:val="single" w:sz="1" w:space="0" w:color="999999"/>
@@ -5945,7 +7412,7 @@
         </w:tc>
         <w:tc>
           <w:tcPr>
-            <w:tcW w:w="1700" w:type="dxa"/>
+            <w:tcW w:w="1692" w:type="dxa"/>
             <w:tcBorders>
               <w:top w:val="single" w:sz="1" w:space="0" w:color="999999"/>
               <w:left w:val="single" w:sz="1" w:space="0" w:color="999999"/>
@@ -5975,7 +7442,7 @@
         </w:tc>
         <w:tc>
           <w:tcPr>
-            <w:tcW w:w="2300" w:type="dxa"/>
+            <w:tcW w:w="2347" w:type="dxa"/>
             <w:tcBorders>
               <w:top w:val="single" w:sz="1" w:space="0" w:color="999999"/>
               <w:left w:val="single" w:sz="1" w:space="0" w:color="999999"/>
@@ -6005,7 +7472,7 @@
         </w:tc>
         <w:tc>
           <w:tcPr>
-            <w:tcW w:w="4860" w:type="dxa"/>
+            <w:tcW w:w="4823" w:type="dxa"/>
             <w:tcBorders>
               <w:top w:val="single" w:sz="1" w:space="0" w:color="999999"/>
               <w:left w:val="single" w:sz="1" w:space="0" w:color="999999"/>
@@ -6035,15 +7502,9 @@
         </w:tc>
       </w:tr>
       <w:tr>
-        <w:tblPrEx>
-          <w:tblCellMar>
-            <w:top w:w="0" w:type="dxa"/>
-            <w:bottom w:w="0" w:type="dxa"/>
-          </w:tblCellMar>
-        </w:tblPrEx>
-        <w:tc>
-          <w:tcPr>
-            <w:tcW w:w="500" w:type="dxa"/>
+        <w:tc>
+          <w:tcPr>
+            <w:tcW w:w="498" w:type="dxa"/>
             <w:tcBorders>
               <w:top w:val="single" w:sz="1" w:space="0" w:color="999999"/>
               <w:left w:val="single" w:sz="1" w:space="0" w:color="999999"/>
@@ -6073,7 +7534,7 @@
         </w:tc>
         <w:tc>
           <w:tcPr>
-            <w:tcW w:w="1700" w:type="dxa"/>
+            <w:tcW w:w="1692" w:type="dxa"/>
             <w:tcBorders>
               <w:top w:val="single" w:sz="1" w:space="0" w:color="999999"/>
               <w:left w:val="single" w:sz="1" w:space="0" w:color="999999"/>
@@ -6103,7 +7564,7 @@
         </w:tc>
         <w:tc>
           <w:tcPr>
-            <w:tcW w:w="2300" w:type="dxa"/>
+            <w:tcW w:w="2347" w:type="dxa"/>
             <w:tcBorders>
               <w:top w:val="single" w:sz="1" w:space="0" w:color="999999"/>
               <w:left w:val="single" w:sz="1" w:space="0" w:color="999999"/>
@@ -6133,7 +7594,7 @@
         </w:tc>
         <w:tc>
           <w:tcPr>
-            <w:tcW w:w="4860" w:type="dxa"/>
+            <w:tcW w:w="4823" w:type="dxa"/>
             <w:tcBorders>
               <w:top w:val="single" w:sz="1" w:space="0" w:color="999999"/>
               <w:left w:val="single" w:sz="1" w:space="0" w:color="999999"/>
@@ -6163,15 +7624,9 @@
         </w:tc>
       </w:tr>
       <w:tr>
-        <w:tblPrEx>
-          <w:tblCellMar>
-            <w:top w:w="0" w:type="dxa"/>
-            <w:bottom w:w="0" w:type="dxa"/>
-          </w:tblCellMar>
-        </w:tblPrEx>
-        <w:tc>
-          <w:tcPr>
-            <w:tcW w:w="500" w:type="dxa"/>
+        <w:tc>
+          <w:tcPr>
+            <w:tcW w:w="498" w:type="dxa"/>
             <w:tcBorders>
               <w:top w:val="single" w:sz="1" w:space="0" w:color="999999"/>
               <w:left w:val="single" w:sz="1" w:space="0" w:color="999999"/>
@@ -6201,7 +7656,7 @@
         </w:tc>
         <w:tc>
           <w:tcPr>
-            <w:tcW w:w="1700" w:type="dxa"/>
+            <w:tcW w:w="1692" w:type="dxa"/>
             <w:tcBorders>
               <w:top w:val="single" w:sz="1" w:space="0" w:color="999999"/>
               <w:left w:val="single" w:sz="1" w:space="0" w:color="999999"/>
@@ -6231,7 +7686,7 @@
         </w:tc>
         <w:tc>
           <w:tcPr>
-            <w:tcW w:w="2300" w:type="dxa"/>
+            <w:tcW w:w="2347" w:type="dxa"/>
             <w:tcBorders>
               <w:top w:val="single" w:sz="1" w:space="0" w:color="999999"/>
               <w:left w:val="single" w:sz="1" w:space="0" w:color="999999"/>
@@ -6261,7 +7716,7 @@
         </w:tc>
         <w:tc>
           <w:tcPr>
-            <w:tcW w:w="4860" w:type="dxa"/>
+            <w:tcW w:w="4823" w:type="dxa"/>
             <w:tcBorders>
               <w:top w:val="single" w:sz="1" w:space="0" w:color="999999"/>
               <w:left w:val="single" w:sz="1" w:space="0" w:color="999999"/>
@@ -6291,15 +7746,9 @@
         </w:tc>
       </w:tr>
       <w:tr>
-        <w:tblPrEx>
-          <w:tblCellMar>
-            <w:top w:w="0" w:type="dxa"/>
-            <w:bottom w:w="0" w:type="dxa"/>
-          </w:tblCellMar>
-        </w:tblPrEx>
-        <w:tc>
-          <w:tcPr>
-            <w:tcW w:w="500" w:type="dxa"/>
+        <w:tc>
+          <w:tcPr>
+            <w:tcW w:w="498" w:type="dxa"/>
             <w:tcBorders>
               <w:top w:val="single" w:sz="1" w:space="0" w:color="999999"/>
               <w:left w:val="single" w:sz="1" w:space="0" w:color="999999"/>
@@ -6326,11 +7775,19 @@
               </w:rPr>
               <w:t xml:space="preserve"> </w:t>
             </w:r>
-          </w:p>
-        </w:tc>
-        <w:tc>
-          <w:tcPr>
-            <w:tcW w:w="1700" w:type="dxa"/>
+            <w:r>
+              <w:rPr>
+                <w:color w:val="000000"/>
+                <w:sz w:val="18"/>
+                <w:szCs w:val="18"/>
+              </w:rPr>
+              <w:t>4</w:t>
+            </w:r>
+          </w:p>
+        </w:tc>
+        <w:tc>
+          <w:tcPr>
+            <w:tcW w:w="1692" w:type="dxa"/>
             <w:tcBorders>
               <w:top w:val="single" w:sz="1" w:space="0" w:color="999999"/>
               <w:left w:val="single" w:sz="1" w:space="0" w:color="999999"/>
@@ -6357,11 +7814,19 @@
               </w:rPr>
               <w:t xml:space="preserve"> </w:t>
             </w:r>
-          </w:p>
-        </w:tc>
-        <w:tc>
-          <w:tcPr>
-            <w:tcW w:w="2300" w:type="dxa"/>
+            <w:r>
+              <w:rPr>
+                <w:color w:val="000000"/>
+                <w:sz w:val="18"/>
+                <w:szCs w:val="18"/>
+              </w:rPr>
+              <w:t>01530ef</w:t>
+            </w:r>
+          </w:p>
+        </w:tc>
+        <w:tc>
+          <w:tcPr>
+            <w:tcW w:w="2347" w:type="dxa"/>
             <w:tcBorders>
               <w:top w:val="single" w:sz="1" w:space="0" w:color="999999"/>
               <w:left w:val="single" w:sz="1" w:space="0" w:color="999999"/>
@@ -6388,50 +7853,199 @@
               </w:rPr>
               <w:t xml:space="preserve"> </w:t>
             </w:r>
-          </w:p>
-        </w:tc>
-        <w:tc>
-          <w:tcPr>
-            <w:tcW w:w="4860" w:type="dxa"/>
-            <w:tcBorders>
-              <w:top w:val="single" w:sz="1" w:space="0" w:color="999999"/>
-              <w:left w:val="single" w:sz="1" w:space="0" w:color="999999"/>
-              <w:bottom w:val="single" w:sz="1" w:space="0" w:color="999999"/>
-              <w:right w:val="single" w:sz="1" w:space="0" w:color="999999"/>
-            </w:tcBorders>
-            <w:shd w:val="clear" w:color="auto" w:fill="FFFDE7"/>
-            <w:tcMar>
-              <w:top w:w="60" w:type="dxa"/>
-              <w:left w:w="100" w:type="dxa"/>
-              <w:bottom w:w="60" w:type="dxa"/>
-              <w:right w:w="100" w:type="dxa"/>
-            </w:tcMar>
-          </w:tcPr>
-          <w:p>
-            <w:pPr>
-              <w:spacing w:before="40" w:after="40"/>
-            </w:pPr>
-            <w:r>
-              <w:rPr>
-                <w:color w:val="000000"/>
-                <w:sz w:val="18"/>
-                <w:szCs w:val="18"/>
-              </w:rPr>
-              <w:t xml:space="preserve"> </w:t>
+            <w:r>
+              <w:rPr>
+                <w:color w:val="000000"/>
+                <w:sz w:val="18"/>
+                <w:szCs w:val="18"/>
+              </w:rPr>
+              <w:t>green</w:t>
+            </w:r>
+          </w:p>
+        </w:tc>
+        <w:tc>
+          <w:tcPr>
+            <w:tcW w:w="4823" w:type="dxa"/>
+            <w:tcBorders>
+              <w:top w:val="single" w:sz="1" w:space="0" w:color="999999"/>
+              <w:left w:val="single" w:sz="1" w:space="0" w:color="999999"/>
+              <w:bottom w:val="single" w:sz="1" w:space="0" w:color="999999"/>
+              <w:right w:val="single" w:sz="1" w:space="0" w:color="999999"/>
+            </w:tcBorders>
+            <w:shd w:val="clear" w:color="auto" w:fill="FFFDE7"/>
+            <w:tcMar>
+              <w:top w:w="60" w:type="dxa"/>
+              <w:left w:w="100" w:type="dxa"/>
+              <w:bottom w:w="60" w:type="dxa"/>
+              <w:right w:w="100" w:type="dxa"/>
+            </w:tcMar>
+          </w:tcPr>
+          <w:p>
+            <w:pPr>
+              <w:spacing w:before="40" w:after="40"/>
+            </w:pPr>
+            <w:r>
+              <w:rPr>
+                <w:color w:val="000000"/>
+                <w:sz w:val="18"/>
+                <w:szCs w:val="18"/>
+              </w:rPr>
+              <w:t>Implement lost ticket penalty logic</w:t>
             </w:r>
           </w:p>
         </w:tc>
       </w:tr>
       <w:tr>
-        <w:tblPrEx>
-          <w:tblCellMar>
-            <w:top w:w="0" w:type="dxa"/>
-            <w:bottom w:w="0" w:type="dxa"/>
-          </w:tblCellMar>
-        </w:tblPrEx>
-        <w:tc>
-          <w:tcPr>
-            <w:tcW w:w="500" w:type="dxa"/>
+        <w:tc>
+          <w:tcPr>
+            <w:tcW w:w="498" w:type="dxa"/>
+            <w:tcBorders>
+              <w:top w:val="single" w:sz="1" w:space="0" w:color="999999"/>
+              <w:left w:val="single" w:sz="1" w:space="0" w:color="999999"/>
+              <w:bottom w:val="single" w:sz="1" w:space="0" w:color="999999"/>
+              <w:right w:val="single" w:sz="1" w:space="0" w:color="999999"/>
+            </w:tcBorders>
+            <w:shd w:val="clear" w:color="auto" w:fill="FFFDE7"/>
+            <w:tcMar>
+              <w:top w:w="60" w:type="dxa"/>
+              <w:left w:w="100" w:type="dxa"/>
+              <w:bottom w:w="60" w:type="dxa"/>
+              <w:right w:w="100" w:type="dxa"/>
+            </w:tcMar>
+          </w:tcPr>
+          <w:p>
+            <w:pPr>
+              <w:spacing w:before="40" w:after="40"/>
+              <w:rPr>
+                <w:color w:val="000000"/>
+                <w:sz w:val="18"/>
+                <w:szCs w:val="18"/>
+              </w:rPr>
+            </w:pPr>
+            <w:r>
+              <w:rPr>
+                <w:color w:val="000000"/>
+                <w:sz w:val="18"/>
+                <w:szCs w:val="18"/>
+              </w:rPr>
+              <w:t>5</w:t>
+            </w:r>
+          </w:p>
+        </w:tc>
+        <w:tc>
+          <w:tcPr>
+            <w:tcW w:w="1692" w:type="dxa"/>
+            <w:tcBorders>
+              <w:top w:val="single" w:sz="1" w:space="0" w:color="999999"/>
+              <w:left w:val="single" w:sz="1" w:space="0" w:color="999999"/>
+              <w:bottom w:val="single" w:sz="1" w:space="0" w:color="999999"/>
+              <w:right w:val="single" w:sz="1" w:space="0" w:color="999999"/>
+            </w:tcBorders>
+            <w:shd w:val="clear" w:color="auto" w:fill="FFFDE7"/>
+            <w:tcMar>
+              <w:top w:w="60" w:type="dxa"/>
+              <w:left w:w="100" w:type="dxa"/>
+              <w:bottom w:w="60" w:type="dxa"/>
+              <w:right w:w="100" w:type="dxa"/>
+            </w:tcMar>
+          </w:tcPr>
+          <w:p>
+            <w:pPr>
+              <w:spacing w:before="40" w:after="40"/>
+              <w:rPr>
+                <w:color w:val="000000"/>
+                <w:sz w:val="18"/>
+                <w:szCs w:val="18"/>
+              </w:rPr>
+            </w:pPr>
+            <w:r>
+              <w:rPr>
+                <w:color w:val="000000"/>
+                <w:sz w:val="18"/>
+                <w:szCs w:val="18"/>
+              </w:rPr>
+              <w:t xml:space="preserve">e02a5a2 </w:t>
+            </w:r>
+          </w:p>
+        </w:tc>
+        <w:tc>
+          <w:tcPr>
+            <w:tcW w:w="2347" w:type="dxa"/>
+            <w:tcBorders>
+              <w:top w:val="single" w:sz="1" w:space="0" w:color="999999"/>
+              <w:left w:val="single" w:sz="1" w:space="0" w:color="999999"/>
+              <w:bottom w:val="single" w:sz="1" w:space="0" w:color="999999"/>
+              <w:right w:val="single" w:sz="1" w:space="0" w:color="999999"/>
+            </w:tcBorders>
+            <w:shd w:val="clear" w:color="auto" w:fill="FFFDE7"/>
+            <w:tcMar>
+              <w:top w:w="60" w:type="dxa"/>
+              <w:left w:w="100" w:type="dxa"/>
+              <w:bottom w:w="60" w:type="dxa"/>
+              <w:right w:w="100" w:type="dxa"/>
+            </w:tcMar>
+          </w:tcPr>
+          <w:p>
+            <w:pPr>
+              <w:spacing w:before="40" w:after="40"/>
+              <w:rPr>
+                <w:color w:val="000000"/>
+                <w:sz w:val="18"/>
+                <w:szCs w:val="18"/>
+              </w:rPr>
+            </w:pPr>
+            <w:r>
+              <w:rPr>
+                <w:color w:val="000000"/>
+                <w:sz w:val="18"/>
+                <w:szCs w:val="18"/>
+              </w:rPr>
+              <w:t>[RED]</w:t>
+            </w:r>
+          </w:p>
+        </w:tc>
+        <w:tc>
+          <w:tcPr>
+            <w:tcW w:w="4823" w:type="dxa"/>
+            <w:tcBorders>
+              <w:top w:val="single" w:sz="1" w:space="0" w:color="999999"/>
+              <w:left w:val="single" w:sz="1" w:space="0" w:color="999999"/>
+              <w:bottom w:val="single" w:sz="1" w:space="0" w:color="999999"/>
+              <w:right w:val="single" w:sz="1" w:space="0" w:color="999999"/>
+            </w:tcBorders>
+            <w:shd w:val="clear" w:color="auto" w:fill="FFFDE7"/>
+            <w:tcMar>
+              <w:top w:w="60" w:type="dxa"/>
+              <w:left w:w="100" w:type="dxa"/>
+              <w:bottom w:w="60" w:type="dxa"/>
+              <w:right w:w="100" w:type="dxa"/>
+            </w:tcMar>
+          </w:tcPr>
+          <w:p>
+            <w:pPr>
+              <w:spacing w:before="40" w:after="40"/>
+              <w:jc w:val="center"/>
+              <w:rPr>
+                <w:color w:val="000000"/>
+                <w:sz w:val="18"/>
+                <w:szCs w:val="18"/>
+              </w:rPr>
+            </w:pPr>
+            <w:r>
+              <w:rPr>
+                <w:color w:val="000000"/>
+                <w:sz w:val="18"/>
+                <w:szCs w:val="18"/>
+              </w:rPr>
+              <w:t>Add failing lost ticket penalty test</w:t>
+            </w:r>
+          </w:p>
+        </w:tc>
+      </w:tr>
+      <w:tr>
+        <w:tc>
+          <w:tcPr>
+            <w:tcW w:w="498" w:type="dxa"/>
             <w:tcBorders>
               <w:top w:val="single" w:sz="1" w:space="0" w:color="999999"/>
               <w:left w:val="single" w:sz="1" w:space="0" w:color="999999"/>
@@ -6458,11 +8072,19 @@
               </w:rPr>
               <w:t xml:space="preserve"> </w:t>
             </w:r>
-          </w:p>
-        </w:tc>
-        <w:tc>
-          <w:tcPr>
-            <w:tcW w:w="1700" w:type="dxa"/>
+            <w:r>
+              <w:rPr>
+                <w:color w:val="000000"/>
+                <w:sz w:val="18"/>
+                <w:szCs w:val="18"/>
+              </w:rPr>
+              <w:t>6</w:t>
+            </w:r>
+          </w:p>
+        </w:tc>
+        <w:tc>
+          <w:tcPr>
+            <w:tcW w:w="1692" w:type="dxa"/>
             <w:tcBorders>
               <w:top w:val="single" w:sz="1" w:space="0" w:color="999999"/>
               <w:left w:val="single" w:sz="1" w:space="0" w:color="999999"/>
@@ -6489,11 +8111,19 @@
               </w:rPr>
               <w:t xml:space="preserve"> </w:t>
             </w:r>
-          </w:p>
-        </w:tc>
-        <w:tc>
-          <w:tcPr>
-            <w:tcW w:w="2300" w:type="dxa"/>
+            <w:r>
+              <w:rPr>
+                <w:color w:val="000000"/>
+                <w:sz w:val="18"/>
+                <w:szCs w:val="18"/>
+              </w:rPr>
+              <w:t>905f478</w:t>
+            </w:r>
+          </w:p>
+        </w:tc>
+        <w:tc>
+          <w:tcPr>
+            <w:tcW w:w="2347" w:type="dxa"/>
             <w:tcBorders>
               <w:top w:val="single" w:sz="1" w:space="0" w:color="999999"/>
               <w:left w:val="single" w:sz="1" w:space="0" w:color="999999"/>
@@ -6520,36 +8150,488 @@
               </w:rPr>
               <w:t xml:space="preserve"> </w:t>
             </w:r>
-          </w:p>
-        </w:tc>
-        <w:tc>
-          <w:tcPr>
-            <w:tcW w:w="4860" w:type="dxa"/>
-            <w:tcBorders>
-              <w:top w:val="single" w:sz="1" w:space="0" w:color="999999"/>
-              <w:left w:val="single" w:sz="1" w:space="0" w:color="999999"/>
-              <w:bottom w:val="single" w:sz="1" w:space="0" w:color="999999"/>
-              <w:right w:val="single" w:sz="1" w:space="0" w:color="999999"/>
-            </w:tcBorders>
-            <w:shd w:val="clear" w:color="auto" w:fill="FFFDE7"/>
-            <w:tcMar>
-              <w:top w:w="60" w:type="dxa"/>
-              <w:left w:w="100" w:type="dxa"/>
-              <w:bottom w:w="60" w:type="dxa"/>
-              <w:right w:w="100" w:type="dxa"/>
-            </w:tcMar>
-          </w:tcPr>
-          <w:p>
-            <w:pPr>
-              <w:spacing w:before="40" w:after="40"/>
-            </w:pPr>
-            <w:r>
-              <w:rPr>
-                <w:color w:val="000000"/>
-                <w:sz w:val="18"/>
-                <w:szCs w:val="18"/>
-              </w:rPr>
-              <w:t xml:space="preserve"> </w:t>
+            <w:r>
+              <w:rPr>
+                <w:color w:val="000000"/>
+                <w:sz w:val="18"/>
+                <w:szCs w:val="18"/>
+              </w:rPr>
+              <w:t xml:space="preserve">[GREEN] </w:t>
+            </w:r>
+          </w:p>
+        </w:tc>
+        <w:tc>
+          <w:tcPr>
+            <w:tcW w:w="4823" w:type="dxa"/>
+            <w:tcBorders>
+              <w:top w:val="single" w:sz="1" w:space="0" w:color="999999"/>
+              <w:left w:val="single" w:sz="1" w:space="0" w:color="999999"/>
+              <w:bottom w:val="single" w:sz="1" w:space="0" w:color="999999"/>
+              <w:right w:val="single" w:sz="1" w:space="0" w:color="999999"/>
+            </w:tcBorders>
+            <w:shd w:val="clear" w:color="auto" w:fill="FFFDE7"/>
+            <w:tcMar>
+              <w:top w:w="60" w:type="dxa"/>
+              <w:left w:w="100" w:type="dxa"/>
+              <w:bottom w:w="60" w:type="dxa"/>
+              <w:right w:w="100" w:type="dxa"/>
+            </w:tcMar>
+          </w:tcPr>
+          <w:p>
+            <w:pPr>
+              <w:spacing w:before="40" w:after="40"/>
+            </w:pPr>
+            <w:r>
+              <w:rPr>
+                <w:color w:val="000000"/>
+                <w:sz w:val="18"/>
+                <w:szCs w:val="18"/>
+              </w:rPr>
+              <w:t>Implement membership discount logic</w:t>
+            </w:r>
+          </w:p>
+        </w:tc>
+      </w:tr>
+      <w:tr>
+        <w:tc>
+          <w:tcPr>
+            <w:tcW w:w="498" w:type="dxa"/>
+            <w:tcBorders>
+              <w:top w:val="single" w:sz="1" w:space="0" w:color="999999"/>
+              <w:left w:val="single" w:sz="1" w:space="0" w:color="999999"/>
+              <w:bottom w:val="single" w:sz="1" w:space="0" w:color="999999"/>
+              <w:right w:val="single" w:sz="1" w:space="0" w:color="999999"/>
+            </w:tcBorders>
+            <w:shd w:val="clear" w:color="auto" w:fill="FFFDE7"/>
+            <w:tcMar>
+              <w:top w:w="60" w:type="dxa"/>
+              <w:left w:w="100" w:type="dxa"/>
+              <w:bottom w:w="60" w:type="dxa"/>
+              <w:right w:w="100" w:type="dxa"/>
+            </w:tcMar>
+          </w:tcPr>
+          <w:p>
+            <w:pPr>
+              <w:spacing w:before="40" w:after="40"/>
+              <w:rPr>
+                <w:color w:val="000000"/>
+                <w:sz w:val="18"/>
+                <w:szCs w:val="18"/>
+              </w:rPr>
+            </w:pPr>
+            <w:r>
+              <w:rPr>
+                <w:color w:val="000000"/>
+                <w:sz w:val="18"/>
+                <w:szCs w:val="18"/>
+              </w:rPr>
+              <w:t>7</w:t>
+            </w:r>
+          </w:p>
+        </w:tc>
+        <w:tc>
+          <w:tcPr>
+            <w:tcW w:w="1692" w:type="dxa"/>
+            <w:tcBorders>
+              <w:top w:val="single" w:sz="1" w:space="0" w:color="999999"/>
+              <w:left w:val="single" w:sz="1" w:space="0" w:color="999999"/>
+              <w:bottom w:val="single" w:sz="1" w:space="0" w:color="999999"/>
+              <w:right w:val="single" w:sz="1" w:space="0" w:color="999999"/>
+            </w:tcBorders>
+            <w:shd w:val="clear" w:color="auto" w:fill="FFFDE7"/>
+            <w:tcMar>
+              <w:top w:w="60" w:type="dxa"/>
+              <w:left w:w="100" w:type="dxa"/>
+              <w:bottom w:w="60" w:type="dxa"/>
+              <w:right w:w="100" w:type="dxa"/>
+            </w:tcMar>
+          </w:tcPr>
+          <w:p>
+            <w:pPr>
+              <w:spacing w:before="40" w:after="40"/>
+              <w:rPr>
+                <w:color w:val="000000"/>
+                <w:sz w:val="18"/>
+                <w:szCs w:val="18"/>
+              </w:rPr>
+            </w:pPr>
+            <w:r>
+              <w:rPr>
+                <w:color w:val="000000"/>
+                <w:sz w:val="18"/>
+                <w:szCs w:val="18"/>
+              </w:rPr>
+              <w:t xml:space="preserve">3d84155 Add </w:t>
+            </w:r>
+          </w:p>
+        </w:tc>
+        <w:tc>
+          <w:tcPr>
+            <w:tcW w:w="2347" w:type="dxa"/>
+            <w:tcBorders>
+              <w:top w:val="single" w:sz="1" w:space="0" w:color="999999"/>
+              <w:left w:val="single" w:sz="1" w:space="0" w:color="999999"/>
+              <w:bottom w:val="single" w:sz="1" w:space="0" w:color="999999"/>
+              <w:right w:val="single" w:sz="1" w:space="0" w:color="999999"/>
+            </w:tcBorders>
+            <w:shd w:val="clear" w:color="auto" w:fill="FFFDE7"/>
+            <w:tcMar>
+              <w:top w:w="60" w:type="dxa"/>
+              <w:left w:w="100" w:type="dxa"/>
+              <w:bottom w:w="60" w:type="dxa"/>
+              <w:right w:w="100" w:type="dxa"/>
+            </w:tcMar>
+          </w:tcPr>
+          <w:p>
+            <w:pPr>
+              <w:spacing w:before="40" w:after="40"/>
+              <w:rPr>
+                <w:color w:val="000000"/>
+                <w:sz w:val="18"/>
+                <w:szCs w:val="18"/>
+              </w:rPr>
+            </w:pPr>
+            <w:r>
+              <w:rPr>
+                <w:color w:val="000000"/>
+                <w:sz w:val="18"/>
+                <w:szCs w:val="18"/>
+              </w:rPr>
+              <w:t>[TEST]</w:t>
+            </w:r>
+          </w:p>
+        </w:tc>
+        <w:tc>
+          <w:tcPr>
+            <w:tcW w:w="4823" w:type="dxa"/>
+            <w:tcBorders>
+              <w:top w:val="single" w:sz="1" w:space="0" w:color="999999"/>
+              <w:left w:val="single" w:sz="1" w:space="0" w:color="999999"/>
+              <w:bottom w:val="single" w:sz="1" w:space="0" w:color="999999"/>
+              <w:right w:val="single" w:sz="1" w:space="0" w:color="999999"/>
+            </w:tcBorders>
+            <w:shd w:val="clear" w:color="auto" w:fill="FFFDE7"/>
+            <w:tcMar>
+              <w:top w:w="60" w:type="dxa"/>
+              <w:left w:w="100" w:type="dxa"/>
+              <w:bottom w:w="60" w:type="dxa"/>
+              <w:right w:w="100" w:type="dxa"/>
+            </w:tcMar>
+          </w:tcPr>
+          <w:p>
+            <w:pPr>
+              <w:spacing w:before="40" w:after="40"/>
+              <w:rPr>
+                <w:color w:val="000000"/>
+                <w:sz w:val="18"/>
+                <w:szCs w:val="18"/>
+              </w:rPr>
+            </w:pPr>
+            <w:r>
+              <w:rPr>
+                <w:color w:val="000000"/>
+                <w:sz w:val="18"/>
+                <w:szCs w:val="18"/>
+              </w:rPr>
+              <w:t>membership discount consistency property test</w:t>
+            </w:r>
+          </w:p>
+        </w:tc>
+      </w:tr>
+      <w:tr>
+        <w:trPr>
+          <w:trHeight w:val="595"/>
+        </w:trPr>
+        <w:tc>
+          <w:tcPr>
+            <w:tcW w:w="498" w:type="dxa"/>
+            <w:tcBorders>
+              <w:top w:val="single" w:sz="1" w:space="0" w:color="999999"/>
+              <w:left w:val="single" w:sz="1" w:space="0" w:color="999999"/>
+              <w:bottom w:val="single" w:sz="1" w:space="0" w:color="999999"/>
+              <w:right w:val="single" w:sz="1" w:space="0" w:color="999999"/>
+            </w:tcBorders>
+            <w:shd w:val="clear" w:color="auto" w:fill="FFFDE7"/>
+            <w:tcMar>
+              <w:top w:w="60" w:type="dxa"/>
+              <w:left w:w="100" w:type="dxa"/>
+              <w:bottom w:w="60" w:type="dxa"/>
+              <w:right w:w="100" w:type="dxa"/>
+            </w:tcMar>
+          </w:tcPr>
+          <w:p>
+            <w:pPr>
+              <w:spacing w:before="40" w:after="40"/>
+              <w:rPr>
+                <w:color w:val="000000"/>
+                <w:sz w:val="18"/>
+                <w:szCs w:val="18"/>
+              </w:rPr>
+            </w:pPr>
+            <w:r>
+              <w:rPr>
+                <w:color w:val="000000"/>
+                <w:sz w:val="18"/>
+                <w:szCs w:val="18"/>
+              </w:rPr>
+              <w:t>8</w:t>
+            </w:r>
+          </w:p>
+        </w:tc>
+        <w:tc>
+          <w:tcPr>
+            <w:tcW w:w="1692" w:type="dxa"/>
+            <w:tcBorders>
+              <w:top w:val="single" w:sz="1" w:space="0" w:color="999999"/>
+              <w:left w:val="single" w:sz="1" w:space="0" w:color="999999"/>
+              <w:bottom w:val="single" w:sz="1" w:space="0" w:color="999999"/>
+              <w:right w:val="single" w:sz="1" w:space="0" w:color="999999"/>
+            </w:tcBorders>
+            <w:shd w:val="clear" w:color="auto" w:fill="FFFDE7"/>
+            <w:tcMar>
+              <w:top w:w="60" w:type="dxa"/>
+              <w:left w:w="100" w:type="dxa"/>
+              <w:bottom w:w="60" w:type="dxa"/>
+              <w:right w:w="100" w:type="dxa"/>
+            </w:tcMar>
+          </w:tcPr>
+          <w:p>
+            <w:pPr>
+              <w:spacing w:before="40" w:after="40"/>
+              <w:rPr>
+                <w:color w:val="000000"/>
+                <w:sz w:val="18"/>
+                <w:szCs w:val="18"/>
+              </w:rPr>
+            </w:pPr>
+            <w:r>
+              <w:rPr>
+                <w:color w:val="000000"/>
+                <w:sz w:val="18"/>
+                <w:szCs w:val="18"/>
+              </w:rPr>
+              <w:t xml:space="preserve">1b07b2a Add </w:t>
+            </w:r>
+          </w:p>
+        </w:tc>
+        <w:tc>
+          <w:tcPr>
+            <w:tcW w:w="2347" w:type="dxa"/>
+            <w:tcBorders>
+              <w:top w:val="single" w:sz="1" w:space="0" w:color="999999"/>
+              <w:left w:val="single" w:sz="1" w:space="0" w:color="999999"/>
+              <w:bottom w:val="single" w:sz="1" w:space="0" w:color="999999"/>
+              <w:right w:val="single" w:sz="1" w:space="0" w:color="999999"/>
+            </w:tcBorders>
+            <w:shd w:val="clear" w:color="auto" w:fill="FFFDE7"/>
+            <w:tcMar>
+              <w:top w:w="60" w:type="dxa"/>
+              <w:left w:w="100" w:type="dxa"/>
+              <w:bottom w:w="60" w:type="dxa"/>
+              <w:right w:w="100" w:type="dxa"/>
+            </w:tcMar>
+          </w:tcPr>
+          <w:p>
+            <w:pPr>
+              <w:spacing w:before="40" w:after="40"/>
+              <w:rPr>
+                <w:color w:val="000000"/>
+                <w:sz w:val="18"/>
+                <w:szCs w:val="18"/>
+              </w:rPr>
+            </w:pPr>
+            <w:r>
+              <w:rPr>
+                <w:color w:val="000000"/>
+                <w:sz w:val="18"/>
+                <w:szCs w:val="18"/>
+              </w:rPr>
+              <w:t>[RED]</w:t>
+            </w:r>
+          </w:p>
+        </w:tc>
+        <w:tc>
+          <w:tcPr>
+            <w:tcW w:w="4823" w:type="dxa"/>
+            <w:tcBorders>
+              <w:top w:val="single" w:sz="1" w:space="0" w:color="999999"/>
+              <w:left w:val="single" w:sz="1" w:space="0" w:color="999999"/>
+              <w:bottom w:val="single" w:sz="1" w:space="0" w:color="999999"/>
+              <w:right w:val="single" w:sz="1" w:space="0" w:color="999999"/>
+            </w:tcBorders>
+            <w:shd w:val="clear" w:color="auto" w:fill="FFFDE7"/>
+            <w:tcMar>
+              <w:top w:w="60" w:type="dxa"/>
+              <w:left w:w="100" w:type="dxa"/>
+              <w:bottom w:w="60" w:type="dxa"/>
+              <w:right w:w="100" w:type="dxa"/>
+            </w:tcMar>
+          </w:tcPr>
+          <w:p>
+            <w:pPr>
+              <w:spacing w:before="40" w:after="40"/>
+              <w:rPr>
+                <w:color w:val="000000"/>
+                <w:sz w:val="18"/>
+                <w:szCs w:val="18"/>
+              </w:rPr>
+            </w:pPr>
+            <w:r>
+              <w:rPr>
+                <w:color w:val="000000"/>
+                <w:sz w:val="18"/>
+                <w:szCs w:val="18"/>
+              </w:rPr>
+              <w:t>failing holiday surcharge override test</w:t>
+            </w:r>
+          </w:p>
+        </w:tc>
+      </w:tr>
+      <w:tr>
+        <w:trPr>
+          <w:trHeight w:val="595"/>
+        </w:trPr>
+        <w:tc>
+          <w:tcPr>
+            <w:tcW w:w="498" w:type="dxa"/>
+            <w:tcBorders>
+              <w:top w:val="single" w:sz="1" w:space="0" w:color="999999"/>
+              <w:left w:val="single" w:sz="1" w:space="0" w:color="999999"/>
+              <w:bottom w:val="single" w:sz="1" w:space="0" w:color="999999"/>
+              <w:right w:val="single" w:sz="1" w:space="0" w:color="999999"/>
+            </w:tcBorders>
+            <w:shd w:val="clear" w:color="auto" w:fill="FFFDE7"/>
+            <w:tcMar>
+              <w:top w:w="60" w:type="dxa"/>
+              <w:left w:w="100" w:type="dxa"/>
+              <w:bottom w:w="60" w:type="dxa"/>
+              <w:right w:w="100" w:type="dxa"/>
+            </w:tcMar>
+          </w:tcPr>
+          <w:p>
+            <w:pPr>
+              <w:spacing w:before="40" w:after="40"/>
+              <w:rPr>
+                <w:color w:val="000000"/>
+                <w:sz w:val="18"/>
+                <w:szCs w:val="18"/>
+              </w:rPr>
+            </w:pPr>
+            <w:r>
+              <w:rPr>
+                <w:color w:val="000000"/>
+                <w:sz w:val="18"/>
+                <w:szCs w:val="18"/>
+              </w:rPr>
+              <w:t>9</w:t>
+            </w:r>
+          </w:p>
+        </w:tc>
+        <w:tc>
+          <w:tcPr>
+            <w:tcW w:w="1692" w:type="dxa"/>
+            <w:tcBorders>
+              <w:top w:val="single" w:sz="1" w:space="0" w:color="999999"/>
+              <w:left w:val="single" w:sz="1" w:space="0" w:color="999999"/>
+              <w:bottom w:val="single" w:sz="1" w:space="0" w:color="999999"/>
+              <w:right w:val="single" w:sz="1" w:space="0" w:color="999999"/>
+            </w:tcBorders>
+            <w:shd w:val="clear" w:color="auto" w:fill="FFFDE7"/>
+            <w:tcMar>
+              <w:top w:w="60" w:type="dxa"/>
+              <w:left w:w="100" w:type="dxa"/>
+              <w:bottom w:w="60" w:type="dxa"/>
+              <w:right w:w="100" w:type="dxa"/>
+            </w:tcMar>
+          </w:tcPr>
+          <w:p>
+            <w:pPr>
+              <w:spacing w:before="40" w:after="40"/>
+              <w:rPr>
+                <w:color w:val="000000"/>
+                <w:sz w:val="18"/>
+                <w:szCs w:val="18"/>
+              </w:rPr>
+            </w:pPr>
+            <w:r>
+              <w:rPr>
+                <w:color w:val="000000"/>
+                <w:sz w:val="18"/>
+                <w:szCs w:val="18"/>
+              </w:rPr>
+              <w:t xml:space="preserve">bc74cf4 </w:t>
+            </w:r>
+          </w:p>
+        </w:tc>
+        <w:tc>
+          <w:tcPr>
+            <w:tcW w:w="2347" w:type="dxa"/>
+            <w:tcBorders>
+              <w:top w:val="single" w:sz="1" w:space="0" w:color="999999"/>
+              <w:left w:val="single" w:sz="1" w:space="0" w:color="999999"/>
+              <w:bottom w:val="single" w:sz="1" w:space="0" w:color="999999"/>
+              <w:right w:val="single" w:sz="1" w:space="0" w:color="999999"/>
+            </w:tcBorders>
+            <w:shd w:val="clear" w:color="auto" w:fill="FFFDE7"/>
+            <w:tcMar>
+              <w:top w:w="60" w:type="dxa"/>
+              <w:left w:w="100" w:type="dxa"/>
+              <w:bottom w:w="60" w:type="dxa"/>
+              <w:right w:w="100" w:type="dxa"/>
+            </w:tcMar>
+          </w:tcPr>
+          <w:p>
+            <w:pPr>
+              <w:spacing w:before="40" w:after="40"/>
+              <w:rPr>
+                <w:color w:val="000000"/>
+                <w:sz w:val="18"/>
+                <w:szCs w:val="18"/>
+              </w:rPr>
+            </w:pPr>
+            <w:r>
+              <w:rPr>
+                <w:color w:val="000000"/>
+                <w:sz w:val="18"/>
+                <w:szCs w:val="18"/>
+              </w:rPr>
+              <w:t>[PLANNING]</w:t>
+            </w:r>
+          </w:p>
+        </w:tc>
+        <w:tc>
+          <w:tcPr>
+            <w:tcW w:w="4823" w:type="dxa"/>
+            <w:tcBorders>
+              <w:top w:val="single" w:sz="1" w:space="0" w:color="999999"/>
+              <w:left w:val="single" w:sz="1" w:space="0" w:color="999999"/>
+              <w:bottom w:val="single" w:sz="1" w:space="0" w:color="999999"/>
+              <w:right w:val="single" w:sz="1" w:space="0" w:color="999999"/>
+            </w:tcBorders>
+            <w:shd w:val="clear" w:color="auto" w:fill="FFFDE7"/>
+            <w:tcMar>
+              <w:top w:w="60" w:type="dxa"/>
+              <w:left w:w="100" w:type="dxa"/>
+              <w:bottom w:w="60" w:type="dxa"/>
+              <w:right w:w="100" w:type="dxa"/>
+            </w:tcMar>
+          </w:tcPr>
+          <w:p>
+            <w:pPr>
+              <w:spacing w:before="40" w:after="40"/>
+              <w:rPr>
+                <w:color w:val="000000"/>
+                <w:sz w:val="18"/>
+                <w:szCs w:val="18"/>
+              </w:rPr>
+            </w:pPr>
+            <w:r>
+              <w:rPr>
+                <w:color w:val="000000"/>
+                <w:sz w:val="18"/>
+                <w:szCs w:val="18"/>
+              </w:rPr>
+              <w:t>Complete test scenario and property planning</w:t>
             </w:r>
           </w:p>
         </w:tc>
@@ -6571,16 +8653,17 @@
       </w:r>
     </w:p>
     <w:p>
-      <w:r>
-        <w:br w:type="page"/>
-      </w:r>
-    </w:p>
-    <w:p>
       <w:pPr>
-        <w:pStyle w:val="Heading1"/>
+        <w:rPr>
+          <w:sz w:val="28"/>
+          <w:szCs w:val="28"/>
+        </w:rPr>
       </w:pPr>
       <w:r>
-        <w:lastRenderedPageBreak/>
+        <w:rPr>
+          <w:sz w:val="28"/>
+          <w:szCs w:val="28"/>
+        </w:rPr>
         <w:t>Part 3: Test Results</w:t>
       </w:r>
     </w:p>
@@ -6678,12 +8761,6 @@
         <w:gridCol w:w="9360"/>
       </w:tblGrid>
       <w:tr>
-        <w:tblPrEx>
-          <w:tblCellMar>
-            <w:top w:w="0" w:type="dxa"/>
-            <w:bottom w:w="0" w:type="dxa"/>
-          </w:tblCellMar>
-        </w:tblPrEx>
         <w:tc>
           <w:tcPr>
             <w:tcW w:w="9360" w:type="dxa"/>
@@ -6713,17 +8790,7 @@
                 <w:sz w:val="18"/>
                 <w:szCs w:val="18"/>
               </w:rPr>
-              <w:t>✅</w:t>
-            </w:r>
-            <w:r>
-              <w:rPr>
-                <w:b/>
-                <w:bCs/>
-                <w:color w:val="2E7D32"/>
-                <w:sz w:val="18"/>
-                <w:szCs w:val="18"/>
-              </w:rPr>
-              <w:t xml:space="preserve"> Example:</w:t>
+              <w:t>✅ Example:</w:t>
             </w:r>
           </w:p>
           <w:p>
@@ -6810,6 +8877,16 @@
         </w:tc>
       </w:tr>
     </w:tbl>
+    <w:p>
+      <w:pPr>
+        <w:spacing w:after="60"/>
+      </w:pPr>
+    </w:p>
+    <w:p>
+      <w:pPr>
+        <w:spacing w:after="60"/>
+      </w:pPr>
+    </w:p>
     <w:p>
       <w:pPr>
         <w:spacing w:after="60"/>
@@ -6836,12 +8913,6 @@
         <w:gridCol w:w="9360"/>
       </w:tblGrid>
       <w:tr>
-        <w:tblPrEx>
-          <w:tblCellMar>
-            <w:top w:w="0" w:type="dxa"/>
-            <w:bottom w:w="0" w:type="dxa"/>
-          </w:tblCellMar>
-        </w:tblPrEx>
         <w:tc>
           <w:tcPr>
             <w:tcW w:w="9360" w:type="dxa"/>
@@ -6869,6 +8940,7 @@
                 <w:sz w:val="18"/>
                 <w:szCs w:val="18"/>
               </w:rPr>
+              <w:lastRenderedPageBreak/>
               <w:t>[paste your actual test output here]</w:t>
             </w:r>
           </w:p>
@@ -6876,6 +8948,106 @@
             <w:pPr>
               <w:spacing w:before="40"/>
             </w:pPr>
+            <w:r>
+              <w:t xml:space="preserve">[xUnit.net 00:00:00.00] xUnit.net </w:t>
+            </w:r>
+            <w:proofErr w:type="spellStart"/>
+            <w:r>
+              <w:t>VSTest</w:t>
+            </w:r>
+            <w:proofErr w:type="spellEnd"/>
+            <w:r>
+              <w:t xml:space="preserve"> Adapter v3.1.4+50e68bbb8b (64-bit .NET 10.0.8)</w:t>
+            </w:r>
+          </w:p>
+          <w:p>
+            <w:pPr>
+              <w:spacing w:before="40"/>
+            </w:pPr>
+            <w:r>
+              <w:t xml:space="preserve">[xUnit.net 00:00:00.12]   Discovering: </w:t>
+            </w:r>
+            <w:proofErr w:type="spellStart"/>
+            <w:r>
+              <w:t>SmartPark.Tests</w:t>
+            </w:r>
+            <w:proofErr w:type="spellEnd"/>
+          </w:p>
+          <w:p>
+            <w:pPr>
+              <w:spacing w:before="40"/>
+            </w:pPr>
+            <w:r>
+              <w:t xml:space="preserve">[xUnit.net 00:00:00.18]   Discovered:  </w:t>
+            </w:r>
+            <w:proofErr w:type="spellStart"/>
+            <w:r>
+              <w:t>SmartPark.Tests</w:t>
+            </w:r>
+            <w:proofErr w:type="spellEnd"/>
+          </w:p>
+          <w:p>
+            <w:pPr>
+              <w:spacing w:before="40"/>
+            </w:pPr>
+            <w:r>
+              <w:t xml:space="preserve">[xUnit.net 00:00:00.21]   Starting:    </w:t>
+            </w:r>
+            <w:proofErr w:type="spellStart"/>
+            <w:r>
+              <w:t>SmartPark.Tests</w:t>
+            </w:r>
+            <w:proofErr w:type="spellEnd"/>
+          </w:p>
+          <w:p>
+            <w:pPr>
+              <w:spacing w:before="40"/>
+            </w:pPr>
+            <w:r>
+              <w:t xml:space="preserve">[xUnit.net 00:00:00.47]   Finished:    </w:t>
+            </w:r>
+            <w:proofErr w:type="spellStart"/>
+            <w:r>
+              <w:t>SmartPark.Tests</w:t>
+            </w:r>
+            <w:proofErr w:type="spellEnd"/>
+          </w:p>
+          <w:p>
+            <w:pPr>
+              <w:spacing w:before="40"/>
+            </w:pPr>
+            <w:r>
+              <w:t xml:space="preserve">  </w:t>
+            </w:r>
+            <w:proofErr w:type="spellStart"/>
+            <w:r>
+              <w:t>SmartPark.Tests</w:t>
+            </w:r>
+            <w:proofErr w:type="spellEnd"/>
+            <w:r>
+              <w:t xml:space="preserve"> test net10.0 succeeded (1.3s)</w:t>
+            </w:r>
+          </w:p>
+          <w:p>
+            <w:pPr>
+              <w:spacing w:before="40"/>
+            </w:pPr>
+          </w:p>
+          <w:p>
+            <w:pPr>
+              <w:spacing w:before="40"/>
+            </w:pPr>
+            <w:r>
+              <w:t>Test summary: total: 13, failed: 0, succeeded: 13, skipped: 0, duration: 1.3s</w:t>
+            </w:r>
+          </w:p>
+          <w:p>
+            <w:pPr>
+              <w:spacing w:before="40"/>
+            </w:pPr>
+            <w:r>
+              <w:t>Build succeeded in 3.3s</w:t>
+            </w:r>
           </w:p>
           <w:p>
             <w:pPr>
@@ -6956,12 +9128,6 @@
         <w:gridCol w:w="9360"/>
       </w:tblGrid>
       <w:tr>
-        <w:tblPrEx>
-          <w:tblCellMar>
-            <w:top w:w="0" w:type="dxa"/>
-            <w:bottom w:w="0" w:type="dxa"/>
-          </w:tblCellMar>
-        </w:tblPrEx>
         <w:tc>
           <w:tcPr>
             <w:tcW w:w="9360" w:type="dxa"/>
@@ -6980,7 +9146,7 @@
             </w:tcMar>
           </w:tcPr>
           <w:p>
-            <w:r>
+            <w:pPr>
               <w:rPr>
                 <w:rFonts w:ascii="Consolas" w:eastAsia="Consolas" w:hAnsi="Consolas" w:cs="Consolas"/>
                 <w:i/>
@@ -6989,7 +9155,81 @@
                 <w:sz w:val="18"/>
                 <w:szCs w:val="18"/>
               </w:rPr>
+            </w:pPr>
+            <w:r>
+              <w:rPr>
+                <w:rFonts w:ascii="Consolas" w:eastAsia="Consolas" w:hAnsi="Consolas" w:cs="Consolas"/>
+                <w:i/>
+                <w:iCs/>
+                <w:color w:val="999999"/>
+                <w:sz w:val="18"/>
+                <w:szCs w:val="18"/>
+              </w:rPr>
               <w:t>[paste your actual test output here]</w:t>
+            </w:r>
+          </w:p>
+          <w:p>
+            <w:r>
+              <w:t xml:space="preserve">[xUnit.net 00:00:00.09]   Discovering: </w:t>
+            </w:r>
+            <w:proofErr w:type="spellStart"/>
+            <w:r>
+              <w:t>SmartPark.Tests</w:t>
+            </w:r>
+            <w:proofErr w:type="spellEnd"/>
+          </w:p>
+          <w:p>
+            <w:r>
+              <w:t xml:space="preserve">[xUnit.net 00:00:00.14]   Discovered:  </w:t>
+            </w:r>
+            <w:proofErr w:type="spellStart"/>
+            <w:r>
+              <w:t>SmartPark.Tests</w:t>
+            </w:r>
+            <w:proofErr w:type="spellEnd"/>
+          </w:p>
+          <w:p>
+            <w:r>
+              <w:t xml:space="preserve">[xUnit.net 00:00:00.17]   Starting:    </w:t>
+            </w:r>
+            <w:proofErr w:type="spellStart"/>
+            <w:r>
+              <w:t>SmartPark.Tests</w:t>
+            </w:r>
+            <w:proofErr w:type="spellEnd"/>
+          </w:p>
+          <w:p>
+            <w:r>
+              <w:t xml:space="preserve">[xUnit.net 00:00:00.31]   Finished:    </w:t>
+            </w:r>
+            <w:proofErr w:type="spellStart"/>
+            <w:r>
+              <w:t>SmartPark.Tests</w:t>
+            </w:r>
+            <w:proofErr w:type="spellEnd"/>
+          </w:p>
+          <w:p>
+            <w:r>
+              <w:t xml:space="preserve">  </w:t>
+            </w:r>
+            <w:proofErr w:type="spellStart"/>
+            <w:r>
+              <w:t>SmartPark.Tests</w:t>
+            </w:r>
+            <w:proofErr w:type="spellEnd"/>
+            <w:r>
+              <w:t xml:space="preserve"> test net10.0 succeeded (1.2s)</w:t>
+            </w:r>
+          </w:p>
+          <w:p/>
+          <w:p>
+            <w:r>
+              <w:t>Test summary: total: 1, failed: 0, succeeded: 1, skipped: 0, duration: 1.1s</w:t>
+            </w:r>
+          </w:p>
+          <w:p>
+            <w:r>
+              <w:t>Build succeeded in 2.6s</w:t>
             </w:r>
           </w:p>
           <w:p>
@@ -7008,6 +9248,21 @@
     <w:p>
       <w:pPr>
         <w:spacing w:after="80"/>
+      </w:pPr>
+    </w:p>
+    <w:p>
+      <w:pPr>
+        <w:pStyle w:val="Heading2"/>
+      </w:pPr>
+    </w:p>
+    <w:p>
+      <w:pPr>
+        <w:pStyle w:val="Heading2"/>
+      </w:pPr>
+    </w:p>
+    <w:p>
+      <w:pPr>
+        <w:pStyle w:val="Heading2"/>
       </w:pPr>
     </w:p>
     <w:p>
@@ -7047,12 +9302,6 @@
         <w:gridCol w:w="9360"/>
       </w:tblGrid>
       <w:tr>
-        <w:tblPrEx>
-          <w:tblCellMar>
-            <w:top w:w="0" w:type="dxa"/>
-            <w:bottom w:w="0" w:type="dxa"/>
-          </w:tblCellMar>
-        </w:tblPrEx>
         <w:tc>
           <w:tcPr>
             <w:tcW w:w="9360" w:type="dxa"/>
@@ -7082,17 +9331,7 @@
                 <w:sz w:val="18"/>
                 <w:szCs w:val="18"/>
               </w:rPr>
-              <w:t>✅</w:t>
-            </w:r>
-            <w:r>
-              <w:rPr>
-                <w:b/>
-                <w:bCs/>
-                <w:color w:val="2E7D32"/>
-                <w:sz w:val="18"/>
-                <w:szCs w:val="18"/>
-              </w:rPr>
-              <w:t xml:space="preserve"> Example:</w:t>
+              <w:t>✅ Example:</w:t>
             </w:r>
           </w:p>
           <w:p>
@@ -7224,12 +9463,6 @@
         <w:gridCol w:w="9360"/>
       </w:tblGrid>
       <w:tr>
-        <w:tblPrEx>
-          <w:tblCellMar>
-            <w:top w:w="0" w:type="dxa"/>
-            <w:bottom w:w="0" w:type="dxa"/>
-          </w:tblCellMar>
-        </w:tblPrEx>
         <w:tc>
           <w:tcPr>
             <w:tcW w:w="9360" w:type="dxa"/>
@@ -7257,6 +9490,7 @@
                 <w:sz w:val="18"/>
                 <w:szCs w:val="18"/>
               </w:rPr>
+              <w:lastRenderedPageBreak/>
               <w:t>[paste your actual PBT output here]</w:t>
             </w:r>
           </w:p>
@@ -7264,6 +9498,158 @@
             <w:pPr>
               <w:spacing w:before="40"/>
             </w:pPr>
+            <w:r>
+              <w:t>dotnet test --filter "</w:t>
+            </w:r>
+            <w:proofErr w:type="spellStart"/>
+            <w:r>
+              <w:t>ParkingFeeCalculatorTests</w:t>
+            </w:r>
+            <w:proofErr w:type="spellEnd"/>
+            <w:r>
+              <w:t>"</w:t>
+            </w:r>
+          </w:p>
+          <w:p>
+            <w:pPr>
+              <w:spacing w:before="40"/>
+            </w:pPr>
+          </w:p>
+          <w:p>
+            <w:pPr>
+              <w:spacing w:before="40"/>
+            </w:pPr>
+            <w:r>
+              <w:t>Restore complete (0.7s)</w:t>
+            </w:r>
+          </w:p>
+          <w:p>
+            <w:pPr>
+              <w:spacing w:before="40"/>
+            </w:pPr>
+          </w:p>
+          <w:p>
+            <w:pPr>
+              <w:spacing w:before="40"/>
+            </w:pPr>
+            <w:proofErr w:type="spellStart"/>
+            <w:r>
+              <w:t>SmartPark.Core</w:t>
+            </w:r>
+            <w:proofErr w:type="spellEnd"/>
+            <w:r>
+              <w:t xml:space="preserve"> net10.0 succeeded</w:t>
+            </w:r>
+          </w:p>
+          <w:p>
+            <w:pPr>
+              <w:spacing w:before="40"/>
+            </w:pPr>
+            <w:proofErr w:type="spellStart"/>
+            <w:r>
+              <w:t>SmartPark.Tests</w:t>
+            </w:r>
+            <w:proofErr w:type="spellEnd"/>
+            <w:r>
+              <w:t xml:space="preserve"> net10.0 succeeded</w:t>
+            </w:r>
+          </w:p>
+          <w:p>
+            <w:pPr>
+              <w:spacing w:before="40"/>
+            </w:pPr>
+          </w:p>
+          <w:p>
+            <w:pPr>
+              <w:spacing w:before="40"/>
+            </w:pPr>
+            <w:r>
+              <w:t xml:space="preserve">[xUnit.net] Discovering: </w:t>
+            </w:r>
+            <w:proofErr w:type="spellStart"/>
+            <w:r>
+              <w:t>SmartPark.Tests</w:t>
+            </w:r>
+            <w:proofErr w:type="spellEnd"/>
+          </w:p>
+          <w:p>
+            <w:pPr>
+              <w:spacing w:before="40"/>
+            </w:pPr>
+            <w:r>
+              <w:t xml:space="preserve">[xUnit.net] Starting: </w:t>
+            </w:r>
+            <w:proofErr w:type="spellStart"/>
+            <w:r>
+              <w:t>SmartPark.Tests</w:t>
+            </w:r>
+            <w:proofErr w:type="spellEnd"/>
+          </w:p>
+          <w:p>
+            <w:pPr>
+              <w:spacing w:before="40"/>
+            </w:pPr>
+            <w:r>
+              <w:t xml:space="preserve">[xUnit.net] Finished: </w:t>
+            </w:r>
+            <w:proofErr w:type="spellStart"/>
+            <w:r>
+              <w:t>SmartPark.Tests</w:t>
+            </w:r>
+            <w:proofErr w:type="spellEnd"/>
+          </w:p>
+          <w:p>
+            <w:pPr>
+              <w:spacing w:before="40"/>
+            </w:pPr>
+          </w:p>
+          <w:p>
+            <w:pPr>
+              <w:spacing w:before="40"/>
+            </w:pPr>
+            <w:r>
+              <w:t>Test summary:</w:t>
+            </w:r>
+          </w:p>
+          <w:p>
+            <w:pPr>
+              <w:spacing w:before="40"/>
+            </w:pPr>
+            <w:r>
+              <w:t>total: 13</w:t>
+            </w:r>
+          </w:p>
+          <w:p>
+            <w:pPr>
+              <w:spacing w:before="40"/>
+            </w:pPr>
+            <w:r>
+              <w:t>failed: 0</w:t>
+            </w:r>
+          </w:p>
+          <w:p>
+            <w:pPr>
+              <w:spacing w:before="40"/>
+            </w:pPr>
+            <w:r>
+              <w:t>succeeded: 13</w:t>
+            </w:r>
+          </w:p>
+          <w:p>
+            <w:pPr>
+              <w:spacing w:before="40"/>
+            </w:pPr>
+            <w:r>
+              <w:t>skipped: 0</w:t>
+            </w:r>
+          </w:p>
+          <w:p>
+            <w:pPr>
+              <w:spacing w:before="40"/>
+            </w:pPr>
+            <w:r>
+              <w:t>duration: 1.2s</w:t>
+            </w:r>
           </w:p>
           <w:p>
             <w:pPr>
@@ -7283,7 +9669,6 @@
         <w:pStyle w:val="Heading2"/>
       </w:pPr>
       <w:r>
-        <w:lastRenderedPageBreak/>
         <w:t>3.4 Integration Test Results</w:t>
       </w:r>
     </w:p>
@@ -7345,12 +9730,6 @@
         <w:gridCol w:w="9360"/>
       </w:tblGrid>
       <w:tr>
-        <w:tblPrEx>
-          <w:tblCellMar>
-            <w:top w:w="0" w:type="dxa"/>
-            <w:bottom w:w="0" w:type="dxa"/>
-          </w:tblCellMar>
-        </w:tblPrEx>
         <w:tc>
           <w:tcPr>
             <w:tcW w:w="9360" w:type="dxa"/>
@@ -7369,7 +9748,7 @@
             </w:tcMar>
           </w:tcPr>
           <w:p>
-            <w:r>
+            <w:pPr>
               <w:rPr>
                 <w:rFonts w:ascii="Consolas" w:eastAsia="Consolas" w:hAnsi="Consolas" w:cs="Consolas"/>
                 <w:i/>
@@ -7378,7 +9757,149 @@
                 <w:sz w:val="18"/>
                 <w:szCs w:val="18"/>
               </w:rPr>
+            </w:pPr>
+            <w:r>
+              <w:rPr>
+                <w:rFonts w:ascii="Consolas" w:eastAsia="Consolas" w:hAnsi="Consolas" w:cs="Consolas"/>
+                <w:i/>
+                <w:iCs/>
+                <w:color w:val="999999"/>
+                <w:sz w:val="18"/>
+                <w:szCs w:val="18"/>
+              </w:rPr>
               <w:t>[paste your actual test output here]</w:t>
+            </w:r>
+          </w:p>
+          <w:p>
+            <w:r>
+              <w:t>Restore complete (0.9s)</w:t>
+            </w:r>
+          </w:p>
+          <w:p>
+            <w:r>
+              <w:t xml:space="preserve">  </w:t>
+            </w:r>
+            <w:proofErr w:type="spellStart"/>
+            <w:r>
+              <w:t>SmartPark.Core</w:t>
+            </w:r>
+            <w:proofErr w:type="spellEnd"/>
+            <w:r>
+              <w:t xml:space="preserve"> net10.0 succeeded (0.1s) → </w:t>
+            </w:r>
+            <w:proofErr w:type="spellStart"/>
+            <w:r>
+              <w:t>src</w:t>
+            </w:r>
+            <w:proofErr w:type="spellEnd"/>
+            <w:r>
+              <w:t>\</w:t>
+            </w:r>
+            <w:proofErr w:type="spellStart"/>
+            <w:r>
+              <w:t>SmartPark.Core</w:t>
+            </w:r>
+            <w:proofErr w:type="spellEnd"/>
+            <w:r>
+              <w:t>\bin\Debug\net10.0\SmartPark.Core.dll</w:t>
+            </w:r>
+          </w:p>
+          <w:p>
+            <w:r>
+              <w:t xml:space="preserve">  </w:t>
+            </w:r>
+            <w:proofErr w:type="spellStart"/>
+            <w:r>
+              <w:t>SmartPark.Tests</w:t>
+            </w:r>
+            <w:proofErr w:type="spellEnd"/>
+            <w:r>
+              <w:t xml:space="preserve"> net10.0 succeeded (0.2s) → tests\</w:t>
+            </w:r>
+            <w:proofErr w:type="spellStart"/>
+            <w:r>
+              <w:t>SmartPark.Tests</w:t>
+            </w:r>
+            <w:proofErr w:type="spellEnd"/>
+            <w:r>
+              <w:t>\bin\Debug\net10.0\SmartPark.Tests.dll</w:t>
+            </w:r>
+          </w:p>
+          <w:p>
+            <w:r>
+              <w:t xml:space="preserve">[xUnit.net 00:00:00.00] xUnit.net </w:t>
+            </w:r>
+            <w:proofErr w:type="spellStart"/>
+            <w:r>
+              <w:t>VSTest</w:t>
+            </w:r>
+            <w:proofErr w:type="spellEnd"/>
+            <w:r>
+              <w:t xml:space="preserve"> Adapter v3.1.4+50e68bbb8b (64-bit .NET 10.0.8)</w:t>
+            </w:r>
+          </w:p>
+          <w:p>
+            <w:r>
+              <w:t xml:space="preserve">[xUnit.net 00:00:00.08]   Discovering: </w:t>
+            </w:r>
+            <w:proofErr w:type="spellStart"/>
+            <w:r>
+              <w:t>SmartPark.Tests</w:t>
+            </w:r>
+            <w:proofErr w:type="spellEnd"/>
+          </w:p>
+          <w:p>
+            <w:r>
+              <w:t xml:space="preserve">[xUnit.net 00:00:00.13]   Discovered:  </w:t>
+            </w:r>
+            <w:proofErr w:type="spellStart"/>
+            <w:r>
+              <w:t>SmartPark.Tests</w:t>
+            </w:r>
+            <w:proofErr w:type="spellEnd"/>
+          </w:p>
+          <w:p>
+            <w:r>
+              <w:t xml:space="preserve">[xUnit.net 00:00:00.16]   Starting:    </w:t>
+            </w:r>
+            <w:proofErr w:type="spellStart"/>
+            <w:r>
+              <w:t>SmartPark.Tests</w:t>
+            </w:r>
+            <w:proofErr w:type="spellEnd"/>
+          </w:p>
+          <w:p>
+            <w:r>
+              <w:t xml:space="preserve">[xUnit.net 00:00:00.31]   Finished:    </w:t>
+            </w:r>
+            <w:proofErr w:type="spellStart"/>
+            <w:r>
+              <w:t>SmartPark.Tests</w:t>
+            </w:r>
+            <w:proofErr w:type="spellEnd"/>
+          </w:p>
+          <w:p>
+            <w:r>
+              <w:t xml:space="preserve">  </w:t>
+            </w:r>
+            <w:proofErr w:type="spellStart"/>
+            <w:r>
+              <w:t>SmartPark.Tests</w:t>
+            </w:r>
+            <w:proofErr w:type="spellEnd"/>
+            <w:r>
+              <w:t xml:space="preserve"> test net10.0 succeeded (1.1s)</w:t>
+            </w:r>
+          </w:p>
+          <w:p/>
+          <w:p>
+            <w:r>
+              <w:t>Test summary: total: 1, failed: 0, succeeded: 1, skipped: 0, duration: 1.1s</w:t>
+            </w:r>
+          </w:p>
+          <w:p>
+            <w:r>
+              <w:t>Build succeeded in 2.4s</w:t>
             </w:r>
           </w:p>
           <w:p>
@@ -7403,7 +9924,18 @@
       <w:pPr>
         <w:pStyle w:val="Heading2"/>
       </w:pPr>
+    </w:p>
+    <w:p>
+      <w:pPr>
+        <w:pStyle w:val="Heading2"/>
+      </w:pPr>
+    </w:p>
+    <w:p>
+      <w:pPr>
+        <w:pStyle w:val="Heading2"/>
+      </w:pPr>
       <w:r>
+        <w:lastRenderedPageBreak/>
         <w:t>3.5 Code Coverage Report</w:t>
       </w:r>
     </w:p>
@@ -7500,12 +10032,6 @@
         <w:gridCol w:w="3280"/>
       </w:tblGrid>
       <w:tr>
-        <w:tblPrEx>
-          <w:tblCellMar>
-            <w:top w:w="0" w:type="dxa"/>
-            <w:bottom w:w="0" w:type="dxa"/>
-          </w:tblCellMar>
-        </w:tblPrEx>
         <w:tc>
           <w:tcPr>
             <w:tcW w:w="2800" w:type="dxa"/>
@@ -7598,12 +10124,6 @@
         </w:tc>
       </w:tr>
       <w:tr>
-        <w:tblPrEx>
-          <w:tblCellMar>
-            <w:top w:w="0" w:type="dxa"/>
-            <w:bottom w:w="0" w:type="dxa"/>
-          </w:tblCellMar>
-        </w:tblPrEx>
         <w:tc>
           <w:tcPr>
             <w:tcW w:w="2800" w:type="dxa"/>
@@ -7661,31 +10181,8 @@
                 <w:sz w:val="18"/>
                 <w:szCs w:val="18"/>
               </w:rPr>
-              <w:t xml:space="preserve">   %</w:t>
-            </w:r>
-          </w:p>
-        </w:tc>
-        <w:tc>
-          <w:tcPr>
-            <w:tcW w:w="3280" w:type="dxa"/>
-            <w:tcBorders>
-              <w:top w:val="single" w:sz="1" w:space="0" w:color="999999"/>
-              <w:left w:val="single" w:sz="1" w:space="0" w:color="999999"/>
-              <w:bottom w:val="single" w:sz="1" w:space="0" w:color="999999"/>
-              <w:right w:val="single" w:sz="1" w:space="0" w:color="999999"/>
-            </w:tcBorders>
-            <w:shd w:val="clear" w:color="auto" w:fill="FFFDE7"/>
-            <w:tcMar>
-              <w:top w:w="60" w:type="dxa"/>
-              <w:left w:w="100" w:type="dxa"/>
-              <w:bottom w:w="60" w:type="dxa"/>
-              <w:right w:w="100" w:type="dxa"/>
-            </w:tcMar>
-          </w:tcPr>
-          <w:p>
-            <w:pPr>
-              <w:spacing w:before="40" w:after="40"/>
-            </w:pPr>
+              <w:t xml:space="preserve">   </w:t>
+            </w:r>
             <w:r>
               <w:rPr>
                 <w:i/>
@@ -7694,67 +10191,8 @@
                 <w:sz w:val="18"/>
                 <w:szCs w:val="18"/>
               </w:rPr>
-              <w:t xml:space="preserve">   %</w:t>
-            </w:r>
-          </w:p>
-        </w:tc>
-      </w:tr>
-      <w:tr>
-        <w:tblPrEx>
-          <w:tblCellMar>
-            <w:top w:w="0" w:type="dxa"/>
-            <w:bottom w:w="0" w:type="dxa"/>
-          </w:tblCellMar>
-        </w:tblPrEx>
-        <w:tc>
-          <w:tcPr>
-            <w:tcW w:w="2800" w:type="dxa"/>
-            <w:tcBorders>
-              <w:top w:val="single" w:sz="1" w:space="0" w:color="999999"/>
-              <w:left w:val="single" w:sz="1" w:space="0" w:color="999999"/>
-              <w:bottom w:val="single" w:sz="1" w:space="0" w:color="999999"/>
-              <w:right w:val="single" w:sz="1" w:space="0" w:color="999999"/>
-            </w:tcBorders>
-            <w:tcMar>
-              <w:top w:w="60" w:type="dxa"/>
-              <w:left w:w="100" w:type="dxa"/>
-              <w:bottom w:w="60" w:type="dxa"/>
-              <w:right w:w="100" w:type="dxa"/>
-            </w:tcMar>
-          </w:tcPr>
-          <w:p>
-            <w:proofErr w:type="spellStart"/>
-            <w:r>
-              <w:rPr>
-                <w:sz w:val="18"/>
-                <w:szCs w:val="18"/>
-              </w:rPr>
-              <w:t>ParkingSessionManager</w:t>
-            </w:r>
-            <w:proofErr w:type="spellEnd"/>
-          </w:p>
-        </w:tc>
-        <w:tc>
-          <w:tcPr>
-            <w:tcW w:w="3280" w:type="dxa"/>
-            <w:tcBorders>
-              <w:top w:val="single" w:sz="1" w:space="0" w:color="999999"/>
-              <w:left w:val="single" w:sz="1" w:space="0" w:color="999999"/>
-              <w:bottom w:val="single" w:sz="1" w:space="0" w:color="999999"/>
-              <w:right w:val="single" w:sz="1" w:space="0" w:color="999999"/>
-            </w:tcBorders>
-            <w:shd w:val="clear" w:color="auto" w:fill="FFFDE7"/>
-            <w:tcMar>
-              <w:top w:w="60" w:type="dxa"/>
-              <w:left w:w="100" w:type="dxa"/>
-              <w:bottom w:w="60" w:type="dxa"/>
-              <w:right w:w="100" w:type="dxa"/>
-            </w:tcMar>
-          </w:tcPr>
-          <w:p>
-            <w:pPr>
-              <w:spacing w:before="40" w:after="40"/>
-            </w:pPr>
+              <w:t>67.63</w:t>
+            </w:r>
             <w:r>
               <w:rPr>
                 <w:i/>
@@ -7763,7 +10201,7 @@
                 <w:sz w:val="18"/>
                 <w:szCs w:val="18"/>
               </w:rPr>
-              <w:t xml:space="preserve">   %</w:t>
+              <w:t>%</w:t>
             </w:r>
           </w:p>
         </w:tc>
@@ -7796,65 +10234,9 @@
                 <w:sz w:val="18"/>
                 <w:szCs w:val="18"/>
               </w:rPr>
-              <w:t xml:space="preserve">   %</w:t>
-            </w:r>
-          </w:p>
-        </w:tc>
-      </w:tr>
-      <w:tr>
-        <w:tblPrEx>
-          <w:tblCellMar>
-            <w:top w:w="0" w:type="dxa"/>
-            <w:bottom w:w="0" w:type="dxa"/>
-          </w:tblCellMar>
-        </w:tblPrEx>
-        <w:tc>
-          <w:tcPr>
-            <w:tcW w:w="2800" w:type="dxa"/>
-            <w:tcBorders>
-              <w:top w:val="single" w:sz="1" w:space="0" w:color="999999"/>
-              <w:left w:val="single" w:sz="1" w:space="0" w:color="999999"/>
-              <w:bottom w:val="single" w:sz="1" w:space="0" w:color="999999"/>
-              <w:right w:val="single" w:sz="1" w:space="0" w:color="999999"/>
-            </w:tcBorders>
-            <w:tcMar>
-              <w:top w:w="60" w:type="dxa"/>
-              <w:left w:w="100" w:type="dxa"/>
-              <w:bottom w:w="60" w:type="dxa"/>
-              <w:right w:w="100" w:type="dxa"/>
-            </w:tcMar>
-          </w:tcPr>
-          <w:p>
-            <w:r>
-              <w:rPr>
-                <w:sz w:val="18"/>
-                <w:szCs w:val="18"/>
-              </w:rPr>
-              <w:t>Overall</w:t>
-            </w:r>
-          </w:p>
-        </w:tc>
-        <w:tc>
-          <w:tcPr>
-            <w:tcW w:w="3280" w:type="dxa"/>
-            <w:tcBorders>
-              <w:top w:val="single" w:sz="1" w:space="0" w:color="999999"/>
-              <w:left w:val="single" w:sz="1" w:space="0" w:color="999999"/>
-              <w:bottom w:val="single" w:sz="1" w:space="0" w:color="999999"/>
-              <w:right w:val="single" w:sz="1" w:space="0" w:color="999999"/>
-            </w:tcBorders>
-            <w:shd w:val="clear" w:color="auto" w:fill="FFFDE7"/>
-            <w:tcMar>
-              <w:top w:w="60" w:type="dxa"/>
-              <w:left w:w="100" w:type="dxa"/>
-              <w:bottom w:w="60" w:type="dxa"/>
-              <w:right w:w="100" w:type="dxa"/>
-            </w:tcMar>
-          </w:tcPr>
-          <w:p>
-            <w:pPr>
-              <w:spacing w:before="40" w:after="40"/>
-            </w:pPr>
+              <w:t xml:space="preserve"> </w:t>
+            </w:r>
+            <w:proofErr w:type="gramStart"/>
             <w:r>
               <w:rPr>
                 <w:i/>
@@ -7863,31 +10245,8 @@
                 <w:sz w:val="18"/>
                 <w:szCs w:val="18"/>
               </w:rPr>
-              <w:t xml:space="preserve">   %</w:t>
-            </w:r>
-          </w:p>
-        </w:tc>
-        <w:tc>
-          <w:tcPr>
-            <w:tcW w:w="3280" w:type="dxa"/>
-            <w:tcBorders>
-              <w:top w:val="single" w:sz="1" w:space="0" w:color="999999"/>
-              <w:left w:val="single" w:sz="1" w:space="0" w:color="999999"/>
-              <w:bottom w:val="single" w:sz="1" w:space="0" w:color="999999"/>
-              <w:right w:val="single" w:sz="1" w:space="0" w:color="999999"/>
-            </w:tcBorders>
-            <w:shd w:val="clear" w:color="auto" w:fill="FFFDE7"/>
-            <w:tcMar>
-              <w:top w:w="60" w:type="dxa"/>
-              <w:left w:w="100" w:type="dxa"/>
-              <w:bottom w:w="60" w:type="dxa"/>
-              <w:right w:w="100" w:type="dxa"/>
-            </w:tcMar>
-          </w:tcPr>
-          <w:p>
-            <w:pPr>
-              <w:spacing w:before="40" w:after="40"/>
-            </w:pPr>
+              <w:t>68.42</w:t>
+            </w:r>
             <w:r>
               <w:rPr>
                 <w:i/>
@@ -7896,7 +10255,278 @@
                 <w:sz w:val="18"/>
                 <w:szCs w:val="18"/>
               </w:rPr>
-              <w:t xml:space="preserve">   %</w:t>
+              <w:t xml:space="preserve">  %</w:t>
+            </w:r>
+            <w:proofErr w:type="gramEnd"/>
+          </w:p>
+        </w:tc>
+      </w:tr>
+      <w:tr>
+        <w:tc>
+          <w:tcPr>
+            <w:tcW w:w="2800" w:type="dxa"/>
+            <w:tcBorders>
+              <w:top w:val="single" w:sz="1" w:space="0" w:color="999999"/>
+              <w:left w:val="single" w:sz="1" w:space="0" w:color="999999"/>
+              <w:bottom w:val="single" w:sz="1" w:space="0" w:color="999999"/>
+              <w:right w:val="single" w:sz="1" w:space="0" w:color="999999"/>
+            </w:tcBorders>
+            <w:tcMar>
+              <w:top w:w="60" w:type="dxa"/>
+              <w:left w:w="100" w:type="dxa"/>
+              <w:bottom w:w="60" w:type="dxa"/>
+              <w:right w:w="100" w:type="dxa"/>
+            </w:tcMar>
+          </w:tcPr>
+          <w:p>
+            <w:proofErr w:type="spellStart"/>
+            <w:r>
+              <w:rPr>
+                <w:sz w:val="18"/>
+                <w:szCs w:val="18"/>
+              </w:rPr>
+              <w:t>ParkingSessionManager</w:t>
+            </w:r>
+            <w:proofErr w:type="spellEnd"/>
+          </w:p>
+        </w:tc>
+        <w:tc>
+          <w:tcPr>
+            <w:tcW w:w="3280" w:type="dxa"/>
+            <w:tcBorders>
+              <w:top w:val="single" w:sz="1" w:space="0" w:color="999999"/>
+              <w:left w:val="single" w:sz="1" w:space="0" w:color="999999"/>
+              <w:bottom w:val="single" w:sz="1" w:space="0" w:color="999999"/>
+              <w:right w:val="single" w:sz="1" w:space="0" w:color="999999"/>
+            </w:tcBorders>
+            <w:shd w:val="clear" w:color="auto" w:fill="FFFDE7"/>
+            <w:tcMar>
+              <w:top w:w="60" w:type="dxa"/>
+              <w:left w:w="100" w:type="dxa"/>
+              <w:bottom w:w="60" w:type="dxa"/>
+              <w:right w:w="100" w:type="dxa"/>
+            </w:tcMar>
+          </w:tcPr>
+          <w:p>
+            <w:pPr>
+              <w:spacing w:before="40" w:after="40"/>
+            </w:pPr>
+            <w:r>
+              <w:rPr>
+                <w:i/>
+                <w:iCs/>
+                <w:color w:val="999999"/>
+                <w:sz w:val="18"/>
+                <w:szCs w:val="18"/>
+              </w:rPr>
+              <w:t xml:space="preserve">   </w:t>
+            </w:r>
+            <w:r>
+              <w:rPr>
+                <w:i/>
+                <w:iCs/>
+                <w:color w:val="999999"/>
+                <w:sz w:val="18"/>
+                <w:szCs w:val="18"/>
+              </w:rPr>
+              <w:t>100</w:t>
+            </w:r>
+            <w:r>
+              <w:rPr>
+                <w:i/>
+                <w:iCs/>
+                <w:color w:val="999999"/>
+                <w:sz w:val="18"/>
+                <w:szCs w:val="18"/>
+              </w:rPr>
+              <w:t>%</w:t>
+            </w:r>
+          </w:p>
+        </w:tc>
+        <w:tc>
+          <w:tcPr>
+            <w:tcW w:w="3280" w:type="dxa"/>
+            <w:tcBorders>
+              <w:top w:val="single" w:sz="1" w:space="0" w:color="999999"/>
+              <w:left w:val="single" w:sz="1" w:space="0" w:color="999999"/>
+              <w:bottom w:val="single" w:sz="1" w:space="0" w:color="999999"/>
+              <w:right w:val="single" w:sz="1" w:space="0" w:color="999999"/>
+            </w:tcBorders>
+            <w:shd w:val="clear" w:color="auto" w:fill="FFFDE7"/>
+            <w:tcMar>
+              <w:top w:w="60" w:type="dxa"/>
+              <w:left w:w="100" w:type="dxa"/>
+              <w:bottom w:w="60" w:type="dxa"/>
+              <w:right w:w="100" w:type="dxa"/>
+            </w:tcMar>
+          </w:tcPr>
+          <w:p>
+            <w:pPr>
+              <w:spacing w:before="40" w:after="40"/>
+            </w:pPr>
+            <w:r>
+              <w:rPr>
+                <w:i/>
+                <w:iCs/>
+                <w:color w:val="999999"/>
+                <w:sz w:val="18"/>
+                <w:szCs w:val="18"/>
+              </w:rPr>
+              <w:t xml:space="preserve">   </w:t>
+            </w:r>
+            <w:r>
+              <w:rPr>
+                <w:i/>
+                <w:iCs/>
+                <w:color w:val="999999"/>
+                <w:sz w:val="18"/>
+                <w:szCs w:val="18"/>
+              </w:rPr>
+              <w:t>100</w:t>
+            </w:r>
+            <w:r>
+              <w:rPr>
+                <w:i/>
+                <w:iCs/>
+                <w:color w:val="999999"/>
+                <w:sz w:val="18"/>
+                <w:szCs w:val="18"/>
+              </w:rPr>
+              <w:t>%</w:t>
+            </w:r>
+          </w:p>
+        </w:tc>
+      </w:tr>
+      <w:tr>
+        <w:tc>
+          <w:tcPr>
+            <w:tcW w:w="2800" w:type="dxa"/>
+            <w:tcBorders>
+              <w:top w:val="single" w:sz="1" w:space="0" w:color="999999"/>
+              <w:left w:val="single" w:sz="1" w:space="0" w:color="999999"/>
+              <w:bottom w:val="single" w:sz="1" w:space="0" w:color="999999"/>
+              <w:right w:val="single" w:sz="1" w:space="0" w:color="999999"/>
+            </w:tcBorders>
+            <w:tcMar>
+              <w:top w:w="60" w:type="dxa"/>
+              <w:left w:w="100" w:type="dxa"/>
+              <w:bottom w:w="60" w:type="dxa"/>
+              <w:right w:w="100" w:type="dxa"/>
+            </w:tcMar>
+          </w:tcPr>
+          <w:p>
+            <w:r>
+              <w:rPr>
+                <w:sz w:val="18"/>
+                <w:szCs w:val="18"/>
+              </w:rPr>
+              <w:t>Overall</w:t>
+            </w:r>
+          </w:p>
+        </w:tc>
+        <w:tc>
+          <w:tcPr>
+            <w:tcW w:w="3280" w:type="dxa"/>
+            <w:tcBorders>
+              <w:top w:val="single" w:sz="1" w:space="0" w:color="999999"/>
+              <w:left w:val="single" w:sz="1" w:space="0" w:color="999999"/>
+              <w:bottom w:val="single" w:sz="1" w:space="0" w:color="999999"/>
+              <w:right w:val="single" w:sz="1" w:space="0" w:color="999999"/>
+            </w:tcBorders>
+            <w:shd w:val="clear" w:color="auto" w:fill="FFFDE7"/>
+            <w:tcMar>
+              <w:top w:w="60" w:type="dxa"/>
+              <w:left w:w="100" w:type="dxa"/>
+              <w:bottom w:w="60" w:type="dxa"/>
+              <w:right w:w="100" w:type="dxa"/>
+            </w:tcMar>
+          </w:tcPr>
+          <w:p>
+            <w:pPr>
+              <w:spacing w:before="40" w:after="40"/>
+            </w:pPr>
+            <w:r>
+              <w:rPr>
+                <w:i/>
+                <w:iCs/>
+                <w:color w:val="999999"/>
+                <w:sz w:val="18"/>
+                <w:szCs w:val="18"/>
+              </w:rPr>
+              <w:t xml:space="preserve">   </w:t>
+            </w:r>
+            <w:r>
+              <w:rPr>
+                <w:i/>
+                <w:iCs/>
+                <w:color w:val="999999"/>
+                <w:sz w:val="18"/>
+                <w:szCs w:val="18"/>
+              </w:rPr>
+              <w:t>67.63</w:t>
+            </w:r>
+            <w:r>
+              <w:rPr>
+                <w:i/>
+                <w:iCs/>
+                <w:color w:val="999999"/>
+                <w:sz w:val="18"/>
+                <w:szCs w:val="18"/>
+              </w:rPr>
+              <w:t>%</w:t>
+            </w:r>
+          </w:p>
+        </w:tc>
+        <w:tc>
+          <w:tcPr>
+            <w:tcW w:w="3280" w:type="dxa"/>
+            <w:tcBorders>
+              <w:top w:val="single" w:sz="1" w:space="0" w:color="999999"/>
+              <w:left w:val="single" w:sz="1" w:space="0" w:color="999999"/>
+              <w:bottom w:val="single" w:sz="1" w:space="0" w:color="999999"/>
+              <w:right w:val="single" w:sz="1" w:space="0" w:color="999999"/>
+            </w:tcBorders>
+            <w:shd w:val="clear" w:color="auto" w:fill="FFFDE7"/>
+            <w:tcMar>
+              <w:top w:w="60" w:type="dxa"/>
+              <w:left w:w="100" w:type="dxa"/>
+              <w:bottom w:w="60" w:type="dxa"/>
+              <w:right w:w="100" w:type="dxa"/>
+            </w:tcMar>
+          </w:tcPr>
+          <w:p>
+            <w:pPr>
+              <w:spacing w:before="40" w:after="40"/>
+            </w:pPr>
+            <w:r>
+              <w:rPr>
+                <w:i/>
+                <w:iCs/>
+                <w:color w:val="999999"/>
+                <w:sz w:val="18"/>
+                <w:szCs w:val="18"/>
+              </w:rPr>
+              <w:t xml:space="preserve">   </w:t>
+            </w:r>
+            <w:r>
+              <w:rPr>
+                <w:i/>
+                <w:iCs/>
+                <w:color w:val="999999"/>
+                <w:sz w:val="18"/>
+                <w:szCs w:val="18"/>
+              </w:rPr>
+              <w:t>68.42</w:t>
+            </w:r>
+            <w:r>
+              <w:rPr>
+                <w:i/>
+                <w:iCs/>
+                <w:color w:val="999999"/>
+                <w:sz w:val="18"/>
+                <w:szCs w:val="18"/>
+              </w:rPr>
+              <w:t>%</w:t>
             </w:r>
           </w:p>
         </w:tc>
@@ -7958,12 +10588,6 @@
         <w:gridCol w:w="9360"/>
       </w:tblGrid>
       <w:tr>
-        <w:tblPrEx>
-          <w:tblCellMar>
-            <w:top w:w="0" w:type="dxa"/>
-            <w:bottom w:w="0" w:type="dxa"/>
-          </w:tblCellMar>
-        </w:tblPrEx>
         <w:tc>
           <w:tcPr>
             <w:tcW w:w="9360" w:type="dxa"/>
@@ -7998,6 +10622,170 @@
             <w:pPr>
               <w:spacing w:before="40"/>
             </w:pPr>
+            <w:r>
+              <w:t>Restore complete (0.8s)</w:t>
+            </w:r>
+          </w:p>
+          <w:p>
+            <w:pPr>
+              <w:spacing w:before="40"/>
+            </w:pPr>
+            <w:r>
+              <w:t xml:space="preserve">  </w:t>
+            </w:r>
+            <w:proofErr w:type="spellStart"/>
+            <w:r>
+              <w:t>SmartPark.Core</w:t>
+            </w:r>
+            <w:proofErr w:type="spellEnd"/>
+            <w:r>
+              <w:t xml:space="preserve"> net10.0 succeeded (0.1s) → </w:t>
+            </w:r>
+            <w:proofErr w:type="spellStart"/>
+            <w:r>
+              <w:t>src</w:t>
+            </w:r>
+            <w:proofErr w:type="spellEnd"/>
+            <w:r>
+              <w:t>\</w:t>
+            </w:r>
+            <w:proofErr w:type="spellStart"/>
+            <w:r>
+              <w:t>SmartPark.Core</w:t>
+            </w:r>
+            <w:proofErr w:type="spellEnd"/>
+            <w:r>
+              <w:t>\bin\Debug\net10.0\SmartPark.Core.dll</w:t>
+            </w:r>
+          </w:p>
+          <w:p>
+            <w:pPr>
+              <w:spacing w:before="40"/>
+            </w:pPr>
+            <w:r>
+              <w:t xml:space="preserve">  </w:t>
+            </w:r>
+            <w:proofErr w:type="spellStart"/>
+            <w:r>
+              <w:t>SmartPark.Tests</w:t>
+            </w:r>
+            <w:proofErr w:type="spellEnd"/>
+            <w:r>
+              <w:t xml:space="preserve"> net10.0 succeeded (0.1s) → tests\</w:t>
+            </w:r>
+            <w:proofErr w:type="spellStart"/>
+            <w:r>
+              <w:t>SmartPark.Tests</w:t>
+            </w:r>
+            <w:proofErr w:type="spellEnd"/>
+            <w:r>
+              <w:t>\bin\Debug\net10.0\SmartPark.Tests.dll</w:t>
+            </w:r>
+          </w:p>
+          <w:p>
+            <w:pPr>
+              <w:spacing w:before="40"/>
+            </w:pPr>
+            <w:r>
+              <w:t xml:space="preserve">[xUnit.net 00:00:00.00] xUnit.net </w:t>
+            </w:r>
+            <w:proofErr w:type="spellStart"/>
+            <w:r>
+              <w:t>VSTest</w:t>
+            </w:r>
+            <w:proofErr w:type="spellEnd"/>
+            <w:r>
+              <w:t xml:space="preserve"> Adapter v3.1.4+50e68bbb8b (64-bit .NET 10.0.8)</w:t>
+            </w:r>
+          </w:p>
+          <w:p>
+            <w:pPr>
+              <w:spacing w:before="40"/>
+            </w:pPr>
+            <w:r>
+              <w:t xml:space="preserve">[xUnit.net 00:00:00.75]   Discovering: </w:t>
+            </w:r>
+            <w:proofErr w:type="spellStart"/>
+            <w:r>
+              <w:t>SmartPark.Tests</w:t>
+            </w:r>
+            <w:proofErr w:type="spellEnd"/>
+          </w:p>
+          <w:p>
+            <w:pPr>
+              <w:spacing w:before="40"/>
+            </w:pPr>
+            <w:r>
+              <w:t xml:space="preserve">[xUnit.net 00:00:00.80]   Discovered:  </w:t>
+            </w:r>
+            <w:proofErr w:type="spellStart"/>
+            <w:r>
+              <w:t>SmartPark.Tests</w:t>
+            </w:r>
+            <w:proofErr w:type="spellEnd"/>
+          </w:p>
+          <w:p>
+            <w:pPr>
+              <w:spacing w:before="40"/>
+            </w:pPr>
+            <w:r>
+              <w:t xml:space="preserve">[xUnit.net 00:00:00.82]   Starting:    </w:t>
+            </w:r>
+            <w:proofErr w:type="spellStart"/>
+            <w:r>
+              <w:t>SmartPark.Tests</w:t>
+            </w:r>
+            <w:proofErr w:type="spellEnd"/>
+          </w:p>
+          <w:p>
+            <w:pPr>
+              <w:spacing w:before="40"/>
+            </w:pPr>
+            <w:r>
+              <w:t xml:space="preserve">[xUnit.net 00:00:01.03]   Finished:    </w:t>
+            </w:r>
+            <w:proofErr w:type="spellStart"/>
+            <w:r>
+              <w:t>SmartPark.Tests</w:t>
+            </w:r>
+            <w:proofErr w:type="spellEnd"/>
+          </w:p>
+          <w:p>
+            <w:pPr>
+              <w:spacing w:before="40"/>
+            </w:pPr>
+            <w:r>
+              <w:t xml:space="preserve">  </w:t>
+            </w:r>
+            <w:proofErr w:type="spellStart"/>
+            <w:r>
+              <w:t>SmartPark.Tests</w:t>
+            </w:r>
+            <w:proofErr w:type="spellEnd"/>
+            <w:r>
+              <w:t xml:space="preserve"> test net10.0 succeeded (1.7s)</w:t>
+            </w:r>
+          </w:p>
+          <w:p>
+            <w:pPr>
+              <w:spacing w:before="40"/>
+            </w:pPr>
+          </w:p>
+          <w:p>
+            <w:pPr>
+              <w:spacing w:before="40"/>
+            </w:pPr>
+            <w:r>
+              <w:t>Test summary: total: 15, failed: 0, succeeded: 15, skipped: 0, duration: 1.7s</w:t>
+            </w:r>
+          </w:p>
+          <w:p>
+            <w:pPr>
+              <w:spacing w:before="40"/>
+            </w:pPr>
+            <w:r>
+              <w:t>Build succeeded in 2.9s</w:t>
+            </w:r>
           </w:p>
           <w:p>
             <w:pPr>
@@ -8016,7 +10804,33 @@
       <w:pPr>
         <w:spacing w:after="100" w:line="276" w:lineRule="auto"/>
       </w:pPr>
+    </w:p>
+    <w:p>
+      <w:pPr>
+        <w:spacing w:after="100" w:line="276" w:lineRule="auto"/>
+      </w:pPr>
+    </w:p>
+    <w:p>
+      <w:pPr>
+        <w:spacing w:after="100" w:line="276" w:lineRule="auto"/>
+      </w:pPr>
+    </w:p>
+    <w:p>
+      <w:pPr>
+        <w:spacing w:after="100" w:line="276" w:lineRule="auto"/>
+      </w:pPr>
+    </w:p>
+    <w:p>
+      <w:pPr>
+        <w:spacing w:after="100" w:line="276" w:lineRule="auto"/>
+      </w:pPr>
+    </w:p>
+    <w:p>
+      <w:pPr>
+        <w:spacing w:after="100" w:line="276" w:lineRule="auto"/>
+      </w:pPr>
       <w:r>
+        <w:lastRenderedPageBreak/>
         <w:t>Fill in the counts:</w:t>
       </w:r>
     </w:p>
@@ -8044,12 +10858,6 @@
         <w:gridCol w:w="2340"/>
       </w:tblGrid>
       <w:tr>
-        <w:tblPrEx>
-          <w:tblCellMar>
-            <w:top w:w="0" w:type="dxa"/>
-            <w:bottom w:w="0" w:type="dxa"/>
-          </w:tblCellMar>
-        </w:tblPrEx>
         <w:tc>
           <w:tcPr>
             <w:tcW w:w="2340" w:type="dxa"/>
@@ -8172,12 +10980,6 @@
         </w:tc>
       </w:tr>
       <w:tr>
-        <w:tblPrEx>
-          <w:tblCellMar>
-            <w:top w:w="0" w:type="dxa"/>
-            <w:bottom w:w="0" w:type="dxa"/>
-          </w:tblCellMar>
-        </w:tblPrEx>
         <w:tc>
           <w:tcPr>
             <w:tcW w:w="2340" w:type="dxa"/>
@@ -8197,6 +10999,9 @@
           </w:tcPr>
           <w:p>
             <w:pPr>
+              <w:tabs>
+                <w:tab w:val="right" w:pos="2140"/>
+              </w:tabs>
               <w:spacing w:before="40" w:after="40"/>
             </w:pPr>
             <w:r>
@@ -8207,6 +11012,15 @@
               </w:rPr>
               <w:t xml:space="preserve"> </w:t>
             </w:r>
+            <w:r>
+              <w:rPr>
+                <w:color w:val="000000"/>
+                <w:sz w:val="18"/>
+                <w:szCs w:val="18"/>
+              </w:rPr>
+              <w:tab/>
+              <w:t>15</w:t>
+            </w:r>
           </w:p>
         </w:tc>
         <w:tc>
@@ -8236,6 +11050,14 @@
                 <w:sz w:val="18"/>
                 <w:szCs w:val="18"/>
               </w:rPr>
+              <w:t>15</w:t>
+            </w:r>
+            <w:r>
+              <w:rPr>
+                <w:color w:val="000000"/>
+                <w:sz w:val="18"/>
+                <w:szCs w:val="18"/>
+              </w:rPr>
               <w:t xml:space="preserve"> </w:t>
             </w:r>
           </w:p>
@@ -8269,6 +11091,14 @@
               </w:rPr>
               <w:t xml:space="preserve"> </w:t>
             </w:r>
+            <w:r>
+              <w:rPr>
+                <w:color w:val="000000"/>
+                <w:sz w:val="18"/>
+                <w:szCs w:val="18"/>
+              </w:rPr>
+              <w:t>0</w:t>
+            </w:r>
           </w:p>
         </w:tc>
         <w:tc>
@@ -8299,22 +11129,32 @@
                 <w:szCs w:val="18"/>
               </w:rPr>
               <w:t xml:space="preserve"> </w:t>
+            </w:r>
+            <w:r>
+              <w:rPr>
+                <w:color w:val="000000"/>
+                <w:sz w:val="18"/>
+                <w:szCs w:val="18"/>
+              </w:rPr>
+              <w:t>0</w:t>
             </w:r>
           </w:p>
         </w:tc>
       </w:tr>
     </w:tbl>
-    <w:p>
-      <w:r>
-        <w:br w:type="page"/>
-      </w:r>
-    </w:p>
+    <w:p/>
     <w:p>
       <w:pPr>
-        <w:pStyle w:val="Heading1"/>
+        <w:rPr>
+          <w:sz w:val="32"/>
+          <w:szCs w:val="32"/>
+        </w:rPr>
       </w:pPr>
       <w:r>
-        <w:lastRenderedPageBreak/>
+        <w:rPr>
+          <w:sz w:val="32"/>
+          <w:szCs w:val="32"/>
+        </w:rPr>
         <w:t>Part 4: Traceability Matrix</w:t>
       </w:r>
     </w:p>
@@ -8338,10 +11178,7 @@
         <w:spacing w:before="60" w:after="120" w:line="276" w:lineRule="auto"/>
       </w:pPr>
       <w:r>
-        <w:t>📝</w:t>
-      </w:r>
-      <w:r>
-        <w:t xml:space="preserve"> </w:t>
+        <w:t xml:space="preserve">📝 </w:t>
       </w:r>
       <w:r>
         <w:rPr>
@@ -8354,7 +11191,7 @@
     </w:p>
     <w:tbl>
       <w:tblPr>
-        <w:tblW w:w="9360" w:type="dxa"/>
+        <w:tblW w:w="9540" w:type="dxa"/>
         <w:tblBorders>
           <w:top w:val="single" w:sz="4" w:space="0" w:color="auto"/>
           <w:left w:val="single" w:sz="4" w:space="0" w:color="auto"/>
@@ -8363,6 +11200,7 @@
           <w:insideH w:val="single" w:sz="4" w:space="0" w:color="auto"/>
           <w:insideV w:val="single" w:sz="4" w:space="0" w:color="auto"/>
         </w:tblBorders>
+        <w:tblLayout w:type="fixed"/>
         <w:tblCellMar>
           <w:left w:w="10" w:type="dxa"/>
           <w:right w:w="10" w:type="dxa"/>
@@ -8370,21 +11208,15 @@
         <w:tblLook w:val="04A0" w:firstRow="1" w:lastRow="0" w:firstColumn="1" w:lastColumn="0" w:noHBand="0" w:noVBand="1"/>
       </w:tblPr>
       <w:tblGrid>
-        <w:gridCol w:w="1901"/>
-        <w:gridCol w:w="3521"/>
-        <w:gridCol w:w="2372"/>
-        <w:gridCol w:w="1566"/>
+        <w:gridCol w:w="1529"/>
+        <w:gridCol w:w="4581"/>
+        <w:gridCol w:w="2459"/>
+        <w:gridCol w:w="971"/>
       </w:tblGrid>
       <w:tr>
-        <w:tblPrEx>
-          <w:tblCellMar>
-            <w:top w:w="0" w:type="dxa"/>
-            <w:bottom w:w="0" w:type="dxa"/>
-          </w:tblCellMar>
-        </w:tblPrEx>
-        <w:tc>
-          <w:tcPr>
-            <w:tcW w:w="2200" w:type="dxa"/>
+        <w:tc>
+          <w:tcPr>
+            <w:tcW w:w="1529" w:type="dxa"/>
             <w:tcBorders>
               <w:top w:val="single" w:sz="1" w:space="0" w:color="999999"/>
               <w:left w:val="single" w:sz="1" w:space="0" w:color="999999"/>
@@ -8414,7 +11246,7 @@
         </w:tc>
         <w:tc>
           <w:tcPr>
-            <w:tcW w:w="3000" w:type="dxa"/>
+            <w:tcW w:w="4581" w:type="dxa"/>
             <w:tcBorders>
               <w:top w:val="single" w:sz="1" w:space="0" w:color="999999"/>
               <w:left w:val="single" w:sz="1" w:space="0" w:color="999999"/>
@@ -8444,7 +11276,7 @@
         </w:tc>
         <w:tc>
           <w:tcPr>
-            <w:tcW w:w="2400" w:type="dxa"/>
+            <w:tcW w:w="2459" w:type="dxa"/>
             <w:tcBorders>
               <w:top w:val="single" w:sz="1" w:space="0" w:color="999999"/>
               <w:left w:val="single" w:sz="1" w:space="0" w:color="999999"/>
@@ -8474,7 +11306,7 @@
         </w:tc>
         <w:tc>
           <w:tcPr>
-            <w:tcW w:w="1760" w:type="dxa"/>
+            <w:tcW w:w="971" w:type="dxa"/>
             <w:tcBorders>
               <w:top w:val="single" w:sz="1" w:space="0" w:color="999999"/>
               <w:left w:val="single" w:sz="1" w:space="0" w:color="999999"/>
@@ -8504,15 +11336,9 @@
         </w:tc>
       </w:tr>
       <w:tr>
-        <w:tblPrEx>
-          <w:tblCellMar>
-            <w:top w:w="0" w:type="dxa"/>
-            <w:bottom w:w="0" w:type="dxa"/>
-          </w:tblCellMar>
-        </w:tblPrEx>
-        <w:tc>
-          <w:tcPr>
-            <w:tcW w:w="2200" w:type="dxa"/>
+        <w:tc>
+          <w:tcPr>
+            <w:tcW w:w="1529" w:type="dxa"/>
             <w:tcBorders>
               <w:top w:val="single" w:sz="1" w:space="0" w:color="999999"/>
               <w:left w:val="single" w:sz="1" w:space="0" w:color="999999"/>
@@ -8542,7 +11368,7 @@
         </w:tc>
         <w:tc>
           <w:tcPr>
-            <w:tcW w:w="3000" w:type="dxa"/>
+            <w:tcW w:w="4581" w:type="dxa"/>
             <w:tcBorders>
               <w:top w:val="single" w:sz="1" w:space="0" w:color="999999"/>
               <w:left w:val="single" w:sz="1" w:space="0" w:color="999999"/>
@@ -8572,7 +11398,7 @@
         </w:tc>
         <w:tc>
           <w:tcPr>
-            <w:tcW w:w="2400" w:type="dxa"/>
+            <w:tcW w:w="2459" w:type="dxa"/>
             <w:tcBorders>
               <w:top w:val="single" w:sz="1" w:space="0" w:color="999999"/>
               <w:left w:val="single" w:sz="1" w:space="0" w:color="999999"/>
@@ -8604,7 +11430,7 @@
         </w:tc>
         <w:tc>
           <w:tcPr>
-            <w:tcW w:w="1760" w:type="dxa"/>
+            <w:tcW w:w="971" w:type="dxa"/>
             <w:tcBorders>
               <w:top w:val="single" w:sz="1" w:space="0" w:color="999999"/>
               <w:left w:val="single" w:sz="1" w:space="0" w:color="999999"/>
@@ -8634,15 +11460,9 @@
         </w:tc>
       </w:tr>
       <w:tr>
-        <w:tblPrEx>
-          <w:tblCellMar>
-            <w:top w:w="0" w:type="dxa"/>
-            <w:bottom w:w="0" w:type="dxa"/>
-          </w:tblCellMar>
-        </w:tblPrEx>
-        <w:tc>
-          <w:tcPr>
-            <w:tcW w:w="2200" w:type="dxa"/>
+        <w:tc>
+          <w:tcPr>
+            <w:tcW w:w="1529" w:type="dxa"/>
             <w:tcBorders>
               <w:top w:val="single" w:sz="1" w:space="0" w:color="999999"/>
               <w:left w:val="single" w:sz="1" w:space="0" w:color="999999"/>
@@ -8684,7 +11504,7 @@
         </w:tc>
         <w:tc>
           <w:tcPr>
-            <w:tcW w:w="3000" w:type="dxa"/>
+            <w:tcW w:w="4581" w:type="dxa"/>
             <w:tcBorders>
               <w:top w:val="single" w:sz="1" w:space="0" w:color="999999"/>
               <w:left w:val="single" w:sz="1" w:space="0" w:color="999999"/>
@@ -8714,7 +11534,7 @@
         </w:tc>
         <w:tc>
           <w:tcPr>
-            <w:tcW w:w="2400" w:type="dxa"/>
+            <w:tcW w:w="2459" w:type="dxa"/>
             <w:tcBorders>
               <w:top w:val="single" w:sz="1" w:space="0" w:color="999999"/>
               <w:left w:val="single" w:sz="1" w:space="0" w:color="999999"/>
@@ -8746,7 +11566,7 @@
         </w:tc>
         <w:tc>
           <w:tcPr>
-            <w:tcW w:w="1760" w:type="dxa"/>
+            <w:tcW w:w="971" w:type="dxa"/>
             <w:tcBorders>
               <w:top w:val="single" w:sz="1" w:space="0" w:color="999999"/>
               <w:left w:val="single" w:sz="1" w:space="0" w:color="999999"/>
@@ -8776,15 +11596,9 @@
         </w:tc>
       </w:tr>
       <w:tr>
-        <w:tblPrEx>
-          <w:tblCellMar>
-            <w:top w:w="0" w:type="dxa"/>
-            <w:bottom w:w="0" w:type="dxa"/>
-          </w:tblCellMar>
-        </w:tblPrEx>
-        <w:tc>
-          <w:tcPr>
-            <w:tcW w:w="2200" w:type="dxa"/>
+        <w:tc>
+          <w:tcPr>
+            <w:tcW w:w="1529" w:type="dxa"/>
             <w:tcBorders>
               <w:top w:val="single" w:sz="1" w:space="0" w:color="999999"/>
               <w:left w:val="single" w:sz="1" w:space="0" w:color="999999"/>
@@ -8811,11 +11625,19 @@
               </w:rPr>
               <w:t xml:space="preserve"> </w:t>
             </w:r>
-          </w:p>
-        </w:tc>
-        <w:tc>
-          <w:tcPr>
-            <w:tcW w:w="3000" w:type="dxa"/>
+            <w:r>
+              <w:rPr>
+                <w:color w:val="000000"/>
+                <w:sz w:val="18"/>
+                <w:szCs w:val="18"/>
+              </w:rPr>
+              <w:t>Parking beyond grace period is billed hourly</w:t>
+            </w:r>
+          </w:p>
+        </w:tc>
+        <w:tc>
+          <w:tcPr>
+            <w:tcW w:w="4581" w:type="dxa"/>
             <w:tcBorders>
               <w:top w:val="single" w:sz="1" w:space="0" w:color="999999"/>
               <w:left w:val="single" w:sz="1" w:space="0" w:color="999999"/>
@@ -8842,11 +11664,21 @@
               </w:rPr>
               <w:t xml:space="preserve"> </w:t>
             </w:r>
-          </w:p>
-        </w:tc>
-        <w:tc>
-          <w:tcPr>
-            <w:tcW w:w="2400" w:type="dxa"/>
+            <w:proofErr w:type="spellStart"/>
+            <w:r>
+              <w:rPr>
+                <w:color w:val="000000"/>
+                <w:sz w:val="18"/>
+                <w:szCs w:val="18"/>
+              </w:rPr>
+              <w:t>CalculateFee_ThirtyOneMinutes_ChargesOneHour</w:t>
+            </w:r>
+            <w:proofErr w:type="spellEnd"/>
+          </w:p>
+        </w:tc>
+        <w:tc>
+          <w:tcPr>
+            <w:tcW w:w="2459" w:type="dxa"/>
             <w:tcBorders>
               <w:top w:val="single" w:sz="1" w:space="0" w:color="999999"/>
               <w:left w:val="single" w:sz="1" w:space="0" w:color="999999"/>
@@ -8873,11 +11705,21 @@
               </w:rPr>
               <w:t xml:space="preserve"> </w:t>
             </w:r>
-          </w:p>
-        </w:tc>
-        <w:tc>
-          <w:tcPr>
-            <w:tcW w:w="1760" w:type="dxa"/>
+            <w:proofErr w:type="spellStart"/>
+            <w:r>
+              <w:rPr>
+                <w:color w:val="000000"/>
+                <w:sz w:val="18"/>
+                <w:szCs w:val="18"/>
+              </w:rPr>
+              <w:t>ParkingFeeCalculatorTests.cs</w:t>
+            </w:r>
+            <w:proofErr w:type="spellEnd"/>
+          </w:p>
+        </w:tc>
+        <w:tc>
+          <w:tcPr>
+            <w:tcW w:w="971" w:type="dxa"/>
             <w:tcBorders>
               <w:top w:val="single" w:sz="1" w:space="0" w:color="999999"/>
               <w:left w:val="single" w:sz="1" w:space="0" w:color="999999"/>
@@ -8903,20 +11745,24 @@
                 <w:szCs w:val="18"/>
               </w:rPr>
               <w:t xml:space="preserve"> </w:t>
+            </w:r>
+            <w:r>
+              <w:rPr>
+                <w:i/>
+                <w:iCs/>
+                <w:color w:val="2E7D32"/>
+                <w:sz w:val="17"/>
+                <w:szCs w:val="17"/>
+              </w:rPr>
+              <w:t>Pass</w:t>
             </w:r>
           </w:p>
         </w:tc>
       </w:tr>
       <w:tr>
-        <w:tblPrEx>
-          <w:tblCellMar>
-            <w:top w:w="0" w:type="dxa"/>
-            <w:bottom w:w="0" w:type="dxa"/>
-          </w:tblCellMar>
-        </w:tblPrEx>
-        <w:tc>
-          <w:tcPr>
-            <w:tcW w:w="2200" w:type="dxa"/>
+        <w:tc>
+          <w:tcPr>
+            <w:tcW w:w="1529" w:type="dxa"/>
             <w:tcBorders>
               <w:top w:val="single" w:sz="1" w:space="0" w:color="999999"/>
               <w:left w:val="single" w:sz="1" w:space="0" w:color="999999"/>
@@ -8943,11 +11789,19 @@
               </w:rPr>
               <w:t xml:space="preserve"> </w:t>
             </w:r>
-          </w:p>
-        </w:tc>
-        <w:tc>
-          <w:tcPr>
-            <w:tcW w:w="3000" w:type="dxa"/>
+            <w:r>
+              <w:rPr>
+                <w:color w:val="000000"/>
+                <w:sz w:val="18"/>
+                <w:szCs w:val="18"/>
+              </w:rPr>
+              <w:t>Parking duration rounds upward to nearest hour</w:t>
+            </w:r>
+          </w:p>
+        </w:tc>
+        <w:tc>
+          <w:tcPr>
+            <w:tcW w:w="4581" w:type="dxa"/>
             <w:tcBorders>
               <w:top w:val="single" w:sz="1" w:space="0" w:color="999999"/>
               <w:left w:val="single" w:sz="1" w:space="0" w:color="999999"/>
@@ -8974,11 +11828,21 @@
               </w:rPr>
               <w:t xml:space="preserve"> </w:t>
             </w:r>
-          </w:p>
-        </w:tc>
-        <w:tc>
-          <w:tcPr>
-            <w:tcW w:w="2400" w:type="dxa"/>
+            <w:proofErr w:type="spellStart"/>
+            <w:r>
+              <w:rPr>
+                <w:color w:val="000000"/>
+                <w:sz w:val="18"/>
+                <w:szCs w:val="18"/>
+              </w:rPr>
+              <w:t>CalculateFee_ThirtyOneMinutes_ChargesOneHour</w:t>
+            </w:r>
+            <w:proofErr w:type="spellEnd"/>
+          </w:p>
+        </w:tc>
+        <w:tc>
+          <w:tcPr>
+            <w:tcW w:w="2459" w:type="dxa"/>
             <w:tcBorders>
               <w:top w:val="single" w:sz="1" w:space="0" w:color="999999"/>
               <w:left w:val="single" w:sz="1" w:space="0" w:color="999999"/>
@@ -9005,11 +11869,21 @@
               </w:rPr>
               <w:t xml:space="preserve"> </w:t>
             </w:r>
-          </w:p>
-        </w:tc>
-        <w:tc>
-          <w:tcPr>
-            <w:tcW w:w="1760" w:type="dxa"/>
+            <w:proofErr w:type="spellStart"/>
+            <w:r>
+              <w:rPr>
+                <w:color w:val="000000"/>
+                <w:sz w:val="18"/>
+                <w:szCs w:val="18"/>
+              </w:rPr>
+              <w:t>ParkingFeeCalculatorTests.cs</w:t>
+            </w:r>
+            <w:proofErr w:type="spellEnd"/>
+          </w:p>
+        </w:tc>
+        <w:tc>
+          <w:tcPr>
+            <w:tcW w:w="971" w:type="dxa"/>
             <w:tcBorders>
               <w:top w:val="single" w:sz="1" w:space="0" w:color="999999"/>
               <w:left w:val="single" w:sz="1" w:space="0" w:color="999999"/>
@@ -9035,6 +11909,774 @@
                 <w:szCs w:val="18"/>
               </w:rPr>
               <w:t xml:space="preserve"> </w:t>
+            </w:r>
+            <w:r>
+              <w:rPr>
+                <w:i/>
+                <w:iCs/>
+                <w:color w:val="2E7D32"/>
+                <w:sz w:val="17"/>
+                <w:szCs w:val="17"/>
+              </w:rPr>
+              <w:t>Pass</w:t>
+            </w:r>
+          </w:p>
+        </w:tc>
+      </w:tr>
+      <w:tr>
+        <w:tc>
+          <w:tcPr>
+            <w:tcW w:w="1529" w:type="dxa"/>
+            <w:tcBorders>
+              <w:top w:val="single" w:sz="1" w:space="0" w:color="999999"/>
+              <w:left w:val="single" w:sz="1" w:space="0" w:color="999999"/>
+              <w:bottom w:val="single" w:sz="1" w:space="0" w:color="999999"/>
+              <w:right w:val="single" w:sz="1" w:space="0" w:color="999999"/>
+            </w:tcBorders>
+            <w:shd w:val="clear" w:color="auto" w:fill="FFFDE7"/>
+            <w:tcMar>
+              <w:top w:w="60" w:type="dxa"/>
+              <w:left w:w="100" w:type="dxa"/>
+              <w:bottom w:w="60" w:type="dxa"/>
+              <w:right w:w="100" w:type="dxa"/>
+            </w:tcMar>
+          </w:tcPr>
+          <w:p>
+            <w:pPr>
+              <w:spacing w:before="40" w:after="40"/>
+              <w:rPr>
+                <w:color w:val="000000"/>
+                <w:sz w:val="18"/>
+                <w:szCs w:val="18"/>
+              </w:rPr>
+            </w:pPr>
+            <w:r>
+              <w:rPr>
+                <w:color w:val="000000"/>
+                <w:sz w:val="18"/>
+                <w:szCs w:val="18"/>
+              </w:rPr>
+              <w:t>Lost ticket adds penalty fee</w:t>
+            </w:r>
+          </w:p>
+        </w:tc>
+        <w:tc>
+          <w:tcPr>
+            <w:tcW w:w="4581" w:type="dxa"/>
+            <w:tcBorders>
+              <w:top w:val="single" w:sz="1" w:space="0" w:color="999999"/>
+              <w:left w:val="single" w:sz="1" w:space="0" w:color="999999"/>
+              <w:bottom w:val="single" w:sz="1" w:space="0" w:color="999999"/>
+              <w:right w:val="single" w:sz="1" w:space="0" w:color="999999"/>
+            </w:tcBorders>
+            <w:shd w:val="clear" w:color="auto" w:fill="FFFDE7"/>
+            <w:tcMar>
+              <w:top w:w="60" w:type="dxa"/>
+              <w:left w:w="100" w:type="dxa"/>
+              <w:bottom w:w="60" w:type="dxa"/>
+              <w:right w:w="100" w:type="dxa"/>
+            </w:tcMar>
+          </w:tcPr>
+          <w:p>
+            <w:pPr>
+              <w:spacing w:before="40" w:after="40"/>
+              <w:rPr>
+                <w:color w:val="000000"/>
+                <w:sz w:val="18"/>
+                <w:szCs w:val="18"/>
+              </w:rPr>
+            </w:pPr>
+            <w:proofErr w:type="spellStart"/>
+            <w:r>
+              <w:rPr>
+                <w:color w:val="000000"/>
+                <w:sz w:val="18"/>
+                <w:szCs w:val="18"/>
+              </w:rPr>
+              <w:t>CalculateFee_LostTicket_AddsPenaltyFee</w:t>
+            </w:r>
+            <w:proofErr w:type="spellEnd"/>
+          </w:p>
+        </w:tc>
+        <w:tc>
+          <w:tcPr>
+            <w:tcW w:w="2459" w:type="dxa"/>
+            <w:tcBorders>
+              <w:top w:val="single" w:sz="1" w:space="0" w:color="999999"/>
+              <w:left w:val="single" w:sz="1" w:space="0" w:color="999999"/>
+              <w:bottom w:val="single" w:sz="1" w:space="0" w:color="999999"/>
+              <w:right w:val="single" w:sz="1" w:space="0" w:color="999999"/>
+            </w:tcBorders>
+            <w:shd w:val="clear" w:color="auto" w:fill="FFFDE7"/>
+            <w:tcMar>
+              <w:top w:w="60" w:type="dxa"/>
+              <w:left w:w="100" w:type="dxa"/>
+              <w:bottom w:w="60" w:type="dxa"/>
+              <w:right w:w="100" w:type="dxa"/>
+            </w:tcMar>
+          </w:tcPr>
+          <w:p>
+            <w:pPr>
+              <w:spacing w:before="40" w:after="40"/>
+              <w:rPr>
+                <w:color w:val="000000"/>
+                <w:sz w:val="18"/>
+                <w:szCs w:val="18"/>
+              </w:rPr>
+            </w:pPr>
+            <w:proofErr w:type="spellStart"/>
+            <w:r>
+              <w:rPr>
+                <w:color w:val="000000"/>
+                <w:sz w:val="18"/>
+                <w:szCs w:val="18"/>
+              </w:rPr>
+              <w:t>ParkingFeeCalculatorTests.cs</w:t>
+            </w:r>
+            <w:proofErr w:type="spellEnd"/>
+          </w:p>
+        </w:tc>
+        <w:tc>
+          <w:tcPr>
+            <w:tcW w:w="971" w:type="dxa"/>
+            <w:tcBorders>
+              <w:top w:val="single" w:sz="1" w:space="0" w:color="999999"/>
+              <w:left w:val="single" w:sz="1" w:space="0" w:color="999999"/>
+              <w:bottom w:val="single" w:sz="1" w:space="0" w:color="999999"/>
+              <w:right w:val="single" w:sz="1" w:space="0" w:color="999999"/>
+            </w:tcBorders>
+            <w:shd w:val="clear" w:color="auto" w:fill="FFFDE7"/>
+            <w:tcMar>
+              <w:top w:w="60" w:type="dxa"/>
+              <w:left w:w="100" w:type="dxa"/>
+              <w:bottom w:w="60" w:type="dxa"/>
+              <w:right w:w="100" w:type="dxa"/>
+            </w:tcMar>
+          </w:tcPr>
+          <w:p>
+            <w:pPr>
+              <w:spacing w:before="40" w:after="40"/>
+              <w:rPr>
+                <w:color w:val="000000"/>
+                <w:sz w:val="18"/>
+                <w:szCs w:val="18"/>
+              </w:rPr>
+            </w:pPr>
+            <w:r>
+              <w:rPr>
+                <w:i/>
+                <w:iCs/>
+                <w:color w:val="2E7D32"/>
+                <w:sz w:val="17"/>
+                <w:szCs w:val="17"/>
+              </w:rPr>
+              <w:t>Pass</w:t>
+            </w:r>
+          </w:p>
+        </w:tc>
+      </w:tr>
+      <w:tr>
+        <w:tc>
+          <w:tcPr>
+            <w:tcW w:w="1529" w:type="dxa"/>
+            <w:tcBorders>
+              <w:top w:val="single" w:sz="1" w:space="0" w:color="999999"/>
+              <w:left w:val="single" w:sz="1" w:space="0" w:color="999999"/>
+              <w:bottom w:val="single" w:sz="1" w:space="0" w:color="999999"/>
+              <w:right w:val="single" w:sz="1" w:space="0" w:color="999999"/>
+            </w:tcBorders>
+            <w:shd w:val="clear" w:color="auto" w:fill="FFFDE7"/>
+            <w:tcMar>
+              <w:top w:w="60" w:type="dxa"/>
+              <w:left w:w="100" w:type="dxa"/>
+              <w:bottom w:w="60" w:type="dxa"/>
+              <w:right w:w="100" w:type="dxa"/>
+            </w:tcMar>
+          </w:tcPr>
+          <w:p>
+            <w:pPr>
+              <w:spacing w:before="40" w:after="40"/>
+              <w:rPr>
+                <w:color w:val="000000"/>
+                <w:sz w:val="18"/>
+                <w:szCs w:val="18"/>
+              </w:rPr>
+            </w:pPr>
+            <w:r>
+              <w:rPr>
+                <w:color w:val="000000"/>
+                <w:sz w:val="18"/>
+                <w:szCs w:val="18"/>
+              </w:rPr>
+              <w:t>Motorcycle parking fee capped at 4000 KHR daily</w:t>
+            </w:r>
+          </w:p>
+        </w:tc>
+        <w:tc>
+          <w:tcPr>
+            <w:tcW w:w="4581" w:type="dxa"/>
+            <w:tcBorders>
+              <w:top w:val="single" w:sz="1" w:space="0" w:color="999999"/>
+              <w:left w:val="single" w:sz="1" w:space="0" w:color="999999"/>
+              <w:bottom w:val="single" w:sz="1" w:space="0" w:color="999999"/>
+              <w:right w:val="single" w:sz="1" w:space="0" w:color="999999"/>
+            </w:tcBorders>
+            <w:shd w:val="clear" w:color="auto" w:fill="FFFDE7"/>
+            <w:tcMar>
+              <w:top w:w="60" w:type="dxa"/>
+              <w:left w:w="100" w:type="dxa"/>
+              <w:bottom w:w="60" w:type="dxa"/>
+              <w:right w:w="100" w:type="dxa"/>
+            </w:tcMar>
+          </w:tcPr>
+          <w:p>
+            <w:pPr>
+              <w:spacing w:before="40" w:after="40"/>
+              <w:rPr>
+                <w:color w:val="000000"/>
+                <w:sz w:val="18"/>
+                <w:szCs w:val="18"/>
+              </w:rPr>
+            </w:pPr>
+            <w:r>
+              <w:rPr>
+                <w:color w:val="000000"/>
+                <w:sz w:val="18"/>
+                <w:szCs w:val="18"/>
+              </w:rPr>
+              <w:t>CalculateFee_MotorcycleAtExactDailyCap_Returns4000</w:t>
+            </w:r>
+          </w:p>
+        </w:tc>
+        <w:tc>
+          <w:tcPr>
+            <w:tcW w:w="2459" w:type="dxa"/>
+            <w:tcBorders>
+              <w:top w:val="single" w:sz="1" w:space="0" w:color="999999"/>
+              <w:left w:val="single" w:sz="1" w:space="0" w:color="999999"/>
+              <w:bottom w:val="single" w:sz="1" w:space="0" w:color="999999"/>
+              <w:right w:val="single" w:sz="1" w:space="0" w:color="999999"/>
+            </w:tcBorders>
+            <w:shd w:val="clear" w:color="auto" w:fill="FFFDE7"/>
+            <w:tcMar>
+              <w:top w:w="60" w:type="dxa"/>
+              <w:left w:w="100" w:type="dxa"/>
+              <w:bottom w:w="60" w:type="dxa"/>
+              <w:right w:w="100" w:type="dxa"/>
+            </w:tcMar>
+          </w:tcPr>
+          <w:p>
+            <w:pPr>
+              <w:spacing w:before="40" w:after="40"/>
+              <w:rPr>
+                <w:color w:val="000000"/>
+                <w:sz w:val="18"/>
+                <w:szCs w:val="18"/>
+              </w:rPr>
+            </w:pPr>
+            <w:proofErr w:type="spellStart"/>
+            <w:r>
+              <w:rPr>
+                <w:color w:val="000000"/>
+                <w:sz w:val="18"/>
+                <w:szCs w:val="18"/>
+              </w:rPr>
+              <w:t>ParkingFeeCalculatorTests.cs</w:t>
+            </w:r>
+            <w:proofErr w:type="spellEnd"/>
+          </w:p>
+        </w:tc>
+        <w:tc>
+          <w:tcPr>
+            <w:tcW w:w="971" w:type="dxa"/>
+            <w:tcBorders>
+              <w:top w:val="single" w:sz="1" w:space="0" w:color="999999"/>
+              <w:left w:val="single" w:sz="1" w:space="0" w:color="999999"/>
+              <w:bottom w:val="single" w:sz="1" w:space="0" w:color="999999"/>
+              <w:right w:val="single" w:sz="1" w:space="0" w:color="999999"/>
+            </w:tcBorders>
+            <w:shd w:val="clear" w:color="auto" w:fill="FFFDE7"/>
+            <w:tcMar>
+              <w:top w:w="60" w:type="dxa"/>
+              <w:left w:w="100" w:type="dxa"/>
+              <w:bottom w:w="60" w:type="dxa"/>
+              <w:right w:w="100" w:type="dxa"/>
+            </w:tcMar>
+          </w:tcPr>
+          <w:p>
+            <w:pPr>
+              <w:spacing w:before="40" w:after="40"/>
+              <w:rPr>
+                <w:color w:val="000000"/>
+                <w:sz w:val="18"/>
+                <w:szCs w:val="18"/>
+              </w:rPr>
+            </w:pPr>
+            <w:r>
+              <w:rPr>
+                <w:i/>
+                <w:iCs/>
+                <w:color w:val="2E7D32"/>
+                <w:sz w:val="17"/>
+                <w:szCs w:val="17"/>
+              </w:rPr>
+              <w:t>Pass</w:t>
+            </w:r>
+          </w:p>
+        </w:tc>
+      </w:tr>
+      <w:tr>
+        <w:tc>
+          <w:tcPr>
+            <w:tcW w:w="1529" w:type="dxa"/>
+            <w:tcBorders>
+              <w:top w:val="single" w:sz="1" w:space="0" w:color="999999"/>
+              <w:left w:val="single" w:sz="1" w:space="0" w:color="999999"/>
+              <w:bottom w:val="single" w:sz="1" w:space="0" w:color="999999"/>
+              <w:right w:val="single" w:sz="1" w:space="0" w:color="999999"/>
+            </w:tcBorders>
+            <w:shd w:val="clear" w:color="auto" w:fill="FFFDE7"/>
+            <w:tcMar>
+              <w:top w:w="60" w:type="dxa"/>
+              <w:left w:w="100" w:type="dxa"/>
+              <w:bottom w:w="60" w:type="dxa"/>
+              <w:right w:w="100" w:type="dxa"/>
+            </w:tcMar>
+          </w:tcPr>
+          <w:p>
+            <w:pPr>
+              <w:spacing w:before="40" w:after="40"/>
+              <w:rPr>
+                <w:color w:val="000000"/>
+                <w:sz w:val="18"/>
+                <w:szCs w:val="18"/>
+              </w:rPr>
+            </w:pPr>
+            <w:r>
+              <w:rPr>
+                <w:color w:val="000000"/>
+                <w:sz w:val="18"/>
+                <w:szCs w:val="18"/>
+              </w:rPr>
+              <w:t>Weekend surcharge applies additional fee</w:t>
+            </w:r>
+          </w:p>
+        </w:tc>
+        <w:tc>
+          <w:tcPr>
+            <w:tcW w:w="4581" w:type="dxa"/>
+            <w:tcBorders>
+              <w:top w:val="single" w:sz="1" w:space="0" w:color="999999"/>
+              <w:left w:val="single" w:sz="1" w:space="0" w:color="999999"/>
+              <w:bottom w:val="single" w:sz="1" w:space="0" w:color="999999"/>
+              <w:right w:val="single" w:sz="1" w:space="0" w:color="999999"/>
+            </w:tcBorders>
+            <w:shd w:val="clear" w:color="auto" w:fill="FFFDE7"/>
+            <w:tcMar>
+              <w:top w:w="60" w:type="dxa"/>
+              <w:left w:w="100" w:type="dxa"/>
+              <w:bottom w:w="60" w:type="dxa"/>
+              <w:right w:w="100" w:type="dxa"/>
+            </w:tcMar>
+          </w:tcPr>
+          <w:p>
+            <w:pPr>
+              <w:spacing w:before="40" w:after="40"/>
+              <w:rPr>
+                <w:color w:val="000000"/>
+                <w:sz w:val="18"/>
+                <w:szCs w:val="18"/>
+              </w:rPr>
+            </w:pPr>
+            <w:proofErr w:type="spellStart"/>
+            <w:r>
+              <w:rPr>
+                <w:color w:val="000000"/>
+                <w:sz w:val="18"/>
+                <w:szCs w:val="18"/>
+              </w:rPr>
+              <w:t>CalculateFee_WeekendSurcharge_AppliedCorrectly</w:t>
+            </w:r>
+            <w:proofErr w:type="spellEnd"/>
+          </w:p>
+        </w:tc>
+        <w:tc>
+          <w:tcPr>
+            <w:tcW w:w="2459" w:type="dxa"/>
+            <w:tcBorders>
+              <w:top w:val="single" w:sz="1" w:space="0" w:color="999999"/>
+              <w:left w:val="single" w:sz="1" w:space="0" w:color="999999"/>
+              <w:bottom w:val="single" w:sz="1" w:space="0" w:color="999999"/>
+              <w:right w:val="single" w:sz="1" w:space="0" w:color="999999"/>
+            </w:tcBorders>
+            <w:shd w:val="clear" w:color="auto" w:fill="FFFDE7"/>
+            <w:tcMar>
+              <w:top w:w="60" w:type="dxa"/>
+              <w:left w:w="100" w:type="dxa"/>
+              <w:bottom w:w="60" w:type="dxa"/>
+              <w:right w:w="100" w:type="dxa"/>
+            </w:tcMar>
+          </w:tcPr>
+          <w:p>
+            <w:pPr>
+              <w:spacing w:before="40" w:after="40"/>
+              <w:rPr>
+                <w:color w:val="000000"/>
+                <w:sz w:val="18"/>
+                <w:szCs w:val="18"/>
+              </w:rPr>
+            </w:pPr>
+            <w:proofErr w:type="spellStart"/>
+            <w:r>
+              <w:rPr>
+                <w:color w:val="000000"/>
+                <w:sz w:val="18"/>
+                <w:szCs w:val="18"/>
+              </w:rPr>
+              <w:t>ParkingFeeCalculatorTests.cs</w:t>
+            </w:r>
+            <w:proofErr w:type="spellEnd"/>
+          </w:p>
+        </w:tc>
+        <w:tc>
+          <w:tcPr>
+            <w:tcW w:w="971" w:type="dxa"/>
+            <w:tcBorders>
+              <w:top w:val="single" w:sz="1" w:space="0" w:color="999999"/>
+              <w:left w:val="single" w:sz="1" w:space="0" w:color="999999"/>
+              <w:bottom w:val="single" w:sz="1" w:space="0" w:color="999999"/>
+              <w:right w:val="single" w:sz="1" w:space="0" w:color="999999"/>
+            </w:tcBorders>
+            <w:shd w:val="clear" w:color="auto" w:fill="FFFDE7"/>
+            <w:tcMar>
+              <w:top w:w="60" w:type="dxa"/>
+              <w:left w:w="100" w:type="dxa"/>
+              <w:bottom w:w="60" w:type="dxa"/>
+              <w:right w:w="100" w:type="dxa"/>
+            </w:tcMar>
+          </w:tcPr>
+          <w:p>
+            <w:pPr>
+              <w:spacing w:before="40" w:after="40"/>
+              <w:rPr>
+                <w:color w:val="000000"/>
+                <w:sz w:val="18"/>
+                <w:szCs w:val="18"/>
+              </w:rPr>
+            </w:pPr>
+            <w:r>
+              <w:rPr>
+                <w:i/>
+                <w:iCs/>
+                <w:color w:val="2E7D32"/>
+                <w:sz w:val="17"/>
+                <w:szCs w:val="17"/>
+              </w:rPr>
+              <w:t>Pass</w:t>
+            </w:r>
+          </w:p>
+        </w:tc>
+      </w:tr>
+      <w:tr>
+        <w:tc>
+          <w:tcPr>
+            <w:tcW w:w="1529" w:type="dxa"/>
+            <w:tcBorders>
+              <w:top w:val="single" w:sz="1" w:space="0" w:color="999999"/>
+              <w:left w:val="single" w:sz="1" w:space="0" w:color="999999"/>
+              <w:bottom w:val="single" w:sz="1" w:space="0" w:color="999999"/>
+              <w:right w:val="single" w:sz="1" w:space="0" w:color="999999"/>
+            </w:tcBorders>
+            <w:shd w:val="clear" w:color="auto" w:fill="FFFDE7"/>
+            <w:tcMar>
+              <w:top w:w="60" w:type="dxa"/>
+              <w:left w:w="100" w:type="dxa"/>
+              <w:bottom w:w="60" w:type="dxa"/>
+              <w:right w:w="100" w:type="dxa"/>
+            </w:tcMar>
+          </w:tcPr>
+          <w:p>
+            <w:pPr>
+              <w:spacing w:before="40" w:after="40"/>
+              <w:rPr>
+                <w:color w:val="000000"/>
+                <w:sz w:val="18"/>
+                <w:szCs w:val="18"/>
+              </w:rPr>
+            </w:pPr>
+            <w:r>
+              <w:rPr>
+                <w:color w:val="000000"/>
+                <w:sz w:val="18"/>
+                <w:szCs w:val="18"/>
+              </w:rPr>
+              <w:t>Holiday surcharge overrides weekend surcharge</w:t>
+            </w:r>
+          </w:p>
+        </w:tc>
+        <w:tc>
+          <w:tcPr>
+            <w:tcW w:w="4581" w:type="dxa"/>
+            <w:tcBorders>
+              <w:top w:val="single" w:sz="1" w:space="0" w:color="999999"/>
+              <w:left w:val="single" w:sz="1" w:space="0" w:color="999999"/>
+              <w:bottom w:val="single" w:sz="1" w:space="0" w:color="999999"/>
+              <w:right w:val="single" w:sz="1" w:space="0" w:color="999999"/>
+            </w:tcBorders>
+            <w:shd w:val="clear" w:color="auto" w:fill="FFFDE7"/>
+            <w:tcMar>
+              <w:top w:w="60" w:type="dxa"/>
+              <w:left w:w="100" w:type="dxa"/>
+              <w:bottom w:w="60" w:type="dxa"/>
+              <w:right w:w="100" w:type="dxa"/>
+            </w:tcMar>
+          </w:tcPr>
+          <w:p>
+            <w:pPr>
+              <w:spacing w:before="40" w:after="40"/>
+              <w:rPr>
+                <w:color w:val="000000"/>
+                <w:sz w:val="18"/>
+                <w:szCs w:val="18"/>
+              </w:rPr>
+            </w:pPr>
+            <w:proofErr w:type="spellStart"/>
+            <w:r>
+              <w:rPr>
+                <w:color w:val="000000"/>
+                <w:sz w:val="18"/>
+                <w:szCs w:val="18"/>
+              </w:rPr>
+              <w:t>CalculateFee_HolidayOverride_AppliedCorrectly</w:t>
+            </w:r>
+            <w:proofErr w:type="spellEnd"/>
+          </w:p>
+        </w:tc>
+        <w:tc>
+          <w:tcPr>
+            <w:tcW w:w="2459" w:type="dxa"/>
+            <w:tcBorders>
+              <w:top w:val="single" w:sz="1" w:space="0" w:color="999999"/>
+              <w:left w:val="single" w:sz="1" w:space="0" w:color="999999"/>
+              <w:bottom w:val="single" w:sz="1" w:space="0" w:color="999999"/>
+              <w:right w:val="single" w:sz="1" w:space="0" w:color="999999"/>
+            </w:tcBorders>
+            <w:shd w:val="clear" w:color="auto" w:fill="FFFDE7"/>
+            <w:tcMar>
+              <w:top w:w="60" w:type="dxa"/>
+              <w:left w:w="100" w:type="dxa"/>
+              <w:bottom w:w="60" w:type="dxa"/>
+              <w:right w:w="100" w:type="dxa"/>
+            </w:tcMar>
+          </w:tcPr>
+          <w:p>
+            <w:pPr>
+              <w:spacing w:before="40" w:after="40"/>
+              <w:rPr>
+                <w:color w:val="000000"/>
+                <w:sz w:val="18"/>
+                <w:szCs w:val="18"/>
+              </w:rPr>
+            </w:pPr>
+            <w:proofErr w:type="spellStart"/>
+            <w:r>
+              <w:rPr>
+                <w:color w:val="000000"/>
+                <w:sz w:val="18"/>
+                <w:szCs w:val="18"/>
+              </w:rPr>
+              <w:t>ParkingFeeCalculatorTests.cs</w:t>
+            </w:r>
+            <w:proofErr w:type="spellEnd"/>
+          </w:p>
+        </w:tc>
+        <w:tc>
+          <w:tcPr>
+            <w:tcW w:w="971" w:type="dxa"/>
+            <w:tcBorders>
+              <w:top w:val="single" w:sz="1" w:space="0" w:color="999999"/>
+              <w:left w:val="single" w:sz="1" w:space="0" w:color="999999"/>
+              <w:bottom w:val="single" w:sz="1" w:space="0" w:color="999999"/>
+              <w:right w:val="single" w:sz="1" w:space="0" w:color="999999"/>
+            </w:tcBorders>
+            <w:shd w:val="clear" w:color="auto" w:fill="FFFDE7"/>
+            <w:tcMar>
+              <w:top w:w="60" w:type="dxa"/>
+              <w:left w:w="100" w:type="dxa"/>
+              <w:bottom w:w="60" w:type="dxa"/>
+              <w:right w:w="100" w:type="dxa"/>
+            </w:tcMar>
+          </w:tcPr>
+          <w:p>
+            <w:pPr>
+              <w:spacing w:before="40" w:after="40"/>
+              <w:rPr>
+                <w:color w:val="000000"/>
+                <w:sz w:val="18"/>
+                <w:szCs w:val="18"/>
+              </w:rPr>
+            </w:pPr>
+            <w:r>
+              <w:rPr>
+                <w:i/>
+                <w:iCs/>
+                <w:color w:val="2E7D32"/>
+                <w:sz w:val="17"/>
+                <w:szCs w:val="17"/>
+              </w:rPr>
+              <w:t>Pass</w:t>
+            </w:r>
+          </w:p>
+        </w:tc>
+      </w:tr>
+      <w:tr>
+        <w:tc>
+          <w:tcPr>
+            <w:tcW w:w="1529" w:type="dxa"/>
+            <w:tcBorders>
+              <w:top w:val="single" w:sz="1" w:space="0" w:color="999999"/>
+              <w:left w:val="single" w:sz="1" w:space="0" w:color="999999"/>
+              <w:bottom w:val="single" w:sz="1" w:space="0" w:color="999999"/>
+              <w:right w:val="single" w:sz="1" w:space="0" w:color="999999"/>
+            </w:tcBorders>
+            <w:shd w:val="clear" w:color="auto" w:fill="FFFDE7"/>
+            <w:tcMar>
+              <w:top w:w="60" w:type="dxa"/>
+              <w:left w:w="100" w:type="dxa"/>
+              <w:bottom w:w="60" w:type="dxa"/>
+              <w:right w:w="100" w:type="dxa"/>
+            </w:tcMar>
+          </w:tcPr>
+          <w:p>
+            <w:pPr>
+              <w:spacing w:before="40" w:after="40"/>
+              <w:rPr>
+                <w:color w:val="000000"/>
+                <w:sz w:val="18"/>
+                <w:szCs w:val="18"/>
+              </w:rPr>
+            </w:pPr>
+            <w:r>
+              <w:rPr>
+                <w:color w:val="000000"/>
+                <w:sz w:val="18"/>
+                <w:szCs w:val="18"/>
+              </w:rPr>
+              <w:t>Membership discounts reduce total fee</w:t>
+            </w:r>
+          </w:p>
+        </w:tc>
+        <w:tc>
+          <w:tcPr>
+            <w:tcW w:w="4581" w:type="dxa"/>
+            <w:tcBorders>
+              <w:top w:val="single" w:sz="1" w:space="0" w:color="999999"/>
+              <w:left w:val="single" w:sz="1" w:space="0" w:color="999999"/>
+              <w:bottom w:val="single" w:sz="1" w:space="0" w:color="999999"/>
+              <w:right w:val="single" w:sz="1" w:space="0" w:color="999999"/>
+            </w:tcBorders>
+            <w:shd w:val="clear" w:color="auto" w:fill="FFFDE7"/>
+            <w:tcMar>
+              <w:top w:w="60" w:type="dxa"/>
+              <w:left w:w="100" w:type="dxa"/>
+              <w:bottom w:w="60" w:type="dxa"/>
+              <w:right w:w="100" w:type="dxa"/>
+            </w:tcMar>
+          </w:tcPr>
+          <w:p>
+            <w:pPr>
+              <w:spacing w:before="40" w:after="40"/>
+              <w:rPr>
+                <w:color w:val="000000"/>
+                <w:sz w:val="18"/>
+                <w:szCs w:val="18"/>
+              </w:rPr>
+            </w:pPr>
+            <w:proofErr w:type="spellStart"/>
+            <w:r>
+              <w:rPr>
+                <w:color w:val="000000"/>
+                <w:sz w:val="18"/>
+                <w:szCs w:val="18"/>
+              </w:rPr>
+              <w:t>CalculateFee_GuestFeeIsNeverLowerThanGoldFee</w:t>
+            </w:r>
+            <w:proofErr w:type="spellEnd"/>
+          </w:p>
+        </w:tc>
+        <w:tc>
+          <w:tcPr>
+            <w:tcW w:w="2459" w:type="dxa"/>
+            <w:tcBorders>
+              <w:top w:val="single" w:sz="1" w:space="0" w:color="999999"/>
+              <w:left w:val="single" w:sz="1" w:space="0" w:color="999999"/>
+              <w:bottom w:val="single" w:sz="1" w:space="0" w:color="999999"/>
+              <w:right w:val="single" w:sz="1" w:space="0" w:color="999999"/>
+            </w:tcBorders>
+            <w:shd w:val="clear" w:color="auto" w:fill="FFFDE7"/>
+            <w:tcMar>
+              <w:top w:w="60" w:type="dxa"/>
+              <w:left w:w="100" w:type="dxa"/>
+              <w:bottom w:w="60" w:type="dxa"/>
+              <w:right w:w="100" w:type="dxa"/>
+            </w:tcMar>
+          </w:tcPr>
+          <w:p>
+            <w:pPr>
+              <w:spacing w:before="40" w:after="40"/>
+              <w:rPr>
+                <w:color w:val="000000"/>
+                <w:sz w:val="18"/>
+                <w:szCs w:val="18"/>
+              </w:rPr>
+            </w:pPr>
+            <w:proofErr w:type="spellStart"/>
+            <w:r>
+              <w:rPr>
+                <w:color w:val="000000"/>
+                <w:sz w:val="18"/>
+                <w:szCs w:val="18"/>
+              </w:rPr>
+              <w:t>ParkingFeeCalculatorTests.cs</w:t>
+            </w:r>
+            <w:proofErr w:type="spellEnd"/>
+          </w:p>
+        </w:tc>
+        <w:tc>
+          <w:tcPr>
+            <w:tcW w:w="971" w:type="dxa"/>
+            <w:tcBorders>
+              <w:top w:val="single" w:sz="1" w:space="0" w:color="999999"/>
+              <w:left w:val="single" w:sz="1" w:space="0" w:color="999999"/>
+              <w:bottom w:val="single" w:sz="1" w:space="0" w:color="999999"/>
+              <w:right w:val="single" w:sz="1" w:space="0" w:color="999999"/>
+            </w:tcBorders>
+            <w:shd w:val="clear" w:color="auto" w:fill="FFFDE7"/>
+            <w:tcMar>
+              <w:top w:w="60" w:type="dxa"/>
+              <w:left w:w="100" w:type="dxa"/>
+              <w:bottom w:w="60" w:type="dxa"/>
+              <w:right w:w="100" w:type="dxa"/>
+            </w:tcMar>
+          </w:tcPr>
+          <w:p>
+            <w:pPr>
+              <w:spacing w:before="40" w:after="40"/>
+              <w:rPr>
+                <w:color w:val="000000"/>
+                <w:sz w:val="18"/>
+                <w:szCs w:val="18"/>
+              </w:rPr>
+            </w:pPr>
+            <w:r>
+              <w:rPr>
+                <w:i/>
+                <w:iCs/>
+                <w:color w:val="2E7D32"/>
+                <w:sz w:val="17"/>
+                <w:szCs w:val="17"/>
+              </w:rPr>
+              <w:t>Pass</w:t>
             </w:r>
           </w:p>
         </w:tc>
@@ -9059,13 +12701,50 @@
       <w:r>
         <w:br w:type="page"/>
       </w:r>
+      <w:r>
+        <w:lastRenderedPageBreak/>
+        <w:drawing>
+          <wp:inline distT="0" distB="0" distL="0" distR="0" wp14:anchorId="62B393B9" wp14:editId="422388CA">
+            <wp:extent cx="5943600" cy="3169920"/>
+            <wp:effectExtent l="0" t="0" r="0" b="0"/>
+            <wp:docPr id="823238466" name="Picture 1"/>
+            <wp:cNvGraphicFramePr>
+              <a:graphicFrameLocks xmlns:a="http://schemas.openxmlformats.org/drawingml/2006/main" noChangeAspect="1"/>
+            </wp:cNvGraphicFramePr>
+            <a:graphic xmlns:a="http://schemas.openxmlformats.org/drawingml/2006/main">
+              <a:graphicData uri="http://schemas.openxmlformats.org/drawingml/2006/picture">
+                <pic:pic xmlns:pic="http://schemas.openxmlformats.org/drawingml/2006/picture">
+                  <pic:nvPicPr>
+                    <pic:cNvPr id="823238466" name=""/>
+                    <pic:cNvPicPr/>
+                  </pic:nvPicPr>
+                  <pic:blipFill>
+                    <a:blip r:embed="rId11"/>
+                    <a:stretch>
+                      <a:fillRect/>
+                    </a:stretch>
+                  </pic:blipFill>
+                  <pic:spPr>
+                    <a:xfrm>
+                      <a:off x="0" y="0"/>
+                      <a:ext cx="5943600" cy="3169920"/>
+                    </a:xfrm>
+                    <a:prstGeom prst="rect">
+                      <a:avLst/>
+                    </a:prstGeom>
+                  </pic:spPr>
+                </pic:pic>
+              </a:graphicData>
+            </a:graphic>
+          </wp:inline>
+        </w:drawing>
+      </w:r>
     </w:p>
     <w:p>
       <w:pPr>
         <w:pStyle w:val="Heading1"/>
       </w:pPr>
       <w:r>
-        <w:lastRenderedPageBreak/>
         <w:t>Submission Checklist</w:t>
       </w:r>
     </w:p>
@@ -9230,8 +12909,8 @@
       </w:r>
     </w:p>
     <w:sectPr>
-      <w:headerReference w:type="default" r:id="rId10"/>
-      <w:footerReference w:type="default" r:id="rId11"/>
+      <w:headerReference w:type="default" r:id="rId12"/>
+      <w:footerReference w:type="default" r:id="rId13"/>
       <w:pgSz w:w="12240" w:h="15840"/>
       <w:pgMar w:top="1440" w:right="1440" w:bottom="1440" w:left="1440" w:header="708" w:footer="708" w:gutter="0"/>
       <w:cols w:space="720"/>
@@ -10138,6 +13817,30 @@
       <w:szCs w:val="20"/>
     </w:rPr>
   </w:style>
+  <w:style w:type="character" w:styleId="UnresolvedMention">
+    <w:name w:val="Unresolved Mention"/>
+    <w:basedOn w:val="DefaultParagraphFont"/>
+    <w:uiPriority w:val="99"/>
+    <w:semiHidden/>
+    <w:unhideWhenUsed/>
+    <w:rsid w:val="00D74903"/>
+    <w:rPr>
+      <w:color w:val="605E5C"/>
+      <w:shd w:val="clear" w:color="auto" w:fill="E1DFDD"/>
+    </w:rPr>
+  </w:style>
+  <w:style w:type="character" w:styleId="FollowedHyperlink">
+    <w:name w:val="FollowedHyperlink"/>
+    <w:basedOn w:val="DefaultParagraphFont"/>
+    <w:uiPriority w:val="99"/>
+    <w:semiHidden/>
+    <w:unhideWhenUsed/>
+    <w:rsid w:val="00D74903"/>
+    <w:rPr>
+      <w:color w:val="954F72" w:themeColor="followedHyperlink"/>
+      <w:u w:val="single"/>
+    </w:rPr>
+  </w:style>
 </w:styles>
 </file>
 
@@ -10437,12 +14140,11 @@
 </file>
 
 <file path=customXml/item1.xml><?xml version="1.0" encoding="utf-8"?>
-<?mso-contentType ?>
-<FormTemplates xmlns="http://schemas.microsoft.com/sharepoint/v3/contenttype/forms">
-  <Display>DocumentLibraryForm</Display>
-  <Edit>DocumentLibraryForm</Edit>
-  <New>DocumentLibraryForm</New>
-</FormTemplates>
+<p:properties xmlns:p="http://schemas.microsoft.com/office/2006/metadata/properties" xmlns:xsi="http://www.w3.org/2001/XMLSchema-instance" xmlns:pc="http://schemas.microsoft.com/office/infopath/2007/PartnerControls">
+  <documentManagement>
+    <ReferenceId xmlns="8f5baf10-a19f-4f39-9042-e2bce2e8da07" xsi:nil="true"/>
+  </documentManagement>
+</p:properties>
 </file>
 
 <file path=customXml/item2.xml><?xml version="1.0" encoding="utf-8"?>
@@ -10614,17 +14316,20 @@
 </file>
 
 <file path=customXml/item3.xml><?xml version="1.0" encoding="utf-8"?>
-<p:properties xmlns:p="http://schemas.microsoft.com/office/2006/metadata/properties" xmlns:xsi="http://www.w3.org/2001/XMLSchema-instance" xmlns:pc="http://schemas.microsoft.com/office/infopath/2007/PartnerControls">
-  <documentManagement>
-    <ReferenceId xmlns="8f5baf10-a19f-4f39-9042-e2bce2e8da07" xsi:nil="true"/>
-  </documentManagement>
-</p:properties>
+<?mso-contentType ?>
+<FormTemplates xmlns="http://schemas.microsoft.com/sharepoint/v3/contenttype/forms">
+  <Display>DocumentLibraryForm</Display>
+  <Edit>DocumentLibraryForm</Edit>
+  <New>DocumentLibraryForm</New>
+</FormTemplates>
 </file>
 
 <file path=customXml/itemProps1.xml><?xml version="1.0" encoding="utf-8"?>
-<ds:datastoreItem xmlns:ds="http://schemas.openxmlformats.org/officeDocument/2006/customXml" ds:itemID="{A297F129-23DC-43D2-BF42-9851DFEA523B}">
+<ds:datastoreItem xmlns:ds="http://schemas.openxmlformats.org/officeDocument/2006/customXml" ds:itemID="{80E5E855-6B04-42F8-A84A-6E75D5FF6C23}">
   <ds:schemaRefs>
-    <ds:schemaRef ds:uri="http://schemas.microsoft.com/sharepoint/v3/contenttype/forms"/>
+    <ds:schemaRef ds:uri="http://schemas.microsoft.com/office/2006/metadata/properties"/>
+    <ds:schemaRef ds:uri="http://schemas.microsoft.com/office/infopath/2007/PartnerControls"/>
+    <ds:schemaRef ds:uri="8f5baf10-a19f-4f39-9042-e2bce2e8da07"/>
   </ds:schemaRefs>
 </ds:datastoreItem>
 </file>
@@ -10648,11 +14353,9 @@
 </file>
 
 <file path=customXml/itemProps3.xml><?xml version="1.0" encoding="utf-8"?>
-<ds:datastoreItem xmlns:ds="http://schemas.openxmlformats.org/officeDocument/2006/customXml" ds:itemID="{80E5E855-6B04-42F8-A84A-6E75D5FF6C23}">
+<ds:datastoreItem xmlns:ds="http://schemas.openxmlformats.org/officeDocument/2006/customXml" ds:itemID="{A297F129-23DC-43D2-BF42-9851DFEA523B}">
   <ds:schemaRefs>
-    <ds:schemaRef ds:uri="http://schemas.microsoft.com/office/2006/metadata/properties"/>
-    <ds:schemaRef ds:uri="http://schemas.microsoft.com/office/infopath/2007/PartnerControls"/>
-    <ds:schemaRef ds:uri="8f5baf10-a19f-4f39-9042-e2bce2e8da07"/>
+    <ds:schemaRef ds:uri="http://schemas.microsoft.com/sharepoint/v3/contenttype/forms"/>
   </ds:schemaRefs>
 </ds:datastoreItem>
 </file>